--- a/게임 기획서.docx
+++ b/게임 기획서.docx
@@ -4045,67 +4045,6 @@
     <w:p>
       <w:pPr>
         <w:rPr>
-          <w:color w:val="275317" w:themeColor="accent6" w:themeShade="80"/>
-        </w:rPr>
-      </w:pPr>
-      <w:r>
-        <w:rPr>
-          <w:rFonts w:hint="eastAsia"/>
-          <w:b/>
-          <w:bCs/>
-          <w:color w:val="275317" w:themeColor="accent6" w:themeShade="80"/>
-        </w:rPr>
-        <w:t>+</w:t>
-      </w:r>
-      <w:r>
-        <w:rPr>
-          <w:rFonts w:hint="eastAsia"/>
-          <w:b/>
-          <w:bCs/>
-        </w:rPr>
-        <w:t xml:space="preserve"> </w:t>
-      </w:r>
-      <w:r>
-        <w:rPr>
-          <w:rFonts w:hint="eastAsia"/>
-          <w:color w:val="275317" w:themeColor="accent6" w:themeShade="80"/>
-        </w:rPr>
-        <w:t>전에 기획했던 한국 설화의 요괴들은 실제 몬스터로 등장할 수는 있으나 대부분 NPC로 빠질 가능성도 있음.</w:t>
-      </w:r>
-    </w:p>
-    <w:p>
-      <w:pPr>
-        <w:rPr>
-          <w:color w:val="275317" w:themeColor="accent6" w:themeShade="80"/>
-        </w:rPr>
-      </w:pPr>
-      <w:r>
-        <w:rPr>
-          <w:rFonts w:hint="eastAsia"/>
-          <w:color w:val="275317" w:themeColor="accent6" w:themeShade="80"/>
-        </w:rPr>
-        <w:t xml:space="preserve">+ 전에 기획했던 조선시대 </w:t>
-      </w:r>
-      <w:proofErr w:type="spellStart"/>
-      <w:r>
-        <w:rPr>
-          <w:rFonts w:hint="eastAsia"/>
-          <w:color w:val="275317" w:themeColor="accent6" w:themeShade="80"/>
-        </w:rPr>
-        <w:t>퇴마</w:t>
-      </w:r>
-      <w:proofErr w:type="spellEnd"/>
-      <w:r>
-        <w:rPr>
-          <w:rFonts w:hint="eastAsia"/>
-          <w:color w:val="275317" w:themeColor="accent6" w:themeShade="80"/>
-        </w:rPr>
-        <w:t xml:space="preserve"> 집단(판타지의 모험가 길드 느낌)이 계승되어 거슬러 올라가 현대에 와서 인터넷으로 커뮤니케이션하는 집단이 되었음. 물론 커뮤니티는 비밀스럽게 유지. </w:t>
-      </w:r>
-    </w:p>
-    <w:p>
-      <w:pPr>
-        <w:rPr>
           <w:b/>
           <w:bCs/>
         </w:rPr>
@@ -4122,61 +4061,129 @@
     <w:p>
       <w:pPr>
         <w:rPr>
-          <w:color w:val="275317" w:themeColor="accent6" w:themeShade="80"/>
-        </w:rPr>
-      </w:pPr>
-      <w:r>
-        <w:rPr>
-          <w:rFonts w:hint="eastAsia"/>
-          <w:color w:val="275317" w:themeColor="accent6" w:themeShade="80"/>
-        </w:rPr>
-        <w:t>+</w:t>
-      </w:r>
-      <w:r>
-        <w:rPr>
-          <w:rFonts w:hint="eastAsia"/>
-          <w:color w:val="275317" w:themeColor="accent6" w:themeShade="80"/>
-        </w:rPr>
-        <w:t xml:space="preserve"> 무당이라고 하긴 했는데, 사실 이쪽에는 관련 지식이 없어서, 현실 무당이라고 볼 수는 없음. 스토리에서도 언급할 건데, 자신들을 무당과는 다르다고 말하며, 무당이 어떤 </w:t>
-      </w:r>
-      <w:r>
-        <w:rPr>
-          <w:rFonts w:hint="eastAsia"/>
-          <w:color w:val="275317" w:themeColor="accent6" w:themeShade="80"/>
+          <w:rFonts w:hint="eastAsia"/>
+          <w:b/>
+          <w:bCs/>
+        </w:rPr>
+      </w:pPr>
+      <w:r>
+        <w:rPr>
+          <w:rFonts w:hint="eastAsia"/>
+          <w:b/>
+          <w:bCs/>
+        </w:rPr>
+        <w:t>귀신의 한을 풀어주는 집단</w:t>
+      </w:r>
+      <w:r>
+        <w:rPr>
+          <w:b/>
+          <w:bCs/>
+        </w:rPr>
+        <w:br/>
+      </w:r>
+      <w:r>
+        <w:rPr>
+          <w:rFonts w:hint="eastAsia"/>
+          <w:b/>
+          <w:bCs/>
+        </w:rPr>
+        <w:t>귀신의 혼을 먹는 집단</w:t>
+      </w:r>
+      <w:r>
+        <w:rPr>
+          <w:b/>
+          <w:bCs/>
+        </w:rPr>
+        <w:br/>
+      </w:r>
+      <w:r>
+        <w:rPr>
+          <w:rFonts w:hint="eastAsia"/>
+          <w:b/>
+          <w:bCs/>
+        </w:rPr>
+        <w:t>그것을 막기 위해 존재하는 사법기관 등</w:t>
+      </w:r>
+      <w:r>
+        <w:rPr>
+          <w:b/>
+          <w:bCs/>
+        </w:rPr>
+        <w:br/>
+      </w:r>
+      <w:r>
+        <w:rPr>
+          <w:rFonts w:hint="eastAsia"/>
+          <w:b/>
+          <w:bCs/>
+        </w:rPr>
+        <w:t>여러 세력들의 공방이 존재하는 세계관에서</w:t>
+      </w:r>
+      <w:r>
+        <w:rPr>
+          <w:b/>
+          <w:bCs/>
+        </w:rPr>
+        <w:br/>
+      </w:r>
+      <w:r>
+        <w:rPr>
+          <w:rFonts w:hint="eastAsia"/>
+          <w:b/>
+          <w:bCs/>
+        </w:rPr>
+        <w:t xml:space="preserve">귀신이 보이면 </w:t>
+      </w:r>
+      <w:proofErr w:type="gramStart"/>
+      <w:r>
+        <w:rPr>
+          <w:rFonts w:hint="eastAsia"/>
+          <w:b/>
+          <w:bCs/>
+        </w:rPr>
+        <w:t>안되지만</w:t>
+      </w:r>
+      <w:proofErr w:type="gramEnd"/>
+      <w:r>
+        <w:rPr>
+          <w:rFonts w:hint="eastAsia"/>
+          <w:b/>
+          <w:bCs/>
+        </w:rPr>
+        <w:t xml:space="preserve"> 보이는 남자와 귀신이 보여야 하지만 보이지 않는 여자의 이야기</w:t>
+      </w:r>
+      <w:r>
+        <w:rPr>
+          <w:b/>
+          <w:bCs/>
+        </w:rPr>
+        <w:br/>
+      </w:r>
+      <w:r>
+        <w:rPr>
+          <w:rFonts w:hint="eastAsia"/>
+          <w:b/>
+          <w:bCs/>
+        </w:rPr>
+        <w:t>(자세한 내용은 세계관/스토리 항목 참고)</w:t>
+      </w:r>
+    </w:p>
+    <w:p>
+      <w:pPr>
+        <w:pStyle w:val="3"/>
+        <w:rPr>
+          <w:b/>
+          <w:bCs/>
+        </w:rPr>
+      </w:pPr>
+      <w:bookmarkStart w:id="9" w:name="_Toc238982949"/>
+      <w:r>
+        <w:rPr>
+          <w:rFonts w:hint="eastAsia"/>
+          <w:b/>
+          <w:bCs/>
         </w:rPr>
         <w:lastRenderedPageBreak/>
-        <w:t>일을 하는 지 자신들도 모르며, 비슷한 일을 할 수 있지만 자신들은 초자연적인 현상을 믿지 않으며, 과학적인 해석을 목표로 하며, 이것을 조선 시대 때부터 해왔던 자신들의 의무(한을 풀어주고, 이승에서 떠나게 함.)라고 생각하고 있음.</w:t>
-      </w:r>
-    </w:p>
-    <w:p>
-      <w:pPr>
-        <w:rPr>
-          <w:color w:val="275317" w:themeColor="accent6" w:themeShade="80"/>
-        </w:rPr>
-      </w:pPr>
-      <w:r>
-        <w:rPr>
-          <w:rFonts w:hint="eastAsia"/>
-          <w:color w:val="275317" w:themeColor="accent6" w:themeShade="80"/>
-        </w:rPr>
-        <w:t>아무튼 무당 느낌으로 가져가나 무당은 아님. 이들을 정의할 고유명사를 정해보면 좋을 듯?</w:t>
-      </w:r>
-    </w:p>
-    <w:p>
-      <w:pPr>
-        <w:pStyle w:val="3"/>
-        <w:rPr>
-          <w:b/>
-          <w:bCs/>
-        </w:rPr>
-      </w:pPr>
-      <w:bookmarkStart w:id="9" w:name="_Toc238982949"/>
-      <w:r>
-        <w:rPr>
-          <w:rFonts w:hint="eastAsia"/>
-          <w:b/>
-          <w:bCs/>
-        </w:rPr>
         <w:t xml:space="preserve">게임의 </w:t>
       </w:r>
       <w:proofErr w:type="spellStart"/>
@@ -4879,7 +4886,7 @@
           <w:noProof/>
         </w:rPr>
         <w:drawing>
-          <wp:inline distT="0" distB="0" distL="0" distR="0" wp14:anchorId="54218B76" wp14:editId="77C67586">
+          <wp:inline distT="0" distB="0" distL="0" distR="0" wp14:anchorId="54218B76" wp14:editId="06F26114">
             <wp:extent cx="4724516" cy="2657475"/>
             <wp:effectExtent l="0" t="0" r="0" b="0"/>
             <wp:docPr id="439570909" name="그림 11" descr="파스모포비아 Phasmophobia】 EMF측정기 완벽한 사용방법!! : 네이버 블로그"/>
@@ -7746,6 +7753,11 @@
     <w:p/>
     <w:p>
       <w:pPr>
+        <w:pStyle w:val="a6"/>
+        <w:numPr>
+          <w:ilvl w:val="0"/>
+          <w:numId w:val="9"/>
+        </w:numPr>
         <w:rPr>
           <w:b/>
           <w:bCs/>
@@ -7795,6 +7807,13 @@
       </w:r>
     </w:p>
     <w:p>
+      <w:pPr>
+        <w:pStyle w:val="a6"/>
+        <w:numPr>
+          <w:ilvl w:val="1"/>
+          <w:numId w:val="9"/>
+        </w:numPr>
+      </w:pPr>
       <w:r>
         <w:rPr>
           <w:rFonts w:hint="eastAsia"/>
@@ -7844,6 +7863,13 @@
       </w:r>
     </w:p>
     <w:p>
+      <w:pPr>
+        <w:pStyle w:val="a6"/>
+        <w:numPr>
+          <w:ilvl w:val="1"/>
+          <w:numId w:val="9"/>
+        </w:numPr>
+      </w:pPr>
       <w:r>
         <w:rPr>
           <w:rFonts w:hint="eastAsia"/>
@@ -7885,6 +7911,13 @@
       </w:r>
     </w:p>
     <w:p>
+      <w:pPr>
+        <w:pStyle w:val="a6"/>
+        <w:numPr>
+          <w:ilvl w:val="1"/>
+          <w:numId w:val="9"/>
+        </w:numPr>
+      </w:pPr>
       <w:r>
         <w:rPr>
           <w:rFonts w:hint="eastAsia"/>
@@ -7926,6 +7959,13 @@
       </w:r>
     </w:p>
     <w:p>
+      <w:pPr>
+        <w:pStyle w:val="a6"/>
+        <w:numPr>
+          <w:ilvl w:val="1"/>
+          <w:numId w:val="9"/>
+        </w:numPr>
+      </w:pPr>
       <w:r>
         <w:rPr>
           <w:rFonts w:hint="eastAsia"/>
@@ -7961,45 +8001,267 @@
       </w:r>
       <w:proofErr w:type="spellStart"/>
       <w:r>
+        <w:t>현장팀</w:t>
+      </w:r>
+      <w:proofErr w:type="spellEnd"/>
+      <w:r>
+        <w:t xml:space="preserve"> 구성</w:t>
+      </w:r>
+      <w:r>
+        <w:br/>
+      </w:r>
+      <w:proofErr w:type="spellStart"/>
+      <w:r>
+        <w:t>현장팀</w:t>
+      </w:r>
+      <w:proofErr w:type="spellEnd"/>
+      <w:r>
+        <w:t xml:space="preserve"> 지원</w:t>
+      </w:r>
+    </w:p>
+    <w:p>
+      <w:pPr>
+        <w:pStyle w:val="a6"/>
+        <w:numPr>
+          <w:ilvl w:val="0"/>
+          <w:numId w:val="9"/>
+        </w:numPr>
+        <w:rPr>
+          <w:b/>
+          <w:bCs/>
+        </w:rPr>
+      </w:pPr>
+      <w:r>
+        <w:rPr>
+          <w:rFonts w:hint="eastAsia"/>
+          <w:b/>
+          <w:bCs/>
+        </w:rPr>
         <w:lastRenderedPageBreak/>
-        <w:t>현장팀</w:t>
+        <w:t>외원</w:t>
+      </w:r>
+      <w:r>
+        <w:rPr>
+          <w:b/>
+          <w:bCs/>
+        </w:rPr>
+        <w:br/>
+      </w:r>
+      <w:r>
+        <w:rPr>
+          <w:rFonts w:hint="eastAsia"/>
+        </w:rPr>
+        <w:t xml:space="preserve">한마루의 </w:t>
+      </w:r>
+      <w:proofErr w:type="spellStart"/>
+      <w:r>
+        <w:rPr>
+          <w:rFonts w:hint="eastAsia"/>
+        </w:rPr>
+        <w:t>현장직</w:t>
       </w:r>
       <w:proofErr w:type="spellEnd"/>
       <w:r>
-        <w:t xml:space="preserve"> 구성</w:t>
-      </w:r>
-      <w:r>
         <w:br/>
       </w:r>
+      <w:r>
+        <w:rPr>
+          <w:rFonts w:hint="eastAsia"/>
+        </w:rPr>
+        <w:t>정식 직원이 아닌 등록된 전문가/계약직/프리랜서에 가깝다.</w:t>
+      </w:r>
+    </w:p>
+    <w:p>
+      <w:pPr>
+        <w:pStyle w:val="a6"/>
+        <w:numPr>
+          <w:ilvl w:val="1"/>
+          <w:numId w:val="9"/>
+        </w:numPr>
+        <w:rPr>
+          <w:b/>
+          <w:bCs/>
+        </w:rPr>
+      </w:pPr>
       <w:proofErr w:type="spellStart"/>
       <w:r>
-        <w:t>현장팀</w:t>
+        <w:rPr>
+          <w:rFonts w:hint="eastAsia"/>
+          <w:b/>
+          <w:bCs/>
+        </w:rPr>
+        <w:t>해원사</w:t>
       </w:r>
       <w:proofErr w:type="spellEnd"/>
       <w:r>
-        <w:t xml:space="preserve"> 지원</w:t>
-      </w:r>
-      <w:r>
+        <w:rPr>
+          <w:rFonts w:hint="eastAsia"/>
+          <w:b/>
+          <w:bCs/>
+        </w:rPr>
+        <w:t>(해결)</w:t>
+      </w:r>
+      <w:r>
+        <w:rPr>
+          <w:b/>
+          <w:bCs/>
+        </w:rPr>
         <w:br/>
       </w:r>
-    </w:p>
-    <w:p>
-      <w:pPr>
-        <w:rPr>
-          <w:b/>
-          <w:bCs/>
-        </w:rPr>
-      </w:pPr>
-      <w:r>
-        <w:rPr>
-          <w:rFonts w:hint="eastAsia"/>
-          <w:b/>
-          <w:bCs/>
+      <w:r>
+        <w:rPr>
+          <w:rFonts w:hint="eastAsia"/>
+        </w:rPr>
+        <w:t>귀신 위치 특정</w:t>
+      </w:r>
+      <w:r>
+        <w:br/>
+      </w:r>
+      <w:r>
+        <w:rPr>
+          <w:rFonts w:hint="eastAsia"/>
+        </w:rPr>
+        <w:t>한풀이</w:t>
+      </w:r>
+    </w:p>
+    <w:p>
+      <w:pPr>
+        <w:pStyle w:val="a6"/>
+        <w:numPr>
+          <w:ilvl w:val="1"/>
+          <w:numId w:val="9"/>
+        </w:numPr>
+        <w:rPr>
+          <w:rFonts w:hint="eastAsia"/>
+        </w:rPr>
+      </w:pPr>
+      <w:proofErr w:type="spellStart"/>
+      <w:r>
+        <w:rPr>
+          <w:rFonts w:hint="eastAsia"/>
+          <w:b/>
+          <w:bCs/>
+        </w:rPr>
+        <w:t>차사</w:t>
+      </w:r>
+      <w:proofErr w:type="spellEnd"/>
+      <w:r>
+        <w:rPr>
+          <w:rFonts w:hint="eastAsia"/>
+          <w:b/>
+          <w:bCs/>
+        </w:rPr>
+        <w:t>(처리)</w:t>
+      </w:r>
+      <w:r>
+        <w:rPr>
+          <w:b/>
+          <w:bCs/>
+        </w:rPr>
+        <w:br/>
+      </w:r>
+      <w:r>
+        <w:rPr>
+          <w:rFonts w:hint="eastAsia"/>
+        </w:rPr>
+        <w:t>혼을 거둠.</w:t>
+      </w:r>
+    </w:p>
+    <w:p>
+      <w:pPr>
+        <w:pStyle w:val="a6"/>
+        <w:numPr>
+          <w:ilvl w:val="0"/>
+          <w:numId w:val="9"/>
+        </w:numPr>
+        <w:rPr>
+          <w:rFonts w:hint="eastAsia"/>
+        </w:rPr>
+      </w:pPr>
+      <w:r>
+        <w:rPr>
+          <w:rFonts w:hint="eastAsia"/>
+          <w:b/>
+          <w:bCs/>
+        </w:rPr>
+        <w:t>한마루의 직책 및 보직</w:t>
+      </w:r>
+      <w:r>
+        <w:rPr>
+          <w:b/>
+          <w:bCs/>
+        </w:rPr>
+        <w:br/>
+      </w:r>
+      <w:proofErr w:type="spellStart"/>
+      <w:r>
+        <w:rPr>
+          <w:rFonts w:hint="eastAsia"/>
+        </w:rPr>
+        <w:t>한마루</w:t>
+      </w:r>
+      <w:proofErr w:type="spellEnd"/>
+      <w:r>
+        <w:rPr>
+          <w:rFonts w:hint="eastAsia"/>
+        </w:rPr>
+        <w:t xml:space="preserve"> </w:t>
+      </w:r>
+      <w:r>
+        <w:rPr>
+          <w:rFonts w:hint="eastAsia"/>
+        </w:rPr>
+        <w:t>최고권위자</w:t>
+      </w:r>
+      <w:r>
+        <w:rPr>
+          <w:rFonts w:hint="eastAsia"/>
+        </w:rPr>
+        <w:t xml:space="preserve"> (진사어사)</w:t>
+      </w:r>
+      <w:r>
+        <w:rPr>
+          <w:b/>
+          <w:bCs/>
+        </w:rPr>
+        <w:br/>
+      </w:r>
+      <w:proofErr w:type="spellStart"/>
+      <w:r>
+        <w:rPr>
+          <w:rFonts w:hint="eastAsia"/>
+        </w:rPr>
+        <w:t>내원</w:t>
+      </w:r>
+      <w:r>
+        <w:rPr>
+          <w:rFonts w:hint="eastAsia"/>
+        </w:rPr>
+        <w:t>주</w:t>
+      </w:r>
+      <w:proofErr w:type="spellEnd"/>
+      <w:r>
+        <w:rPr>
+          <w:rFonts w:hint="eastAsia"/>
+        </w:rPr>
+        <w:t xml:space="preserve">, </w:t>
+      </w:r>
+      <w:proofErr w:type="spellStart"/>
+      <w:r>
+        <w:rPr>
+          <w:rFonts w:hint="eastAsia"/>
         </w:rPr>
         <w:t>외원</w:t>
       </w:r>
       <w:r>
         <w:rPr>
+          <w:rFonts w:hint="eastAsia"/>
+        </w:rPr>
+        <w:t>주</w:t>
+      </w:r>
+      <w:proofErr w:type="spellEnd"/>
+      <w:r>
+        <w:rPr>
           <w:b/>
           <w:bCs/>
         </w:rPr>
@@ -8009,31 +8271,225 @@
         <w:rPr>
           <w:rFonts w:hint="eastAsia"/>
         </w:rPr>
-        <w:t xml:space="preserve">한마루의 </w:t>
+        <w:t xml:space="preserve">각 하위조직의 </w:t>
+      </w:r>
+      <w:r>
+        <w:rPr>
+          <w:rFonts w:hint="eastAsia"/>
+        </w:rPr>
+        <w:t>주(</w:t>
+      </w:r>
+      <w:r>
+        <w:t>主</w:t>
+      </w:r>
+      <w:r>
+        <w:rPr>
+          <w:rFonts w:hint="eastAsia"/>
+        </w:rPr>
+        <w:t xml:space="preserve">) </w:t>
+      </w:r>
+      <w:r>
+        <w:rPr>
+          <w:rFonts w:hint="eastAsia"/>
+        </w:rPr>
+        <w:t>6명</w:t>
+      </w:r>
+    </w:p>
+    <w:p>
+      <w:pPr>
+        <w:pStyle w:val="a6"/>
+        <w:numPr>
+          <w:ilvl w:val="0"/>
+          <w:numId w:val="9"/>
+        </w:numPr>
+        <w:rPr>
+          <w:b/>
+          <w:bCs/>
+        </w:rPr>
+      </w:pPr>
+      <w:r>
+        <w:rPr>
+          <w:rFonts w:hint="eastAsia"/>
+          <w:b/>
+          <w:bCs/>
+        </w:rPr>
+        <w:t>주(</w:t>
+      </w:r>
+      <w:r>
+        <w:rPr>
+          <w:b/>
+          <w:bCs/>
+        </w:rPr>
+        <w:t>主</w:t>
+      </w:r>
+      <w:r>
+        <w:rPr>
+          <w:rFonts w:hint="eastAsia"/>
+          <w:b/>
+          <w:bCs/>
+        </w:rPr>
+        <w:t>) 및 진사어사 선별 과정</w:t>
+      </w:r>
+      <w:r>
+        <w:rPr>
+          <w:b/>
+          <w:bCs/>
+        </w:rPr>
+        <w:br/>
+      </w:r>
+      <w:r>
+        <w:rPr>
+          <w:rFonts w:hint="eastAsia"/>
+        </w:rPr>
+        <w:t>진사어사가 후계 진사어사를 선별하고,</w:t>
+      </w:r>
+      <w:r>
+        <w:rPr>
+          <w:rFonts w:hint="eastAsia"/>
+        </w:rPr>
+        <w:t xml:space="preserve"> 후계 진사어사가 내원주와 외원주를 선별한다. 선별된 내원주와 외원주가 각각 맡은 하위조직 6명의 주를 뽑는다.</w:t>
+      </w:r>
+    </w:p>
+    <w:p>
+      <w:pPr>
+        <w:pStyle w:val="a6"/>
+        <w:numPr>
+          <w:ilvl w:val="0"/>
+          <w:numId w:val="9"/>
+        </w:numPr>
+        <w:rPr>
+          <w:b/>
+          <w:bCs/>
+        </w:rPr>
+      </w:pPr>
+      <w:r>
+        <w:rPr>
+          <w:rFonts w:hint="eastAsia"/>
+          <w:b/>
+          <w:bCs/>
+        </w:rPr>
+        <w:t>역대 진사어사</w:t>
+      </w:r>
+      <w:r>
+        <w:rPr>
+          <w:b/>
+          <w:bCs/>
+        </w:rPr>
+        <w:br/>
+      </w:r>
+      <w:r>
+        <w:rPr>
+          <w:rFonts w:hint="eastAsia"/>
+        </w:rPr>
+        <w:t>한마루가 결성된 것은 조선 시대 1400년대.</w:t>
+      </w:r>
+      <w:r>
+        <w:br/>
+      </w:r>
+      <w:r>
+        <w:rPr>
+          <w:rFonts w:hint="eastAsia"/>
+        </w:rPr>
+        <w:t>임기는 한 사람당 평균 10년정도 가진다.</w:t>
+      </w:r>
+      <w:r>
+        <w:br/>
+      </w:r>
+      <w:r>
+        <w:rPr>
+          <w:rFonts w:hint="eastAsia"/>
+        </w:rPr>
+        <w:t>게임 시점 기준 현재 63대 진사어사.</w:t>
+      </w:r>
+    </w:p>
+    <w:p>
+      <w:pPr>
+        <w:pStyle w:val="a6"/>
+        <w:numPr>
+          <w:ilvl w:val="0"/>
+          <w:numId w:val="9"/>
+        </w:numPr>
+        <w:rPr>
+          <w:b/>
+          <w:bCs/>
+        </w:rPr>
+      </w:pPr>
+      <w:r>
+        <w:rPr>
+          <w:rFonts w:hint="eastAsia"/>
+          <w:b/>
+          <w:bCs/>
+        </w:rPr>
+        <w:t>현장 임무 프로세스</w:t>
+      </w:r>
+      <w:r>
+        <w:rPr>
+          <w:rFonts w:hint="eastAsia"/>
+          <w:b/>
+          <w:bCs/>
+        </w:rPr>
+        <w:t>(+)</w:t>
+      </w:r>
+      <w:r>
+        <w:rPr>
+          <w:b/>
+          <w:bCs/>
+        </w:rPr>
+        <w:br/>
+      </w:r>
+      <w:r>
+        <w:rPr>
+          <w:rFonts w:hint="eastAsia"/>
+        </w:rPr>
+        <w:t>2인 1조가 기준이다. (</w:t>
       </w:r>
       <w:proofErr w:type="spellStart"/>
       <w:r>
         <w:rPr>
           <w:rFonts w:hint="eastAsia"/>
         </w:rPr>
-        <w:t>현장직</w:t>
+        <w:t>해원사</w:t>
       </w:r>
       <w:proofErr w:type="spellEnd"/>
       <w:r>
+        <w:rPr>
+          <w:rFonts w:hint="eastAsia"/>
+        </w:rPr>
+        <w:t xml:space="preserve"> 1명, </w:t>
+      </w:r>
+      <w:proofErr w:type="spellStart"/>
+      <w:r>
+        <w:rPr>
+          <w:rFonts w:hint="eastAsia"/>
+        </w:rPr>
+        <w:t>차사</w:t>
+      </w:r>
+      <w:proofErr w:type="spellEnd"/>
+      <w:r>
+        <w:rPr>
+          <w:rFonts w:hint="eastAsia"/>
+        </w:rPr>
+        <w:t xml:space="preserve"> 1명)</w:t>
+      </w:r>
+      <w:r>
         <w:br/>
       </w:r>
       <w:r>
         <w:rPr>
           <w:rFonts w:hint="eastAsia"/>
         </w:rPr>
-        <w:t>정식 직원이 아닌 등록된 전문가/계약직/프리랜서에 가깝다.</w:t>
-      </w:r>
-    </w:p>
-    <w:p>
-      <w:pPr>
-        <w:rPr>
-          <w:b/>
-          <w:bCs/>
+        <w:t>임무는 메시지를 통해 전달된다.</w:t>
+      </w:r>
+    </w:p>
+    <w:p>
+      <w:pPr>
+        <w:pStyle w:val="a6"/>
+        <w:numPr>
+          <w:ilvl w:val="0"/>
+          <w:numId w:val="9"/>
+        </w:numPr>
+        <w:rPr>
+          <w:rFonts w:hint="eastAsia"/>
         </w:rPr>
       </w:pPr>
       <w:proofErr w:type="spellStart"/>
@@ -8043,15 +8499,7 @@
           <w:b/>
           <w:bCs/>
         </w:rPr>
-        <w:t>해</w:t>
-      </w:r>
-      <w:r>
-        <w:rPr>
-          <w:rFonts w:hint="eastAsia"/>
-          <w:b/>
-          <w:bCs/>
-        </w:rPr>
-        <w:t>원사</w:t>
+        <w:t>십이간지</w:t>
       </w:r>
       <w:proofErr w:type="spellEnd"/>
       <w:r>
@@ -8060,7 +8508,7 @@
           <w:b/>
           <w:bCs/>
         </w:rPr>
-        <w:t>(해결)</w:t>
+        <w:t xml:space="preserve"> 가면의 의미</w:t>
       </w:r>
       <w:r>
         <w:rPr>
@@ -8073,7 +8521,7 @@
         <w:rPr>
           <w:rFonts w:hint="eastAsia"/>
         </w:rPr>
-        <w:t>귀신 위치 특정</w:t>
+        <w:t>한마루는 비밀스럽게 조직된 집단이다.</w:t>
       </w:r>
       <w:r>
         <w:br/>
@@ -8082,15 +8530,184 @@
         <w:rPr>
           <w:rFonts w:hint="eastAsia"/>
         </w:rPr>
-        <w:t>한풀이</w:t>
-      </w:r>
-    </w:p>
-    <w:p>
-      <w:pPr>
-        <w:rPr>
-          <w:rFonts w:hint="eastAsia"/>
-        </w:rPr>
-      </w:pPr>
+        <w:t>따라서 소속된 인물들은 서로 자신의 신원을 밝혀내거나 공개해서는 안 된다.</w:t>
+      </w:r>
+      <w:r>
+        <w:br/>
+      </w:r>
+      <w:r>
+        <w:rPr>
+          <w:rFonts w:hint="eastAsia"/>
+        </w:rPr>
+        <w:t>서로 만나야 할 경우에는 가면을 쓴다.</w:t>
+      </w:r>
+      <w:r>
+        <w:br/>
+      </w:r>
+      <w:r>
+        <w:rPr>
+          <w:rFonts w:hint="eastAsia"/>
+        </w:rPr>
+        <w:t>가면의 종류에 따라 한마루의 직책을 나타낸다.</w:t>
+      </w:r>
+    </w:p>
+    <w:p>
+      <w:pPr>
+        <w:pStyle w:val="a6"/>
+        <w:numPr>
+          <w:ilvl w:val="1"/>
+          <w:numId w:val="9"/>
+        </w:numPr>
+        <w:rPr>
+          <w:b/>
+          <w:bCs/>
+        </w:rPr>
+      </w:pPr>
+      <w:r>
+        <w:rPr>
+          <w:rFonts w:hint="eastAsia"/>
+          <w:b/>
+          <w:bCs/>
+        </w:rPr>
+        <w:t>쥐: 길잡이</w:t>
+      </w:r>
+    </w:p>
+    <w:p>
+      <w:pPr>
+        <w:pStyle w:val="a6"/>
+        <w:numPr>
+          <w:ilvl w:val="1"/>
+          <w:numId w:val="9"/>
+        </w:numPr>
+        <w:rPr>
+          <w:b/>
+          <w:bCs/>
+        </w:rPr>
+      </w:pPr>
+      <w:r>
+        <w:rPr>
+          <w:rFonts w:hint="eastAsia"/>
+          <w:b/>
+          <w:bCs/>
+        </w:rPr>
+        <w:t>소</w:t>
+      </w:r>
+      <w:r>
+        <w:rPr>
+          <w:rFonts w:hint="eastAsia"/>
+          <w:b/>
+          <w:bCs/>
+        </w:rPr>
+        <w:t>: 눈</w:t>
+      </w:r>
+    </w:p>
+    <w:p>
+      <w:pPr>
+        <w:pStyle w:val="a6"/>
+        <w:numPr>
+          <w:ilvl w:val="1"/>
+          <w:numId w:val="9"/>
+        </w:numPr>
+        <w:rPr>
+          <w:b/>
+          <w:bCs/>
+        </w:rPr>
+      </w:pPr>
+      <w:r>
+        <w:rPr>
+          <w:rFonts w:hint="eastAsia"/>
+          <w:b/>
+          <w:bCs/>
+        </w:rPr>
+        <w:t>호랑이</w:t>
+      </w:r>
+      <w:r>
+        <w:rPr>
+          <w:rFonts w:hint="eastAsia"/>
+          <w:b/>
+          <w:bCs/>
+        </w:rPr>
+        <w:t>: 차사</w:t>
+      </w:r>
+    </w:p>
+    <w:p>
+      <w:pPr>
+        <w:pStyle w:val="a6"/>
+        <w:numPr>
+          <w:ilvl w:val="1"/>
+          <w:numId w:val="9"/>
+        </w:numPr>
+        <w:rPr>
+          <w:b/>
+          <w:bCs/>
+        </w:rPr>
+      </w:pPr>
+      <w:r>
+        <w:rPr>
+          <w:rFonts w:hint="eastAsia"/>
+          <w:b/>
+          <w:bCs/>
+        </w:rPr>
+        <w:t>토끼</w:t>
+      </w:r>
+      <w:r>
+        <w:rPr>
+          <w:rFonts w:hint="eastAsia"/>
+          <w:b/>
+          <w:bCs/>
+        </w:rPr>
+        <w:t>: 해원사</w:t>
+      </w:r>
+    </w:p>
+    <w:p>
+      <w:pPr>
+        <w:pStyle w:val="a6"/>
+        <w:numPr>
+          <w:ilvl w:val="1"/>
+          <w:numId w:val="9"/>
+        </w:numPr>
+        <w:rPr>
+          <w:b/>
+          <w:bCs/>
+        </w:rPr>
+      </w:pPr>
+      <w:r>
+        <w:rPr>
+          <w:rFonts w:hint="eastAsia"/>
+          <w:b/>
+          <w:bCs/>
+        </w:rPr>
+        <w:t xml:space="preserve">용: </w:t>
+      </w:r>
+      <w:r>
+        <w:rPr>
+          <w:rFonts w:hint="eastAsia"/>
+          <w:b/>
+          <w:bCs/>
+        </w:rPr>
+        <w:t>진사어사(최고 권위자)</w:t>
+      </w:r>
+    </w:p>
+    <w:p>
+      <w:pPr>
+        <w:pStyle w:val="a6"/>
+        <w:numPr>
+          <w:ilvl w:val="1"/>
+          <w:numId w:val="9"/>
+        </w:numPr>
+        <w:rPr>
+          <w:b/>
+          <w:bCs/>
+        </w:rPr>
+      </w:pPr>
+      <w:r>
+        <w:rPr>
+          <w:rFonts w:hint="eastAsia"/>
+          <w:b/>
+          <w:bCs/>
+        </w:rPr>
+        <w:t xml:space="preserve">뱀: </w:t>
+      </w:r>
       <w:proofErr w:type="spellStart"/>
       <w:r>
         <w:rPr>
@@ -8098,7 +8715,7 @@
           <w:b/>
           <w:bCs/>
         </w:rPr>
-        <w:t>차사</w:t>
+        <w:t>한마루</w:t>
       </w:r>
       <w:proofErr w:type="spellEnd"/>
       <w:r>
@@ -8107,66 +8724,115 @@
           <w:b/>
           <w:bCs/>
         </w:rPr>
-        <w:t>(처리)</w:t>
-      </w:r>
-      <w:r>
-        <w:rPr>
-          <w:b/>
-          <w:bCs/>
-        </w:rPr>
-        <w:br/>
-      </w:r>
-      <w:r>
-        <w:rPr>
-          <w:rFonts w:hint="eastAsia"/>
-        </w:rPr>
-        <w:t>혼을 거둠.</w:t>
-      </w:r>
-    </w:p>
-    <w:p>
-      <w:pPr>
-        <w:rPr>
-          <w:b/>
-          <w:bCs/>
-        </w:rPr>
-      </w:pPr>
-    </w:p>
-    <w:p>
-      <w:r>
-        <w:rPr>
-          <w:rFonts w:hint="eastAsia"/>
-          <w:b/>
-          <w:bCs/>
-        </w:rPr>
-        <w:t xml:space="preserve">한마루의 </w:t>
-      </w:r>
-      <w:r>
-        <w:rPr>
-          <w:rFonts w:hint="eastAsia"/>
-          <w:b/>
-          <w:bCs/>
-        </w:rPr>
-        <w:t>직책</w:t>
-      </w:r>
-      <w:r>
-        <w:rPr>
-          <w:rFonts w:hint="eastAsia"/>
-          <w:b/>
-          <w:bCs/>
-        </w:rPr>
-        <w:t xml:space="preserve"> 및 보직</w:t>
-      </w:r>
-      <w:r>
-        <w:rPr>
-          <w:b/>
-          <w:bCs/>
-        </w:rPr>
-        <w:br/>
+        <w:t xml:space="preserve"> 원</w:t>
+      </w:r>
+      <w:r>
+        <w:rPr>
+          <w:rFonts w:hint="eastAsia"/>
+          <w:b/>
+          <w:bCs/>
+        </w:rPr>
+        <w:t>주</w:t>
+      </w:r>
+    </w:p>
+    <w:p>
+      <w:pPr>
+        <w:pStyle w:val="a6"/>
+        <w:numPr>
+          <w:ilvl w:val="1"/>
+          <w:numId w:val="9"/>
+        </w:numPr>
+        <w:rPr>
+          <w:b/>
+          <w:bCs/>
+        </w:rPr>
+      </w:pPr>
+      <w:r>
+        <w:rPr>
+          <w:rFonts w:hint="eastAsia"/>
+          <w:b/>
+          <w:bCs/>
+        </w:rPr>
+        <w:t>말</w:t>
+      </w:r>
+      <w:r>
+        <w:rPr>
+          <w:rFonts w:hint="eastAsia"/>
+          <w:b/>
+          <w:bCs/>
+        </w:rPr>
+        <w:t xml:space="preserve">: </w:t>
       </w:r>
       <w:proofErr w:type="spellStart"/>
       <w:r>
         <w:rPr>
           <w:rFonts w:hint="eastAsia"/>
+          <w:b/>
+          <w:bCs/>
+        </w:rPr>
+        <w:t>특임</w:t>
+      </w:r>
+      <w:r>
+        <w:rPr>
+          <w:rFonts w:hint="eastAsia"/>
+          <w:b/>
+          <w:bCs/>
+        </w:rPr>
+        <w:t>대</w:t>
+      </w:r>
+      <w:proofErr w:type="spellEnd"/>
+      <w:r>
+        <w:rPr>
+          <w:rFonts w:hint="eastAsia"/>
+          <w:b/>
+          <w:bCs/>
+        </w:rPr>
+        <w:t>(령 제압, VIP 경호, 구조 등 진사어사 직속 부대)</w:t>
+      </w:r>
+    </w:p>
+    <w:p>
+      <w:pPr>
+        <w:pStyle w:val="a6"/>
+        <w:numPr>
+          <w:ilvl w:val="1"/>
+          <w:numId w:val="9"/>
+        </w:numPr>
+        <w:rPr>
+          <w:b/>
+          <w:bCs/>
+        </w:rPr>
+      </w:pPr>
+      <w:r>
+        <w:rPr>
+          <w:rFonts w:hint="eastAsia"/>
+          <w:b/>
+          <w:bCs/>
+        </w:rPr>
+        <w:lastRenderedPageBreak/>
+        <w:t>양</w:t>
+      </w:r>
+      <w:r>
+        <w:rPr>
+          <w:rFonts w:hint="eastAsia"/>
+          <w:b/>
+          <w:bCs/>
+        </w:rPr>
+        <w:t>: 외부인</w:t>
+      </w:r>
+      <w:r>
+        <w:rPr>
+          <w:rFonts w:hint="eastAsia"/>
+          <w:b/>
+          <w:bCs/>
+        </w:rPr>
+        <w:t xml:space="preserve">(한마루에 대해서 알고 있으며, 교류가 있는 인물이지만 </w:t>
+      </w:r>
+      <w:proofErr w:type="spellStart"/>
+      <w:r>
+        <w:rPr>
+          <w:rFonts w:hint="eastAsia"/>
+          <w:b/>
+          <w:bCs/>
         </w:rPr>
         <w:t>한마루</w:t>
       </w:r>
@@ -8174,389 +8840,163 @@
       <w:r>
         <w:rPr>
           <w:rFonts w:hint="eastAsia"/>
+          <w:b/>
+          <w:bCs/>
+        </w:rPr>
+        <w:t xml:space="preserve"> 소속이 아님.)</w:t>
+      </w:r>
+    </w:p>
+    <w:p>
+      <w:pPr>
+        <w:pStyle w:val="a6"/>
+        <w:numPr>
+          <w:ilvl w:val="1"/>
+          <w:numId w:val="9"/>
+        </w:numPr>
+        <w:rPr>
+          <w:b/>
+          <w:bCs/>
+        </w:rPr>
+      </w:pPr>
+      <w:r>
+        <w:rPr>
+          <w:rFonts w:hint="eastAsia"/>
+          <w:b/>
+          <w:bCs/>
+        </w:rPr>
+        <w:t>원숭이: 모사</w:t>
+      </w:r>
+    </w:p>
+    <w:p>
+      <w:pPr>
+        <w:pStyle w:val="a6"/>
+        <w:numPr>
+          <w:ilvl w:val="1"/>
+          <w:numId w:val="9"/>
+        </w:numPr>
+        <w:rPr>
+          <w:b/>
+          <w:bCs/>
+        </w:rPr>
+      </w:pPr>
+      <w:r>
+        <w:rPr>
+          <w:rFonts w:hint="eastAsia"/>
+          <w:b/>
+          <w:bCs/>
+        </w:rPr>
+        <w:t>닭: 창고</w:t>
+      </w:r>
+    </w:p>
+    <w:p>
+      <w:pPr>
+        <w:pStyle w:val="a6"/>
+        <w:numPr>
+          <w:ilvl w:val="1"/>
+          <w:numId w:val="9"/>
+        </w:numPr>
+        <w:rPr>
+          <w:b/>
+          <w:bCs/>
+        </w:rPr>
+      </w:pPr>
+      <w:r>
+        <w:rPr>
+          <w:rFonts w:hint="eastAsia"/>
+          <w:b/>
+          <w:bCs/>
+        </w:rPr>
+        <w:t>개</w:t>
+      </w:r>
+      <w:r>
+        <w:rPr>
+          <w:rFonts w:hint="eastAsia"/>
+          <w:b/>
+          <w:bCs/>
+        </w:rPr>
+        <w:t xml:space="preserve">: </w:t>
+      </w:r>
+      <w:proofErr w:type="spellStart"/>
+      <w:r>
+        <w:rPr>
+          <w:rFonts w:hint="eastAsia"/>
+          <w:b/>
+          <w:bCs/>
+        </w:rPr>
+        <w:t>한마루</w:t>
+      </w:r>
+      <w:proofErr w:type="spellEnd"/>
+      <w:r>
+        <w:rPr>
+          <w:rFonts w:hint="eastAsia"/>
+          <w:b/>
+          <w:bCs/>
         </w:rPr>
         <w:t xml:space="preserve"> </w:t>
       </w:r>
       <w:r>
         <w:rPr>
           <w:rFonts w:hint="eastAsia"/>
-        </w:rPr>
-        <w:t>최고권위자</w:t>
-      </w:r>
-      <w:r>
-        <w:rPr>
-          <w:rFonts w:hint="eastAsia"/>
-        </w:rPr>
-        <w:t xml:space="preserve"> (진사어사)</w:t>
-      </w:r>
-      <w:r>
-        <w:rPr>
-          <w:b/>
-          <w:bCs/>
-        </w:rPr>
-        <w:br/>
+          <w:b/>
+          <w:bCs/>
+        </w:rPr>
+        <w:t>6개 주</w:t>
+      </w:r>
+    </w:p>
+    <w:p>
+      <w:pPr>
+        <w:pStyle w:val="a6"/>
+        <w:numPr>
+          <w:ilvl w:val="1"/>
+          <w:numId w:val="9"/>
+        </w:numPr>
+        <w:rPr>
+          <w:b/>
+          <w:bCs/>
+        </w:rPr>
+      </w:pPr>
+      <w:r>
+        <w:rPr>
+          <w:rFonts w:hint="eastAsia"/>
+          <w:b/>
+          <w:bCs/>
+        </w:rPr>
+        <w:t>돼지</w:t>
+      </w:r>
+      <w:r>
+        <w:rPr>
+          <w:rFonts w:hint="eastAsia"/>
+          <w:b/>
+          <w:bCs/>
+        </w:rPr>
+        <w:t xml:space="preserve">: </w:t>
       </w:r>
       <w:proofErr w:type="spellStart"/>
       <w:r>
         <w:rPr>
           <w:rFonts w:hint="eastAsia"/>
-        </w:rPr>
-        <w:t>내원</w:t>
-      </w:r>
-      <w:r>
-        <w:rPr>
-          <w:rFonts w:hint="eastAsia"/>
-        </w:rPr>
-        <w:t>주</w:t>
+          <w:b/>
+          <w:bCs/>
+        </w:rPr>
+        <w:t>한마루</w:t>
       </w:r>
       <w:proofErr w:type="spellEnd"/>
       <w:r>
         <w:rPr>
           <w:rFonts w:hint="eastAsia"/>
-        </w:rPr>
-        <w:t xml:space="preserve">, </w:t>
-      </w:r>
-      <w:proofErr w:type="spellStart"/>
-      <w:r>
-        <w:rPr>
-          <w:rFonts w:hint="eastAsia"/>
-        </w:rPr>
-        <w:t>외원</w:t>
-      </w:r>
-      <w:r>
-        <w:rPr>
-          <w:rFonts w:hint="eastAsia"/>
-        </w:rPr>
-        <w:t>주</w:t>
-      </w:r>
-      <w:proofErr w:type="spellEnd"/>
-      <w:r>
-        <w:rPr>
-          <w:b/>
-          <w:bCs/>
-        </w:rPr>
-        <w:br/>
-      </w:r>
-      <w:r>
-        <w:rPr>
-          <w:rFonts w:hint="eastAsia"/>
-        </w:rPr>
-        <w:t xml:space="preserve">각 하위조직의 </w:t>
-      </w:r>
-      <w:r>
-        <w:rPr>
-          <w:rFonts w:hint="eastAsia"/>
-        </w:rPr>
-        <w:t>주(</w:t>
-      </w:r>
-      <w:r>
-        <w:t>主</w:t>
-      </w:r>
-      <w:r>
-        <w:rPr>
-          <w:rFonts w:hint="eastAsia"/>
-        </w:rPr>
-        <w:t xml:space="preserve">) </w:t>
-      </w:r>
-      <w:r>
-        <w:rPr>
-          <w:rFonts w:hint="eastAsia"/>
-        </w:rPr>
-        <w:t>6명</w:t>
-      </w:r>
-    </w:p>
-    <w:p>
-      <w:pPr>
-        <w:rPr>
-          <w:b/>
-          <w:bCs/>
-        </w:rPr>
-      </w:pPr>
-    </w:p>
-    <w:p>
-      <w:pPr>
-        <w:rPr>
-          <w:b/>
-          <w:bCs/>
-        </w:rPr>
-      </w:pPr>
-      <w:r>
-        <w:rPr>
-          <w:rFonts w:hint="eastAsia"/>
-          <w:b/>
-          <w:bCs/>
-        </w:rPr>
-        <w:t>주(</w:t>
-      </w:r>
-      <w:r>
-        <w:rPr>
-          <w:b/>
-          <w:bCs/>
-        </w:rPr>
-        <w:t>主</w:t>
-      </w:r>
-      <w:r>
-        <w:rPr>
-          <w:rFonts w:hint="eastAsia"/>
-          <w:b/>
-          <w:bCs/>
-        </w:rPr>
-        <w:t>)</w:t>
-      </w:r>
-      <w:r>
-        <w:rPr>
-          <w:rFonts w:hint="eastAsia"/>
-          <w:b/>
-          <w:bCs/>
-        </w:rPr>
-        <w:t xml:space="preserve"> 및 진사어사 선별 과정</w:t>
-      </w:r>
-    </w:p>
-    <w:p>
-      <w:pPr>
-        <w:rPr>
-          <w:rFonts w:hint="eastAsia"/>
-        </w:rPr>
-      </w:pPr>
-      <w:r>
-        <w:rPr>
-          <w:rFonts w:hint="eastAsia"/>
-        </w:rPr>
-        <w:t>진사어사가 후계 진사어사를 선별하고,</w:t>
-      </w:r>
-      <w:r>
-        <w:rPr>
-          <w:rFonts w:hint="eastAsia"/>
-        </w:rPr>
-        <w:t xml:space="preserve"> 후계 진사어사가 내원주와 외원주를 선별한다. 선별된 내원주와 외원주가 각각 맡은 하위조직 6명의 주를 뽑는다.</w:t>
-      </w:r>
-    </w:p>
-    <w:p>
-      <w:pPr>
-        <w:rPr>
-          <w:rFonts w:hint="eastAsia"/>
-          <w:b/>
-          <w:bCs/>
-        </w:rPr>
-      </w:pPr>
-      <w:r>
-        <w:rPr>
-          <w:rFonts w:hint="eastAsia"/>
-          <w:b/>
-          <w:bCs/>
-        </w:rPr>
-        <w:t xml:space="preserve">역대 </w:t>
-      </w:r>
-      <w:r>
-        <w:rPr>
-          <w:rFonts w:hint="eastAsia"/>
-          <w:b/>
-          <w:bCs/>
-        </w:rPr>
-        <w:t>진사어사</w:t>
-      </w:r>
-    </w:p>
-    <w:p>
-      <w:pPr>
-        <w:rPr>
-          <w:rFonts w:hint="eastAsia"/>
-        </w:rPr>
-      </w:pPr>
-      <w:r>
-        <w:rPr>
-          <w:rFonts w:hint="eastAsia"/>
-        </w:rPr>
-        <w:t>한마루가 결성된 것은 조선 시대 1400년대.</w:t>
-      </w:r>
-      <w:r>
-        <w:br/>
-      </w:r>
-      <w:r>
-        <w:rPr>
-          <w:rFonts w:hint="eastAsia"/>
-        </w:rPr>
-        <w:t>임기는 한 사람당 평균 10년정도 가진다.</w:t>
-      </w:r>
-      <w:r>
-        <w:br/>
-      </w:r>
-      <w:r>
-        <w:rPr>
-          <w:rFonts w:hint="eastAsia"/>
-        </w:rPr>
-        <w:t>게임 시점 기준 현재 63대 진사어사.</w:t>
-      </w:r>
-    </w:p>
-    <w:p>
-      <w:pPr>
-        <w:rPr>
-          <w:rFonts w:hint="eastAsia"/>
-          <w:b/>
-          <w:bCs/>
-        </w:rPr>
-      </w:pPr>
-      <w:r>
-        <w:rPr>
-          <w:rFonts w:hint="eastAsia"/>
-          <w:b/>
-          <w:bCs/>
-        </w:rPr>
-        <w:t>현장 임무 프로세스</w:t>
-      </w:r>
-      <w:r>
-        <w:rPr>
-          <w:rFonts w:hint="eastAsia"/>
-          <w:b/>
-          <w:bCs/>
-        </w:rPr>
-        <w:t>(+)</w:t>
-      </w:r>
-    </w:p>
-    <w:p>
-      <w:pPr>
-        <w:rPr>
-          <w:rFonts w:hint="eastAsia"/>
-        </w:rPr>
-      </w:pPr>
-      <w:r>
-        <w:rPr>
-          <w:rFonts w:hint="eastAsia"/>
-        </w:rPr>
-        <w:t>2인 1조가 기준이다. (</w:t>
-      </w:r>
-      <w:proofErr w:type="spellStart"/>
-      <w:r>
-        <w:rPr>
-          <w:rFonts w:hint="eastAsia"/>
-        </w:rPr>
-        <w:t>해원사</w:t>
-      </w:r>
-      <w:proofErr w:type="spellEnd"/>
-      <w:r>
-        <w:rPr>
-          <w:rFonts w:hint="eastAsia"/>
-        </w:rPr>
-        <w:t xml:space="preserve"> 1명, </w:t>
-      </w:r>
-      <w:proofErr w:type="spellStart"/>
-      <w:r>
-        <w:rPr>
-          <w:rFonts w:hint="eastAsia"/>
-        </w:rPr>
-        <w:t>차사</w:t>
-      </w:r>
-      <w:proofErr w:type="spellEnd"/>
-      <w:r>
-        <w:rPr>
-          <w:rFonts w:hint="eastAsia"/>
-        </w:rPr>
-        <w:t xml:space="preserve"> 1명)</w:t>
-      </w:r>
-      <w:r>
-        <w:br/>
-      </w:r>
-      <w:r>
-        <w:rPr>
-          <w:rFonts w:hint="eastAsia"/>
-        </w:rPr>
-        <w:t>임무는 메시지를 통해 전달된다.</w:t>
-      </w:r>
-    </w:p>
-    <w:p>
-      <w:pPr>
-        <w:rPr>
-          <w:b/>
-          <w:bCs/>
-        </w:rPr>
-      </w:pPr>
-      <w:r>
-        <w:rPr>
-          <w:rFonts w:hint="eastAsia"/>
-          <w:b/>
-          <w:bCs/>
-        </w:rPr>
-        <w:t>별칭이 있는 인물들</w:t>
-      </w:r>
-    </w:p>
-    <w:p>
-      <w:pPr>
-        <w:rPr>
-          <w:rFonts w:hint="eastAsia"/>
-        </w:rPr>
-      </w:pPr>
-      <w:proofErr w:type="spellStart"/>
-      <w:r>
-        <w:rPr>
-          <w:rFonts w:hint="eastAsia"/>
-        </w:rPr>
-        <w:lastRenderedPageBreak/>
-        <w:t>눈토끼</w:t>
-      </w:r>
-      <w:proofErr w:type="spellEnd"/>
-      <w:r>
-        <w:rPr>
-          <w:rFonts w:hint="eastAsia"/>
-        </w:rPr>
-        <w:t>: 이준혁의 여자친구로 차기 외원주로 유망 받던 해원사다.</w:t>
-      </w:r>
-    </w:p>
-    <w:p>
-      <w:pPr>
-        <w:rPr>
-          <w:rFonts w:hint="eastAsia"/>
-        </w:rPr>
-      </w:pPr>
-      <w:proofErr w:type="spellStart"/>
-      <w:r>
-        <w:rPr>
-          <w:rFonts w:hint="eastAsia"/>
-        </w:rPr>
-        <w:t>칠성잠룡</w:t>
-      </w:r>
-      <w:proofErr w:type="spellEnd"/>
-      <w:r>
-        <w:rPr>
-          <w:rFonts w:hint="eastAsia"/>
-        </w:rPr>
-        <w:t xml:space="preserve">: </w:t>
-      </w:r>
-      <w:proofErr w:type="spellStart"/>
-      <w:r>
-        <w:rPr>
-          <w:rFonts w:hint="eastAsia"/>
-        </w:rPr>
-        <w:t>한여울의</w:t>
-      </w:r>
-      <w:proofErr w:type="spellEnd"/>
-      <w:r>
-        <w:rPr>
-          <w:rFonts w:hint="eastAsia"/>
-        </w:rPr>
-        <w:t xml:space="preserve"> 스승님으로 62대 진사어사다. 잠들어 있기 때문에 세상이 유지되고 있다 라는 뜻으로 </w:t>
-      </w:r>
-      <w:proofErr w:type="spellStart"/>
-      <w:r>
-        <w:rPr>
-          <w:rFonts w:hint="eastAsia"/>
-        </w:rPr>
-        <w:t>칠성잠룡</w:t>
-      </w:r>
-      <w:proofErr w:type="spellEnd"/>
-      <w:r>
-        <w:rPr>
-          <w:rFonts w:hint="eastAsia"/>
-        </w:rPr>
-        <w:t>. 실제로 하나하나 각 행동마다 한마루에 막대한 영향력을 끼칠 수 있는 존재였다. 최초로 외원에서 뽑힌 진사어사다. 이전까지는 모두 내원에서 진사어사가 이어져왔다.</w:t>
-      </w:r>
-    </w:p>
-    <w:p>
-      <w:pPr>
-        <w:rPr>
-          <w:rFonts w:hint="eastAsia"/>
-          <w:b/>
-          <w:bCs/>
-        </w:rPr>
-      </w:pPr>
+          <w:b/>
+          <w:bCs/>
+        </w:rPr>
+        <w:t xml:space="preserve"> 대장장이</w:t>
+      </w:r>
+      <w:r>
+        <w:rPr>
+          <w:rFonts w:hint="eastAsia"/>
+          <w:b/>
+          <w:bCs/>
+        </w:rPr>
+        <w:t>(상점 주인)</w:t>
+      </w:r>
     </w:p>
     <w:p>
       <w:pPr>
@@ -8568,7 +9008,6 @@
           <w:szCs w:val="32"/>
         </w:rPr>
       </w:pPr>
-      <w:proofErr w:type="spellStart"/>
       <w:r>
         <w:rPr>
           <w:rFonts w:hint="eastAsia"/>
@@ -8578,18 +9017,17 @@
           <w:sz w:val="28"/>
           <w:szCs w:val="32"/>
         </w:rPr>
-        <w:t>십이</w:t>
-      </w:r>
-      <w:r>
-        <w:rPr>
-          <w:rFonts w:hint="eastAsia"/>
+        <w:t xml:space="preserve">령의 기운을 탐하는 자들 </w:t>
+      </w:r>
+      <w:r>
+        <w:rPr>
           <w:b/>
           <w:bCs/>
           <w:color w:val="156082" w:themeColor="accent1"/>
           <w:sz w:val="28"/>
           <w:szCs w:val="32"/>
         </w:rPr>
-        <w:t>간</w:t>
+        <w:t>‘</w:t>
       </w:r>
       <w:r>
         <w:rPr>
@@ -8600,36 +9038,54 @@
           <w:sz w:val="28"/>
           <w:szCs w:val="32"/>
         </w:rPr>
-        <w:t>지</w:t>
-      </w:r>
-      <w:proofErr w:type="spellEnd"/>
-      <w:r>
-        <w:rPr>
-          <w:rFonts w:hint="eastAsia"/>
+        <w:t>탐</w:t>
+      </w:r>
+      <w:r>
+        <w:rPr>
           <w:b/>
           <w:bCs/>
           <w:color w:val="156082" w:themeColor="accent1"/>
           <w:sz w:val="28"/>
           <w:szCs w:val="32"/>
         </w:rPr>
-        <w:t xml:space="preserve"> 가면의 의미</w:t>
-      </w:r>
-    </w:p>
-    <w:p>
-      <w:pPr>
-        <w:rPr>
-          <w:b/>
-          <w:bCs/>
-        </w:rPr>
-      </w:pPr>
-      <w:r>
-        <w:rPr>
-          <w:rFonts w:hint="eastAsia"/>
-          <w:b/>
-          <w:bCs/>
-        </w:rPr>
-        <w:t>한마루는 비밀스럽게 조직된 집단이다.</w:t>
-      </w:r>
+        <w:t>’</w:t>
+      </w:r>
+    </w:p>
+    <w:p>
+      <w:pPr>
+        <w:rPr>
+          <w:b/>
+          <w:bCs/>
+        </w:rPr>
+      </w:pPr>
+      <w:r>
+        <w:rPr>
+          <w:b/>
+          <w:bCs/>
+        </w:rPr>
+        <w:t>령의 혼을 먹어 자신의 힘으로 삼는 집단</w:t>
+      </w:r>
+    </w:p>
+    <w:p>
+      <w:pPr>
+        <w:pStyle w:val="a6"/>
+        <w:numPr>
+          <w:ilvl w:val="0"/>
+          <w:numId w:val="8"/>
+        </w:numPr>
+        <w:rPr>
+          <w:rFonts w:hint="eastAsia"/>
+        </w:rPr>
+      </w:pPr>
+      <w:proofErr w:type="spellStart"/>
+      <w:r>
+        <w:rPr>
+          <w:b/>
+          <w:bCs/>
+        </w:rPr>
+        <w:t>식혼</w:t>
+      </w:r>
+      <w:proofErr w:type="spellEnd"/>
       <w:r>
         <w:rPr>
           <w:b/>
@@ -8638,261 +9094,255 @@
         <w:br/>
       </w:r>
       <w:r>
-        <w:rPr>
-          <w:rFonts w:hint="eastAsia"/>
-          <w:b/>
-          <w:bCs/>
-        </w:rPr>
-        <w:t>따라서 소속된 인물들은 서로 자신의 신원을 밝혀내거나 공개해서는 안 된다.</w:t>
-      </w:r>
-      <w:r>
-        <w:rPr>
-          <w:b/>
-          <w:bCs/>
-        </w:rPr>
+        <w:t>령에게 존재하는 기운을 흡수하는 행위</w:t>
+      </w:r>
+      <w:r>
+        <w:rPr>
+          <w:rFonts w:hint="eastAsia"/>
+        </w:rPr>
+        <w:t>다</w:t>
+      </w:r>
+      <w:r>
+        <w:t>.</w:t>
+      </w:r>
+      <w:r>
         <w:br/>
       </w:r>
       <w:r>
-        <w:rPr>
-          <w:rFonts w:hint="eastAsia"/>
-          <w:b/>
-          <w:bCs/>
-        </w:rPr>
-        <w:t>서로 만나야 할 경우에는 가면을 쓴다.</w:t>
-      </w:r>
-      <w:r>
-        <w:rPr>
-          <w:b/>
-          <w:bCs/>
-        </w:rPr>
+        <w:t xml:space="preserve">탐은 </w:t>
+      </w:r>
+      <w:proofErr w:type="spellStart"/>
+      <w:r>
+        <w:t>식혼을</w:t>
+      </w:r>
+      <w:proofErr w:type="spellEnd"/>
+      <w:r>
+        <w:t xml:space="preserve"> 통해 이 중 정기를 흡수하고, 인간에게 해로운 사기는 </w:t>
+      </w:r>
+      <w:proofErr w:type="spellStart"/>
+      <w:r>
+        <w:t>뱉어낸다</w:t>
+      </w:r>
+      <w:proofErr w:type="spellEnd"/>
+      <w:r>
+        <w:t>.</w:t>
+      </w:r>
+      <w:r>
         <w:br/>
       </w:r>
       <w:r>
-        <w:rPr>
-          <w:rFonts w:hint="eastAsia"/>
-          <w:b/>
-          <w:bCs/>
-        </w:rPr>
-        <w:t>가면의 종류에 따라 한마루의 직책을 나타낸다.</w:t>
-      </w:r>
-    </w:p>
-    <w:p>
-      <w:pPr>
-        <w:rPr>
-          <w:rFonts w:hint="eastAsia"/>
-          <w:b/>
-          <w:bCs/>
-        </w:rPr>
-      </w:pPr>
-      <w:r>
-        <w:rPr>
-          <w:rFonts w:hint="eastAsia"/>
-          <w:b/>
-          <w:bCs/>
-        </w:rPr>
-        <w:t>쥐: 길잡이</w:t>
-      </w:r>
-      <w:r>
-        <w:rPr>
-          <w:b/>
-          <w:bCs/>
-        </w:rPr>
+        <w:t>그러면 원래 령이 가지고 있던 균형이 깨져서,</w:t>
+      </w:r>
+      <w:r>
         <w:br/>
       </w:r>
       <w:r>
         <w:rPr>
           <w:rFonts w:hint="eastAsia"/>
-          <w:b/>
-          <w:bCs/>
-        </w:rPr>
-        <w:t>소</w:t>
-      </w:r>
-      <w:r>
-        <w:rPr>
-          <w:rFonts w:hint="eastAsia"/>
-          <w:b/>
-          <w:bCs/>
-        </w:rPr>
-        <w:t>: 눈</w:t>
-      </w:r>
-      <w:r>
-        <w:rPr>
-          <w:b/>
-          <w:bCs/>
-        </w:rPr>
+        </w:rPr>
+        <w:t>사기만 남은 령은 악령화</w:t>
+      </w:r>
+      <w:r>
         <w:br/>
       </w:r>
       <w:r>
-        <w:rPr>
-          <w:rFonts w:hint="eastAsia"/>
-          <w:b/>
-          <w:bCs/>
-        </w:rPr>
-        <w:t>호랑이</w:t>
-      </w:r>
-      <w:r>
-        <w:rPr>
-          <w:rFonts w:hint="eastAsia"/>
-          <w:b/>
-          <w:bCs/>
-        </w:rPr>
-        <w:t xml:space="preserve">: </w:t>
+        <w:t xml:space="preserve">결과적으로 탐이 </w:t>
       </w:r>
       <w:proofErr w:type="spellStart"/>
       <w:r>
-        <w:rPr>
-          <w:rFonts w:hint="eastAsia"/>
-          <w:b/>
-          <w:bCs/>
-        </w:rPr>
-        <w:t>차사</w:t>
+        <w:t>식혼</w:t>
+      </w:r>
+      <w:r>
+        <w:rPr>
+          <w:rFonts w:hint="eastAsia"/>
+        </w:rPr>
+        <w:t>을</w:t>
       </w:r>
       <w:proofErr w:type="spellEnd"/>
       <w:r>
         <w:rPr>
-          <w:b/>
-          <w:bCs/>
-        </w:rPr>
+          <w:rFonts w:hint="eastAsia"/>
+        </w:rPr>
+        <w:t xml:space="preserve"> </w:t>
+      </w:r>
+      <w:r>
+        <w:t>할</w:t>
+      </w:r>
+      <w:r>
+        <w:rPr>
+          <w:rFonts w:hint="eastAsia"/>
+        </w:rPr>
+        <w:t xml:space="preserve"> </w:t>
+      </w:r>
+      <w:r>
+        <w:t xml:space="preserve">수록 </w:t>
+      </w:r>
+      <w:r>
+        <w:rPr>
+          <w:b/>
+          <w:bCs/>
+        </w:rPr>
+        <w:t>악령이 계속 만들어지는 구조</w:t>
+      </w:r>
+      <w:r>
+        <w:t>가</w:t>
+      </w:r>
+      <w:r>
+        <w:rPr>
+          <w:rFonts w:hint="eastAsia"/>
+        </w:rPr>
+        <w:t xml:space="preserve"> 된다.</w:t>
+      </w:r>
+    </w:p>
+    <w:p>
+      <w:pPr>
+        <w:pStyle w:val="a6"/>
+        <w:numPr>
+          <w:ilvl w:val="0"/>
+          <w:numId w:val="8"/>
+        </w:numPr>
+      </w:pPr>
+      <w:r>
+        <w:rPr>
+          <w:b/>
+          <w:bCs/>
+        </w:rPr>
+        <w:t>탐의 구성원이 모두 감응자인 것은 아니다.</w:t>
+      </w:r>
+      <w:r>
         <w:br/>
       </w:r>
       <w:r>
-        <w:rPr>
-          <w:rFonts w:hint="eastAsia"/>
-          <w:b/>
-          <w:bCs/>
-        </w:rPr>
-        <w:t>토끼</w:t>
-      </w:r>
-      <w:r>
-        <w:rPr>
-          <w:rFonts w:hint="eastAsia"/>
-          <w:b/>
-          <w:bCs/>
-        </w:rPr>
-        <w:t xml:space="preserve">: </w:t>
+        <w:t xml:space="preserve">감응자가 아닌 일반 인간도 탐에 들어갈 수 있고, </w:t>
       </w:r>
       <w:proofErr w:type="spellStart"/>
       <w:r>
-        <w:rPr>
-          <w:rFonts w:hint="eastAsia"/>
-          <w:b/>
-          <w:bCs/>
-        </w:rPr>
-        <w:t>해원사</w:t>
+        <w:t>식혼을</w:t>
       </w:r>
       <w:proofErr w:type="spellEnd"/>
       <w:r>
-        <w:rPr>
-          <w:b/>
-          <w:bCs/>
-        </w:rPr>
+        <w:t xml:space="preserve"> 담당하거나 조직 운영을 담당할 수도 있</w:t>
+      </w:r>
+      <w:r>
+        <w:rPr>
+          <w:rFonts w:hint="eastAsia"/>
+        </w:rPr>
+        <w:t>다.</w:t>
+      </w:r>
+      <w:r>
         <w:br/>
       </w:r>
       <w:r>
         <w:rPr>
           <w:rFonts w:hint="eastAsia"/>
-          <w:b/>
-          <w:bCs/>
-        </w:rPr>
-        <w:t xml:space="preserve">용: </w:t>
-      </w:r>
-      <w:r>
-        <w:rPr>
-          <w:rFonts w:hint="eastAsia"/>
-          <w:b/>
-          <w:bCs/>
-        </w:rPr>
-        <w:t>진사어사(최고 권위자)</w:t>
-      </w:r>
-      <w:r>
-        <w:rPr>
-          <w:b/>
-          <w:bCs/>
-        </w:rPr>
+        </w:rPr>
+        <w:t xml:space="preserve">이것은 감응자를 찾아내는 </w:t>
+      </w:r>
+      <w:proofErr w:type="spellStart"/>
+      <w:r>
+        <w:rPr>
+          <w:rFonts w:hint="eastAsia"/>
+        </w:rPr>
+        <w:t>척령대가</w:t>
+      </w:r>
+      <w:proofErr w:type="spellEnd"/>
+      <w:r>
+        <w:rPr>
+          <w:rFonts w:hint="eastAsia"/>
+        </w:rPr>
+        <w:t xml:space="preserve"> 등장하는 이유다.</w:t>
+      </w:r>
+    </w:p>
+    <w:p>
+      <w:pPr>
+        <w:pStyle w:val="a6"/>
+        <w:numPr>
+          <w:ilvl w:val="0"/>
+          <w:numId w:val="8"/>
+        </w:numPr>
+      </w:pPr>
+      <w:r>
+        <w:rPr>
+          <w:rFonts w:hint="eastAsia"/>
+          <w:b/>
+          <w:bCs/>
+        </w:rPr>
+        <w:t xml:space="preserve">그들이 </w:t>
+      </w:r>
+      <w:proofErr w:type="spellStart"/>
+      <w:r>
+        <w:rPr>
+          <w:rFonts w:hint="eastAsia"/>
+          <w:b/>
+          <w:bCs/>
+        </w:rPr>
+        <w:t>식혼을</w:t>
+      </w:r>
+      <w:proofErr w:type="spellEnd"/>
+      <w:r>
+        <w:rPr>
+          <w:rFonts w:hint="eastAsia"/>
+          <w:b/>
+          <w:bCs/>
+        </w:rPr>
+        <w:t xml:space="preserve"> 하는 이유는 다 </w:t>
+      </w:r>
+      <w:proofErr w:type="spellStart"/>
+      <w:r>
+        <w:rPr>
+          <w:rFonts w:hint="eastAsia"/>
+          <w:b/>
+          <w:bCs/>
+        </w:rPr>
+        <w:t>제각각이다</w:t>
+      </w:r>
+      <w:proofErr w:type="spellEnd"/>
+      <w:r>
+        <w:rPr>
+          <w:rFonts w:hint="eastAsia"/>
+          <w:b/>
+          <w:bCs/>
+        </w:rPr>
+        <w:t>.</w:t>
+      </w:r>
+      <w:r>
         <w:br/>
       </w:r>
       <w:r>
         <w:rPr>
           <w:rFonts w:hint="eastAsia"/>
-          <w:b/>
-          <w:bCs/>
-        </w:rPr>
-        <w:t xml:space="preserve">뱀: </w:t>
-      </w:r>
-      <w:proofErr w:type="spellStart"/>
-      <w:r>
-        <w:rPr>
-          <w:rFonts w:hint="eastAsia"/>
-          <w:b/>
-          <w:bCs/>
-        </w:rPr>
-        <w:t>한마루</w:t>
-      </w:r>
-      <w:proofErr w:type="spellEnd"/>
-      <w:r>
-        <w:rPr>
-          <w:rFonts w:hint="eastAsia"/>
-          <w:b/>
-          <w:bCs/>
-        </w:rPr>
-        <w:t xml:space="preserve"> 원</w:t>
-      </w:r>
-      <w:r>
-        <w:rPr>
-          <w:rFonts w:hint="eastAsia"/>
-          <w:b/>
-          <w:bCs/>
-        </w:rPr>
-        <w:t>주</w:t>
-      </w:r>
-      <w:r>
-        <w:rPr>
-          <w:b/>
-          <w:bCs/>
-        </w:rPr>
+        </w:rPr>
+        <w:t>영생/복수/돈 등 여러가지 사연이 있는 자들이 있다.</w:t>
+      </w:r>
+      <w:r>
         <w:br/>
       </w:r>
       <w:r>
         <w:rPr>
           <w:rFonts w:hint="eastAsia"/>
-          <w:b/>
-          <w:bCs/>
-        </w:rPr>
-        <w:t>말</w:t>
-      </w:r>
-      <w:r>
-        <w:rPr>
-          <w:rFonts w:hint="eastAsia"/>
-          <w:b/>
-          <w:bCs/>
-        </w:rPr>
-        <w:t xml:space="preserve">: </w:t>
-      </w:r>
-      <w:proofErr w:type="spellStart"/>
-      <w:r>
-        <w:rPr>
-          <w:rFonts w:hint="eastAsia"/>
-          <w:b/>
-          <w:bCs/>
-        </w:rPr>
-        <w:t>특임</w:t>
-      </w:r>
-      <w:r>
-        <w:rPr>
-          <w:rFonts w:hint="eastAsia"/>
-          <w:b/>
-          <w:bCs/>
-        </w:rPr>
-        <w:t>대</w:t>
-      </w:r>
-      <w:proofErr w:type="spellEnd"/>
-      <w:r>
-        <w:rPr>
-          <w:rFonts w:hint="eastAsia"/>
-          <w:b/>
-          <w:bCs/>
-        </w:rPr>
-        <w:t>(령 제압, VIP 경호, 구조 등 진사어사 직속 부대)</w:t>
+        </w:rPr>
+        <w:t>물론 단순 살인의 목적을 가진 이도 있다.</w:t>
+      </w:r>
+    </w:p>
+    <w:p>
+      <w:pPr>
+        <w:pStyle w:val="a6"/>
+        <w:numPr>
+          <w:ilvl w:val="0"/>
+          <w:numId w:val="8"/>
+        </w:numPr>
+        <w:rPr>
+          <w:b/>
+          <w:bCs/>
+        </w:rPr>
+      </w:pPr>
+      <w:r>
+        <w:rPr>
+          <w:rFonts w:hint="eastAsia"/>
+          <w:b/>
+          <w:bCs/>
+        </w:rPr>
+        <w:t>령의 기운</w:t>
       </w:r>
       <w:r>
         <w:rPr>
@@ -8904,129 +9354,37 @@
       <w:r>
         <w:rPr>
           <w:rFonts w:hint="eastAsia"/>
-          <w:b/>
-          <w:bCs/>
-        </w:rPr>
-        <w:t>양</w:t>
-      </w:r>
-      <w:r>
-        <w:rPr>
-          <w:rFonts w:hint="eastAsia"/>
-          <w:b/>
-          <w:bCs/>
-        </w:rPr>
-        <w:t>: 외부인</w:t>
-      </w:r>
-      <w:r>
-        <w:rPr>
-          <w:rFonts w:hint="eastAsia"/>
-          <w:b/>
-          <w:bCs/>
-        </w:rPr>
-        <w:t xml:space="preserve">(한마루에 대해서 알고 있으며, 교류가 있는 인물이지만 </w:t>
-      </w:r>
-      <w:proofErr w:type="spellStart"/>
-      <w:r>
-        <w:rPr>
-          <w:rFonts w:hint="eastAsia"/>
-          <w:b/>
-          <w:bCs/>
-        </w:rPr>
-        <w:t>한마루</w:t>
-      </w:r>
-      <w:proofErr w:type="spellEnd"/>
-      <w:r>
-        <w:rPr>
-          <w:rFonts w:hint="eastAsia"/>
-          <w:b/>
-          <w:bCs/>
-        </w:rPr>
-        <w:t xml:space="preserve"> 소속이 아님.)</w:t>
-      </w:r>
-      <w:r>
-        <w:rPr>
-          <w:b/>
-          <w:bCs/>
-        </w:rPr>
+        </w:rPr>
+        <w:t>일반 사람들에게는 보이지 않는다.</w:t>
+      </w:r>
+      <w:r>
         <w:br/>
       </w:r>
       <w:r>
         <w:rPr>
           <w:rFonts w:hint="eastAsia"/>
-          <w:b/>
-          <w:bCs/>
-        </w:rPr>
-        <w:t>원숭이: 모사</w:t>
-      </w:r>
-      <w:r>
-        <w:rPr>
-          <w:b/>
-          <w:bCs/>
-        </w:rPr>
+        </w:rPr>
+        <w:t>그림자의 형태 혹은 검은 안개 같은 느낌이다.</w:t>
+      </w:r>
+      <w:r>
         <w:br/>
       </w:r>
       <w:r>
         <w:rPr>
           <w:rFonts w:hint="eastAsia"/>
-          <w:b/>
-          <w:bCs/>
-        </w:rPr>
-        <w:t>닭: 창고</w:t>
-      </w:r>
-      <w:r>
-        <w:rPr>
-          <w:b/>
-          <w:bCs/>
-        </w:rPr>
+        </w:rPr>
+        <w:t>령의 기운이 강하면 강할수록 그 실체가 명확하게 보인다.</w:t>
+      </w:r>
+      <w:r>
         <w:br/>
       </w:r>
       <w:r>
         <w:rPr>
           <w:rFonts w:hint="eastAsia"/>
-          <w:b/>
-          <w:bCs/>
-        </w:rPr>
-        <w:t>개</w:t>
-      </w:r>
-      <w:r>
-        <w:rPr>
-          <w:rFonts w:hint="eastAsia"/>
-          <w:b/>
-          <w:bCs/>
-        </w:rPr>
-        <w:t xml:space="preserve">: </w:t>
-      </w:r>
-      <w:proofErr w:type="spellStart"/>
-      <w:r>
-        <w:rPr>
-          <w:rFonts w:hint="eastAsia"/>
-          <w:b/>
-          <w:bCs/>
-        </w:rPr>
-        <w:t>한마루</w:t>
-      </w:r>
-      <w:proofErr w:type="spellEnd"/>
-      <w:r>
-        <w:rPr>
-          <w:rFonts w:hint="eastAsia"/>
-          <w:b/>
-          <w:bCs/>
-        </w:rPr>
-        <w:t xml:space="preserve"> </w:t>
-      </w:r>
-      <w:r>
-        <w:rPr>
-          <w:rFonts w:hint="eastAsia"/>
-          <w:b/>
-          <w:bCs/>
-        </w:rPr>
-        <w:t>6개 주</w:t>
-      </w:r>
-      <w:r>
-        <w:rPr>
-          <w:b/>
-          <w:bCs/>
-        </w:rPr>
+        </w:rPr>
+        <w:t>예를 들어 인간의 기운일 경우 인간의 형태가 명확하게 보이고, 개의 기운일 경우 개의 형태가 명확하게 보인다.</w:t>
+      </w:r>
+      <w:r>
         <w:br/>
       </w:r>
       <w:r>
@@ -9035,41 +9393,37 @@
           <w:b/>
           <w:bCs/>
         </w:rPr>
-        <w:t>돼지</w:t>
-      </w:r>
-      <w:r>
-        <w:rPr>
-          <w:rFonts w:hint="eastAsia"/>
-          <w:b/>
-          <w:bCs/>
-        </w:rPr>
-        <w:t xml:space="preserve">: </w:t>
-      </w:r>
-      <w:proofErr w:type="spellStart"/>
-      <w:r>
-        <w:rPr>
-          <w:rFonts w:hint="eastAsia"/>
-          <w:b/>
-          <w:bCs/>
-        </w:rPr>
-        <w:t>한마루</w:t>
-      </w:r>
-      <w:proofErr w:type="spellEnd"/>
-      <w:r>
-        <w:rPr>
-          <w:rFonts w:hint="eastAsia"/>
-          <w:b/>
-          <w:bCs/>
-        </w:rPr>
-        <w:t xml:space="preserve"> 대장장이</w:t>
-      </w:r>
-      <w:r>
-        <w:rPr>
-          <w:rFonts w:hint="eastAsia"/>
-          <w:b/>
-          <w:bCs/>
-        </w:rPr>
-        <w:t>(상점 주인)</w:t>
+        <w:t>령의 기운은 정기 + 사기로 나뉜다.</w:t>
+      </w:r>
+      <w:r>
+        <w:rPr>
+          <w:b/>
+          <w:bCs/>
+        </w:rPr>
+        <w:br/>
+      </w:r>
+      <w:r>
+        <w:rPr>
+          <w:b/>
+          <w:bCs/>
+        </w:rPr>
+        <w:t>정기</w:t>
+      </w:r>
+      <w:r>
+        <w:t xml:space="preserve"> — 사랑, 미련, 기억, 후회, 그리움 등 인간적인 감정에서 비롯된 령의 힘</w:t>
+      </w:r>
+      <w:r>
+        <w:br/>
+      </w:r>
+      <w:r>
+        <w:rPr>
+          <w:b/>
+          <w:bCs/>
+        </w:rPr>
+        <w:t>사기</w:t>
+      </w:r>
+      <w:r>
+        <w:t xml:space="preserve"> — 증오, 분노, 원망, 집착 등 부정적인 감정에서 비롯된 령의 힘</w:t>
       </w:r>
     </w:p>
     <w:p>
@@ -9082,6 +9436,7 @@
           <w:szCs w:val="32"/>
         </w:rPr>
       </w:pPr>
+      <w:proofErr w:type="spellStart"/>
       <w:r>
         <w:rPr>
           <w:rFonts w:hint="eastAsia"/>
@@ -9091,51 +9446,712 @@
           <w:sz w:val="28"/>
           <w:szCs w:val="32"/>
         </w:rPr>
-        <w:t>령의 기운</w:t>
-      </w:r>
-    </w:p>
-    <w:p>
-      <w:r>
-        <w:rPr>
-          <w:rFonts w:hint="eastAsia"/>
-        </w:rPr>
-        <w:t>일반 사람들에게는 보이지 않는다.</w:t>
-      </w:r>
-    </w:p>
-    <w:p>
-      <w:r>
-        <w:rPr>
-          <w:rFonts w:hint="eastAsia"/>
-        </w:rPr>
-        <w:t>그림자의 형태 혹은 검은 안개 같은 느낌이다.</w:t>
-      </w:r>
-    </w:p>
-    <w:p>
-      <w:r>
-        <w:rPr>
-          <w:rFonts w:hint="eastAsia"/>
-        </w:rPr>
-        <w:t>령의 기운이 강하면 강할수록 그 실체가 명확하게 보인다.</w:t>
-      </w:r>
-    </w:p>
-    <w:p>
-      <w:pPr>
-        <w:rPr>
-          <w:rFonts w:hint="eastAsia"/>
-        </w:rPr>
-      </w:pPr>
-      <w:r>
-        <w:rPr>
-          <w:rFonts w:hint="eastAsia"/>
-        </w:rPr>
-        <w:t>예를 들어 인간의 기운일 경우 인간의 형태가 명확하게 보이고, 개의 기운일 경우 개의 형태가 명확하게 보인다.</w:t>
+        <w:t>감응자</w:t>
+      </w:r>
+      <w:proofErr w:type="spellEnd"/>
+      <w:r>
+        <w:rPr>
+          <w:rFonts w:hint="eastAsia"/>
+          <w:b/>
+          <w:bCs/>
+          <w:color w:val="156082" w:themeColor="accent1"/>
+          <w:sz w:val="28"/>
+          <w:szCs w:val="32"/>
+        </w:rPr>
+        <w:t xml:space="preserve"> 사냥꾼 </w:t>
+      </w:r>
+      <w:proofErr w:type="spellStart"/>
+      <w:r>
+        <w:rPr>
+          <w:rFonts w:hint="eastAsia"/>
+          <w:b/>
+          <w:bCs/>
+          <w:color w:val="156082" w:themeColor="accent1"/>
+          <w:sz w:val="28"/>
+          <w:szCs w:val="32"/>
+        </w:rPr>
+        <w:t>척령대</w:t>
+      </w:r>
+      <w:proofErr w:type="spellEnd"/>
+    </w:p>
+    <w:p>
+      <w:r>
+        <w:lastRenderedPageBreak/>
+        <w:t>"령을 배척하는 사람들"</w:t>
+      </w:r>
+    </w:p>
+    <w:p>
+      <w:pPr>
+        <w:pStyle w:val="a6"/>
+        <w:numPr>
+          <w:ilvl w:val="0"/>
+          <w:numId w:val="8"/>
+        </w:numPr>
+      </w:pPr>
+      <w:proofErr w:type="spellStart"/>
+      <w:r>
+        <w:rPr>
+          <w:b/>
+          <w:bCs/>
+        </w:rPr>
+        <w:t>척령대의</w:t>
+      </w:r>
+      <w:proofErr w:type="spellEnd"/>
+      <w:r>
+        <w:rPr>
+          <w:b/>
+          <w:bCs/>
+        </w:rPr>
+        <w:t xml:space="preserve"> 기본 사상</w:t>
+      </w:r>
+      <w:r>
+        <w:br/>
+      </w:r>
+      <w:r>
+        <w:t xml:space="preserve">식혼으로 인한 피해를 막기 위해서는 </w:t>
+      </w:r>
+      <w:proofErr w:type="spellStart"/>
+      <w:r>
+        <w:t>탐만을</w:t>
+      </w:r>
+      <w:proofErr w:type="spellEnd"/>
+      <w:r>
+        <w:t xml:space="preserve"> 잡아서는 안 된다.</w:t>
+      </w:r>
+      <w:r>
+        <w:br/>
+      </w:r>
+      <w:r>
+        <w:t xml:space="preserve">왜냐하면 탐이 령을 찾는 데에는 </w:t>
+      </w:r>
+      <w:r>
+        <w:rPr>
+          <w:b/>
+          <w:bCs/>
+        </w:rPr>
+        <w:t>감응자</w:t>
+      </w:r>
+      <w:r>
+        <w:t xml:space="preserve">가 필요하기 </w:t>
+      </w:r>
+      <w:r>
+        <w:rPr>
+          <w:rFonts w:hint="eastAsia"/>
+        </w:rPr>
+        <w:t>때문이다</w:t>
+      </w:r>
+      <w:r>
+        <w:t>.</w:t>
+      </w:r>
+      <w:r>
+        <w:br/>
+      </w:r>
+      <w:r>
+        <w:t xml:space="preserve">따라서 </w:t>
+      </w:r>
+      <w:proofErr w:type="spellStart"/>
+      <w:r>
+        <w:t>척령대는</w:t>
+      </w:r>
+      <w:proofErr w:type="spellEnd"/>
+      <w:r>
+        <w:t xml:space="preserve"> 감응자를 발견하면 무조건 죽이는 것이 아니라,</w:t>
+      </w:r>
+      <w:r>
+        <w:br/>
+      </w:r>
+      <w:proofErr w:type="spellStart"/>
+      <w:r>
+        <w:t>감응자</w:t>
+      </w:r>
+      <w:proofErr w:type="spellEnd"/>
+      <w:r>
+        <w:t xml:space="preserve"> 확인</w:t>
+      </w:r>
+      <w:r>
+        <w:rPr>
+          <w:rFonts w:hint="eastAsia"/>
+        </w:rPr>
+        <w:t xml:space="preserve"> -&gt; </w:t>
+      </w:r>
+      <w:proofErr w:type="spellStart"/>
+      <w:r>
+        <w:rPr>
+          <w:rFonts w:hint="eastAsia"/>
+        </w:rPr>
+        <w:t>식혼</w:t>
+      </w:r>
+      <w:proofErr w:type="spellEnd"/>
+      <w:r>
+        <w:rPr>
+          <w:rFonts w:hint="eastAsia"/>
+        </w:rPr>
+        <w:t xml:space="preserve"> 여부 조사 -&gt; 판결</w:t>
+      </w:r>
+    </w:p>
+    <w:p>
+      <w:pPr>
+        <w:pStyle w:val="a6"/>
+        <w:numPr>
+          <w:ilvl w:val="0"/>
+          <w:numId w:val="8"/>
+        </w:numPr>
+        <w:rPr>
+          <w:rFonts w:hint="eastAsia"/>
+        </w:rPr>
+      </w:pPr>
+      <w:r>
+        <w:rPr>
+          <w:rFonts w:hint="eastAsia"/>
+          <w:b/>
+          <w:bCs/>
+        </w:rPr>
+        <w:t>조직 구조</w:t>
+      </w:r>
+      <w:r>
+        <w:rPr>
+          <w:b/>
+          <w:bCs/>
+        </w:rPr>
+        <w:br/>
+      </w:r>
+      <w:r>
+        <w:rPr>
+          <w:rFonts w:hint="eastAsia"/>
+        </w:rPr>
+        <w:t>대심관/집행관/심판관/감찰관/법무관 5명의 고위관직이 관리</w:t>
+      </w:r>
+      <w:r>
+        <w:rPr>
+          <w:rFonts w:hint="eastAsia"/>
+        </w:rPr>
+        <w:t>한다.</w:t>
+      </w:r>
+      <w:r>
+        <w:br/>
+      </w:r>
+      <w:r>
+        <w:rPr>
+          <w:rFonts w:hint="eastAsia"/>
+        </w:rPr>
+        <w:t>조직원들은 소수 정예</w:t>
+      </w:r>
+      <w:r>
+        <w:rPr>
+          <w:rFonts w:hint="eastAsia"/>
+        </w:rPr>
+        <w:t>다.</w:t>
+      </w:r>
+      <w:r>
+        <w:br/>
+      </w:r>
+      <w:r>
+        <w:rPr>
+          <w:rFonts w:hint="eastAsia"/>
+        </w:rPr>
+        <w:t>고위관직의 경우 감응 능력이 있고, 조직원들은 감응 능력이 없다.</w:t>
+      </w:r>
+      <w:r>
+        <w:br/>
+      </w:r>
+      <w:r>
+        <w:t>고위 관직에 오르기 위해 도깨비의 의식을 거치고, 그 과정에서 령을 감지하는 능력을 얻는다.</w:t>
+      </w:r>
+      <w:r>
+        <w:br/>
+      </w:r>
+      <w:proofErr w:type="spellStart"/>
+      <w:r>
+        <w:t>척령대의</w:t>
+      </w:r>
+      <w:proofErr w:type="spellEnd"/>
+      <w:r>
+        <w:t xml:space="preserve"> 고위직은 도깨비와 계약을 맺는다.</w:t>
+      </w:r>
+    </w:p>
+    <w:p>
+      <w:pPr>
+        <w:pStyle w:val="a6"/>
+        <w:numPr>
+          <w:ilvl w:val="0"/>
+          <w:numId w:val="8"/>
+        </w:numPr>
+      </w:pPr>
+      <w:r>
+        <w:rPr>
+          <w:b/>
+          <w:bCs/>
+        </w:rPr>
+        <w:t>무혐의</w:t>
+      </w:r>
+      <w:r>
+        <w:rPr>
+          <w:rFonts w:hint="eastAsia"/>
+          <w:b/>
+          <w:bCs/>
+        </w:rPr>
+        <w:t>/감시와 보호관찰/</w:t>
+      </w:r>
+      <w:proofErr w:type="spellStart"/>
+      <w:r>
+        <w:rPr>
+          <w:rFonts w:hint="eastAsia"/>
+          <w:b/>
+          <w:bCs/>
+        </w:rPr>
+        <w:t>식혼</w:t>
+      </w:r>
+      <w:proofErr w:type="spellEnd"/>
+      <w:r>
+        <w:rPr>
+          <w:rFonts w:hint="eastAsia"/>
+          <w:b/>
+          <w:bCs/>
+        </w:rPr>
+        <w:t xml:space="preserve"> 확인</w:t>
+      </w:r>
+      <w:r>
+        <w:rPr>
+          <w:b/>
+          <w:bCs/>
+        </w:rPr>
+        <w:br/>
+      </w:r>
+      <w:r>
+        <w:rPr>
+          <w:rFonts w:hint="eastAsia"/>
+          <w:b/>
+          <w:bCs/>
+        </w:rPr>
+        <w:t>3가지의 판결이 존재</w:t>
+      </w:r>
+      <w:r>
+        <w:rPr>
+          <w:b/>
+          <w:bCs/>
+        </w:rPr>
+        <w:br/>
+      </w:r>
+      <w:r>
+        <w:t xml:space="preserve">대량 </w:t>
+      </w:r>
+      <w:proofErr w:type="spellStart"/>
+      <w:proofErr w:type="gramStart"/>
+      <w:r>
+        <w:t>식혼</w:t>
+      </w:r>
+      <w:proofErr w:type="spellEnd"/>
+      <w:r>
+        <w:t xml:space="preserve"> /</w:t>
+      </w:r>
+      <w:proofErr w:type="gramEnd"/>
+      <w:r>
+        <w:t xml:space="preserve"> 악령화 유발</w:t>
+      </w:r>
+      <w:r>
+        <w:rPr>
+          <w:rFonts w:hint="eastAsia"/>
+        </w:rPr>
+        <w:t xml:space="preserve"> -&gt; 사형에 준하는 최종 집행</w:t>
+      </w:r>
+    </w:p>
+    <w:p>
+      <w:pPr>
+        <w:pStyle w:val="a6"/>
+        <w:numPr>
+          <w:ilvl w:val="0"/>
+          <w:numId w:val="8"/>
+        </w:numPr>
+      </w:pPr>
+      <w:r>
+        <w:rPr>
+          <w:b/>
+          <w:bCs/>
+        </w:rPr>
+        <w:t>'</w:t>
+      </w:r>
+      <w:proofErr w:type="spellStart"/>
+      <w:r>
+        <w:rPr>
+          <w:b/>
+          <w:bCs/>
+        </w:rPr>
+        <w:t>식혼</w:t>
+      </w:r>
+      <w:proofErr w:type="spellEnd"/>
+      <w:r>
+        <w:rPr>
+          <w:b/>
+          <w:bCs/>
+        </w:rPr>
+        <w:t xml:space="preserve"> 판별 도구'</w:t>
+      </w:r>
+      <w:r>
+        <w:br/>
+      </w:r>
+      <w:r>
+        <w:t>도깨비들의 물품</w:t>
+      </w:r>
+      <w:r>
+        <w:rPr>
+          <w:rFonts w:hint="eastAsia"/>
+        </w:rPr>
+        <w:t>이다.</w:t>
+      </w:r>
+      <w:r>
+        <w:br/>
+      </w:r>
+      <w:proofErr w:type="spellStart"/>
+      <w:r>
+        <w:t>식혼</w:t>
+      </w:r>
+      <w:proofErr w:type="spellEnd"/>
+      <w:r>
+        <w:t xml:space="preserve"> 경험이 있는 사람에게만 특정한 반응이 나타나는 </w:t>
+      </w:r>
+      <w:r>
+        <w:rPr>
+          <w:rFonts w:hint="eastAsia"/>
+        </w:rPr>
+        <w:t>물품이다</w:t>
+      </w:r>
+      <w:r>
+        <w:t>.</w:t>
+      </w:r>
+      <w:r>
+        <w:br/>
+      </w:r>
+      <w:r>
+        <w:rPr>
+          <w:rFonts w:hint="eastAsia"/>
+        </w:rPr>
+        <w:t xml:space="preserve">- </w:t>
+      </w:r>
+      <w:proofErr w:type="spellStart"/>
+      <w:r>
+        <w:t>식혼</w:t>
+      </w:r>
+      <w:proofErr w:type="spellEnd"/>
+      <w:r>
+        <w:t xml:space="preserve"> 감별구는 거짓말을 하지 않는다.</w:t>
+      </w:r>
+      <w:r>
+        <w:br/>
+      </w:r>
+      <w:r>
+        <w:rPr>
+          <w:rFonts w:hint="eastAsia"/>
+        </w:rPr>
+        <w:t xml:space="preserve">- </w:t>
+      </w:r>
+      <w:r>
+        <w:t xml:space="preserve">무엇을 </w:t>
+      </w:r>
+      <w:proofErr w:type="spellStart"/>
+      <w:r>
+        <w:t>식혼했는지는</w:t>
+      </w:r>
+      <w:proofErr w:type="spellEnd"/>
+      <w:r>
+        <w:t xml:space="preserve"> 알려주지 않는다.</w:t>
+      </w:r>
+      <w:r>
+        <w:br/>
+      </w:r>
+      <w:r>
+        <w:t>누구의 혼을 먹었는지, 몇 번 했는지, 왜 했는지는 알 수 없</w:t>
+      </w:r>
+      <w:r>
+        <w:rPr>
+          <w:rFonts w:hint="eastAsia"/>
+        </w:rPr>
+        <w:t>다</w:t>
+      </w:r>
+      <w:r>
+        <w:t>.</w:t>
+      </w:r>
+    </w:p>
+    <w:p>
+      <w:pPr>
+        <w:pStyle w:val="a6"/>
+        <w:numPr>
+          <w:ilvl w:val="0"/>
+          <w:numId w:val="8"/>
+        </w:numPr>
+        <w:rPr>
+          <w:rFonts w:hint="eastAsia"/>
+          <w:b/>
+          <w:bCs/>
+        </w:rPr>
+      </w:pPr>
+      <w:r>
+        <w:rPr>
+          <w:rFonts w:hint="eastAsia"/>
+          <w:b/>
+          <w:bCs/>
+        </w:rPr>
+        <w:t>한마루와의 불가침 조약</w:t>
+      </w:r>
+      <w:r>
+        <w:rPr>
+          <w:b/>
+          <w:bCs/>
+        </w:rPr>
+        <w:br/>
+      </w:r>
+      <w:r>
+        <w:rPr>
+          <w:rFonts w:hint="eastAsia"/>
+        </w:rPr>
+        <w:t>과거 사건</w:t>
+      </w:r>
+      <w:r>
+        <w:br/>
+      </w:r>
+      <w:proofErr w:type="spellStart"/>
+      <w:r>
+        <w:rPr>
+          <w:rFonts w:hint="eastAsia"/>
+        </w:rPr>
+        <w:t>한마루</w:t>
+      </w:r>
+      <w:proofErr w:type="spellEnd"/>
+      <w:r>
+        <w:rPr>
+          <w:rFonts w:hint="eastAsia"/>
+        </w:rPr>
+        <w:t xml:space="preserve"> 소속 </w:t>
+      </w:r>
+      <w:r>
+        <w:t xml:space="preserve">사람이 </w:t>
+      </w:r>
+      <w:proofErr w:type="spellStart"/>
+      <w:r>
+        <w:rPr>
+          <w:b/>
+          <w:bCs/>
+        </w:rPr>
+        <w:t>식혼을</w:t>
+      </w:r>
+      <w:proofErr w:type="spellEnd"/>
+      <w:r>
+        <w:rPr>
+          <w:b/>
+          <w:bCs/>
+        </w:rPr>
+        <w:t xml:space="preserve"> 하지 않았는데도</w:t>
+      </w:r>
+      <w:r>
+        <w:t xml:space="preserve">, </w:t>
+      </w:r>
+      <w:proofErr w:type="spellStart"/>
+      <w:r>
+        <w:t>척령대가</w:t>
+      </w:r>
+      <w:proofErr w:type="spellEnd"/>
+      <w:r>
+        <w:t xml:space="preserve"> 감응 능력 자체를 위험 요소로 판단해서 집행</w:t>
+      </w:r>
+      <w:r>
+        <w:rPr>
+          <w:rFonts w:hint="eastAsia"/>
+        </w:rPr>
+        <w:t>했다</w:t>
+      </w:r>
+      <w:r>
+        <w:rPr>
+          <w:rFonts w:hint="eastAsia"/>
+        </w:rPr>
+        <w:t>.</w:t>
+      </w:r>
+      <w:r>
+        <w:br/>
+      </w:r>
+      <w:r>
+        <w:t xml:space="preserve">그리고 그 사건으로 인해 한마루와 </w:t>
+      </w:r>
+      <w:proofErr w:type="spellStart"/>
+      <w:r>
+        <w:t>척령대</w:t>
+      </w:r>
+      <w:proofErr w:type="spellEnd"/>
+      <w:r>
+        <w:t xml:space="preserve"> 사이에 큰 충돌이 발생</w:t>
+      </w:r>
+      <w:r>
+        <w:rPr>
+          <w:rFonts w:hint="eastAsia"/>
+        </w:rPr>
+        <w:t>했다</w:t>
+      </w:r>
+      <w:r>
+        <w:t>.</w:t>
+      </w:r>
+      <w:r>
+        <w:br/>
+      </w:r>
+      <w:r>
+        <w:rPr>
+          <w:b/>
+          <w:bCs/>
+        </w:rPr>
+        <w:t xml:space="preserve">"한마루에 소속된 감응자는 </w:t>
+      </w:r>
+      <w:proofErr w:type="spellStart"/>
+      <w:r>
+        <w:rPr>
+          <w:b/>
+          <w:bCs/>
+        </w:rPr>
+        <w:t>척령대가</w:t>
+      </w:r>
+      <w:proofErr w:type="spellEnd"/>
+      <w:r>
+        <w:rPr>
+          <w:b/>
+          <w:bCs/>
+        </w:rPr>
+        <w:t xml:space="preserve"> 체포하거나 집행하지 않는다."</w:t>
+      </w:r>
+      <w:r>
+        <w:rPr>
+          <w:b/>
+          <w:bCs/>
+        </w:rPr>
+        <w:br/>
+      </w:r>
+      <w:r>
+        <w:rPr>
+          <w:b/>
+          <w:bCs/>
+        </w:rPr>
+        <w:t xml:space="preserve">"한마루의 감응자가 </w:t>
+      </w:r>
+      <w:proofErr w:type="spellStart"/>
+      <w:r>
+        <w:rPr>
+          <w:b/>
+          <w:bCs/>
+        </w:rPr>
+        <w:t>식혼을</w:t>
+      </w:r>
+      <w:proofErr w:type="spellEnd"/>
+      <w:r>
+        <w:rPr>
+          <w:b/>
+          <w:bCs/>
+        </w:rPr>
+        <w:t xml:space="preserve"> 한 경우, 한마루가 직접 처분한다."</w:t>
+      </w:r>
+      <w:r>
+        <w:rPr>
+          <w:b/>
+          <w:bCs/>
+        </w:rPr>
+        <w:br/>
+      </w:r>
+      <w:r>
+        <w:t xml:space="preserve">한마루가 내부적으로 </w:t>
+      </w:r>
+      <w:proofErr w:type="spellStart"/>
+      <w:r>
+        <w:t>식혼자를</w:t>
+      </w:r>
+      <w:proofErr w:type="spellEnd"/>
+      <w:r>
+        <w:t xml:space="preserve"> 처리할 의무</w:t>
+      </w:r>
+      <w:r>
+        <w:rPr>
+          <w:rFonts w:hint="eastAsia"/>
+        </w:rPr>
+        <w:t>를 가</w:t>
+      </w:r>
+      <w:r>
+        <w:rPr>
+          <w:rFonts w:hint="eastAsia"/>
+        </w:rPr>
+        <w:t>졌다</w:t>
+      </w:r>
+      <w:r>
+        <w:rPr>
+          <w:rFonts w:hint="eastAsia"/>
+        </w:rPr>
+        <w:t>.</w:t>
+      </w:r>
+      <w:r>
+        <w:br/>
+      </w:r>
+      <w:r>
+        <w:rPr>
+          <w:rFonts w:hint="eastAsia"/>
+          <w:b/>
+          <w:bCs/>
+        </w:rPr>
+        <w:t xml:space="preserve">따라서 </w:t>
+      </w:r>
+      <w:proofErr w:type="spellStart"/>
+      <w:r>
+        <w:rPr>
+          <w:rFonts w:hint="eastAsia"/>
+          <w:b/>
+          <w:bCs/>
+        </w:rPr>
+        <w:t>척령대는</w:t>
+      </w:r>
+      <w:proofErr w:type="spellEnd"/>
+      <w:r>
+        <w:rPr>
+          <w:rFonts w:hint="eastAsia"/>
+          <w:b/>
+          <w:bCs/>
+        </w:rPr>
+        <w:t xml:space="preserve"> </w:t>
+      </w:r>
+      <w:r>
+        <w:rPr>
+          <w:b/>
+          <w:bCs/>
+        </w:rPr>
+        <w:t>"</w:t>
+      </w:r>
+      <w:proofErr w:type="spellStart"/>
+      <w:r>
+        <w:rPr>
+          <w:b/>
+          <w:bCs/>
+        </w:rPr>
+        <w:t>한마루</w:t>
+      </w:r>
+      <w:proofErr w:type="spellEnd"/>
+      <w:r>
+        <w:rPr>
+          <w:b/>
+          <w:bCs/>
+        </w:rPr>
+        <w:t xml:space="preserve"> 사람은 아무리 </w:t>
+      </w:r>
+      <w:proofErr w:type="spellStart"/>
+      <w:r>
+        <w:rPr>
+          <w:b/>
+          <w:bCs/>
+        </w:rPr>
+        <w:t>식혼해도</w:t>
+      </w:r>
+      <w:proofErr w:type="spellEnd"/>
+      <w:r>
+        <w:rPr>
+          <w:b/>
+          <w:bCs/>
+        </w:rPr>
+        <w:t xml:space="preserve"> 건드리지 않는다."</w:t>
       </w:r>
     </w:p>
     <w:p>
       <w:pPr>
         <w:pStyle w:val="3"/>
         <w:rPr>
-          <w:rFonts w:hint="eastAsia"/>
           <w:b/>
           <w:bCs/>
           <w:color w:val="0C3512" w:themeColor="accent3" w:themeShade="80"/>
@@ -9187,11 +10203,6 @@
       </w:r>
     </w:p>
     <w:p>
-      <w:pPr>
-        <w:rPr>
-          <w:rFonts w:hint="eastAsia"/>
-        </w:rPr>
-      </w:pPr>
       <w:r>
         <w:rPr>
           <w:noProof/>
@@ -9250,6 +10261,8 @@
       <w:r>
         <w:rPr>
           <w:rFonts w:hint="eastAsia"/>
+          <w:b/>
+          <w:bCs/>
         </w:rPr>
         <w:t>이름: 이준혁 나이: 29세 성별: 남성</w:t>
       </w:r>
@@ -9446,14 +10459,11 @@
       </w:r>
     </w:p>
     <w:p>
-      <w:pPr>
-        <w:rPr>
-          <w:rFonts w:hint="eastAsia"/>
-        </w:rPr>
-      </w:pPr>
-      <w:r>
-        <w:rPr>
-          <w:rFonts w:hint="eastAsia"/>
+      <w:r>
+        <w:rPr>
+          <w:rFonts w:hint="eastAsia"/>
+          <w:b/>
+          <w:bCs/>
         </w:rPr>
         <w:t xml:space="preserve">이름: </w:t>
       </w:r>
@@ -9461,6 +10471,8 @@
       <w:r>
         <w:rPr>
           <w:rFonts w:hint="eastAsia"/>
+          <w:b/>
+          <w:bCs/>
         </w:rPr>
         <w:t>한여울</w:t>
       </w:r>
@@ -9468,10 +10480,30 @@
       <w:r>
         <w:rPr>
           <w:rFonts w:hint="eastAsia"/>
+          <w:b/>
+          <w:bCs/>
         </w:rPr>
         <w:t xml:space="preserve"> 나이: 18세 성별: 여성</w:t>
       </w:r>
       <w:r>
+        <w:rPr>
+          <w:rFonts w:hint="eastAsia"/>
+          <w:b/>
+          <w:bCs/>
+        </w:rPr>
+        <w:t xml:space="preserve"> 별칭: 닫힌 눈의 </w:t>
+      </w:r>
+      <w:proofErr w:type="spellStart"/>
+      <w:r>
+        <w:rPr>
+          <w:rFonts w:hint="eastAsia"/>
+          <w:b/>
+          <w:bCs/>
+        </w:rPr>
+        <w:t>해원사</w:t>
+      </w:r>
+      <w:proofErr w:type="spellEnd"/>
+      <w:r>
         <w:br/>
       </w:r>
       <w:r>
@@ -9627,7 +10659,37 @@
       <w:r>
         <w:rPr>
           <w:rFonts w:hint="eastAsia"/>
-        </w:rPr>
+          <w:b/>
+          <w:bCs/>
+        </w:rPr>
+        <w:t>이름: OOO 나이: 미정 성별: 여성</w:t>
+      </w:r>
+      <w:r>
+        <w:rPr>
+          <w:rFonts w:hint="eastAsia"/>
+          <w:b/>
+          <w:bCs/>
+        </w:rPr>
+        <w:t xml:space="preserve"> 별칭: </w:t>
+      </w:r>
+      <w:proofErr w:type="spellStart"/>
+      <w:r>
+        <w:rPr>
+          <w:rFonts w:hint="eastAsia"/>
+          <w:b/>
+          <w:bCs/>
+        </w:rPr>
+        <w:t>눈토끼</w:t>
+      </w:r>
+      <w:proofErr w:type="spellEnd"/>
+      <w:r>
+        <w:br/>
+      </w:r>
+      <w:r>
+        <w:rPr>
+          <w:rFonts w:hint="eastAsia"/>
+        </w:rPr>
+        <w:lastRenderedPageBreak/>
         <w:t>이준혁의 여자친구</w:t>
       </w:r>
     </w:p>
@@ -9640,175 +10702,548 @@
       <w:r>
         <w:rPr>
           <w:rFonts w:hint="eastAsia"/>
-        </w:rPr>
+          <w:b/>
+          <w:bCs/>
+        </w:rPr>
+        <w:t>이름: OOO 나이: 미정 성별: 남성</w:t>
+      </w:r>
+      <w:r>
+        <w:br/>
+      </w:r>
+      <w:r>
+        <w:rPr>
+          <w:rFonts w:hint="eastAsia"/>
+        </w:rPr>
+        <w:t>정체불명의 남자</w:t>
+      </w:r>
+      <w:r>
+        <w:rPr>
+          <w:rFonts w:hint="eastAsia"/>
+        </w:rPr>
+        <w:t>(진사어사, 한마루의 최고권위자)</w:t>
+      </w:r>
+    </w:p>
+    <w:p>
+      <w:pPr>
+        <w:rPr>
+          <w:b/>
+          <w:bCs/>
+        </w:rPr>
+      </w:pPr>
+      <w:r>
+        <w:rPr>
+          <w:rFonts w:hint="eastAsia"/>
+          <w:b/>
+          <w:bCs/>
+        </w:rPr>
+        <w:t>그 외</w:t>
+      </w:r>
+      <w:r>
+        <w:rPr>
+          <w:rFonts w:hint="eastAsia"/>
+          <w:b/>
+          <w:bCs/>
+        </w:rPr>
+        <w:t xml:space="preserve"> 인물들</w:t>
+      </w:r>
+    </w:p>
+    <w:p>
+      <w:pPr>
+        <w:rPr>
+          <w:rFonts w:hint="eastAsia"/>
+        </w:rPr>
+      </w:pPr>
+      <w:proofErr w:type="spellStart"/>
+      <w:r>
+        <w:rPr>
+          <w:rFonts w:hint="eastAsia"/>
+        </w:rPr>
+        <w:t>칠성잠룡</w:t>
+      </w:r>
+      <w:proofErr w:type="spellEnd"/>
+      <w:r>
+        <w:rPr>
+          <w:rFonts w:hint="eastAsia"/>
+        </w:rPr>
+        <w:t xml:space="preserve">: </w:t>
+      </w:r>
+      <w:proofErr w:type="spellStart"/>
+      <w:r>
+        <w:rPr>
+          <w:rFonts w:hint="eastAsia"/>
+        </w:rPr>
+        <w:t>한여울의</w:t>
+      </w:r>
+      <w:proofErr w:type="spellEnd"/>
+      <w:r>
+        <w:rPr>
+          <w:rFonts w:hint="eastAsia"/>
+        </w:rPr>
+        <w:t xml:space="preserve"> 스승님으로 62대 진사어사다. 잠들어 있기 때문에 세상이 유지되고 있다 라는 뜻으로 </w:t>
+      </w:r>
+      <w:proofErr w:type="spellStart"/>
+      <w:r>
+        <w:rPr>
+          <w:rFonts w:hint="eastAsia"/>
+        </w:rPr>
+        <w:t>칠성잠룡</w:t>
+      </w:r>
+      <w:proofErr w:type="spellEnd"/>
+      <w:r>
+        <w:rPr>
+          <w:rFonts w:hint="eastAsia"/>
+        </w:rPr>
+        <w:t>. 실제로 하나하나 각 행동마다 한마루에 막대한 영향력을 끼칠 수 있는 존재였다. 최초로 외원에서 뽑힌 진사어사다. 이전까지는 모두 내원에서 진사어사가 이어져왔다.</w:t>
+      </w:r>
+    </w:p>
+    <w:p>
+      <w:pPr>
+        <w:pStyle w:val="3"/>
+        <w:rPr>
+          <w:b/>
+          <w:bCs/>
+        </w:rPr>
+      </w:pPr>
+      <w:bookmarkStart w:id="39" w:name="_Toc238982979"/>
+      <w:r>
+        <w:rPr>
+          <w:rFonts w:hint="eastAsia"/>
+          <w:b/>
+          <w:bCs/>
+        </w:rPr>
+        <w:t>세력</w:t>
+      </w:r>
+      <w:bookmarkEnd w:id="39"/>
+    </w:p>
+    <w:p>
+      <w:pPr>
+        <w:pStyle w:val="a6"/>
+        <w:numPr>
+          <w:ilvl w:val="0"/>
+          <w:numId w:val="8"/>
+        </w:numPr>
+      </w:pPr>
+      <w:proofErr w:type="spellStart"/>
+      <w:r>
+        <w:rPr>
+          <w:rFonts w:hint="eastAsia"/>
+          <w:b/>
+          <w:bCs/>
+        </w:rPr>
+        <w:t>한마루</w:t>
+      </w:r>
+      <w:proofErr w:type="spellEnd"/>
+      <w:r>
+        <w:rPr>
+          <w:b/>
+          <w:bCs/>
+        </w:rPr>
+        <w:br/>
+      </w:r>
+      <w:r>
+        <w:rPr>
+          <w:b/>
+          <w:bCs/>
+        </w:rPr>
+        <w:t>"령은 없애는 것이 아니라 보내야 한다."</w:t>
+      </w:r>
+      <w:r>
+        <w:rPr>
+          <w:b/>
+          <w:bCs/>
+        </w:rPr>
+        <w:br/>
+      </w:r>
+      <w:r>
+        <w:rPr>
+          <w:rFonts w:hint="eastAsia"/>
+        </w:rPr>
+        <w:t xml:space="preserve">목적: 령의 기운 </w:t>
+      </w:r>
+      <w:r>
+        <w:rPr>
+          <w:rFonts w:hint="eastAsia"/>
+        </w:rPr>
+        <w:t>해원</w:t>
+      </w:r>
+      <w:r>
+        <w:rPr>
+          <w:rFonts w:hint="eastAsia"/>
+        </w:rPr>
+        <w:t xml:space="preserve"> -&gt; </w:t>
+      </w:r>
+      <w:r>
+        <w:t>령의 한을 풀어주는 집단</w:t>
+      </w:r>
+      <w:r>
+        <w:rPr>
+          <w:rFonts w:hint="eastAsia"/>
+        </w:rPr>
+        <w:t>.</w:t>
+      </w:r>
+      <w:r>
+        <w:br/>
+      </w:r>
+      <w:r>
+        <w:rPr>
+          <w:rFonts w:hint="eastAsia"/>
+        </w:rPr>
+        <w:t>특징: 비밀 조직, 귀신과 관련된 사건 처리, 구성원은 서로 정체를 숨김.</w:t>
+      </w:r>
+      <w:r>
+        <w:br/>
+      </w:r>
+      <w:r>
+        <w:rPr>
+          <w:rFonts w:hint="eastAsia"/>
+        </w:rPr>
+        <w:t>주요 역할: 령의 기운 관리, 귀신 문제 해결, 해원</w:t>
+      </w:r>
+    </w:p>
+    <w:p>
+      <w:pPr>
+        <w:pStyle w:val="a6"/>
+        <w:numPr>
+          <w:ilvl w:val="0"/>
+          <w:numId w:val="8"/>
+        </w:numPr>
+        <w:rPr>
+          <w:b/>
+          <w:bCs/>
+        </w:rPr>
+      </w:pPr>
+      <w:r>
+        <w:rPr>
+          <w:b/>
+          <w:bCs/>
+        </w:rPr>
+        <w:t>탐(貪)</w:t>
+      </w:r>
+      <w:r>
+        <w:rPr>
+          <w:b/>
+          <w:bCs/>
+        </w:rPr>
+        <w:br/>
+        <w:t>“</w:t>
+      </w:r>
+      <w:r>
+        <w:rPr>
+          <w:rFonts w:hint="eastAsia"/>
+          <w:b/>
+          <w:bCs/>
+        </w:rPr>
+        <w:t>각각 다른 목적을 가지고 있지만, 식혼만이 유일한 구원이다.</w:t>
+      </w:r>
+      <w:r>
+        <w:rPr>
+          <w:b/>
+          <w:bCs/>
+        </w:rPr>
+        <w:t>”</w:t>
+      </w:r>
+      <w:r>
+        <w:rPr>
+          <w:b/>
+          <w:bCs/>
+        </w:rPr>
+        <w:br/>
+      </w:r>
+      <w:r>
+        <w:rPr>
+          <w:rFonts w:hint="eastAsia"/>
+        </w:rPr>
+        <w:t>목적: 령의 기운을 탐함</w:t>
+      </w:r>
+      <w:r>
+        <w:br/>
+      </w:r>
+      <w:r>
+        <w:rPr>
+          <w:rFonts w:hint="eastAsia"/>
+        </w:rPr>
+        <w:t>특징: 한마루와 적대, 령의 기운을 이용, 사건의 배후</w:t>
+      </w:r>
+    </w:p>
+    <w:p>
+      <w:pPr>
+        <w:pStyle w:val="a6"/>
+        <w:numPr>
+          <w:ilvl w:val="0"/>
+          <w:numId w:val="8"/>
+        </w:numPr>
+        <w:rPr>
+          <w:b/>
+          <w:bCs/>
+        </w:rPr>
+      </w:pPr>
+      <w:r>
+        <w:rPr>
+          <w:rFonts w:hint="eastAsia"/>
+          <w:b/>
+          <w:bCs/>
+        </w:rPr>
+        <w:t>요괴(중립):</w:t>
+      </w:r>
+      <w:r>
+        <w:rPr>
+          <w:rFonts w:hint="eastAsia"/>
+          <w:b/>
+          <w:bCs/>
+        </w:rPr>
+        <w:t xml:space="preserve"> 여러 요괴들이 있음. 각각의 성격과 특징이 있음.</w:t>
+      </w:r>
+      <w:r>
+        <w:rPr>
+          <w:rFonts w:hint="eastAsia"/>
+          <w:b/>
+          <w:bCs/>
+        </w:rPr>
+        <w:t xml:space="preserve"> (도깨비)</w:t>
+      </w:r>
+      <w:r>
+        <w:rPr>
+          <w:rFonts w:hint="eastAsia"/>
+          <w:b/>
+          <w:bCs/>
+        </w:rPr>
+        <w:t xml:space="preserve"> *추가예정</w:t>
+      </w:r>
+    </w:p>
+    <w:p>
+      <w:pPr>
+        <w:pStyle w:val="a6"/>
+        <w:numPr>
+          <w:ilvl w:val="0"/>
+          <w:numId w:val="8"/>
+        </w:numPr>
+      </w:pPr>
+      <w:proofErr w:type="spellStart"/>
+      <w:r>
+        <w:rPr>
+          <w:rFonts w:hint="eastAsia"/>
+          <w:b/>
+          <w:bCs/>
+        </w:rPr>
+        <w:t>척령대</w:t>
+      </w:r>
+      <w:proofErr w:type="spellEnd"/>
+      <w:r>
+        <w:rPr>
+          <w:b/>
+          <w:bCs/>
+        </w:rPr>
+        <w:br/>
+      </w:r>
+      <w:r>
+        <w:rPr>
+          <w:b/>
+          <w:bCs/>
+        </w:rPr>
+        <w:t xml:space="preserve">"식혼으로 인한 피해를 막기 위해서는 </w:t>
+      </w:r>
+      <w:proofErr w:type="spellStart"/>
+      <w:r>
+        <w:rPr>
+          <w:b/>
+          <w:bCs/>
+        </w:rPr>
+        <w:t>탐만을</w:t>
+      </w:r>
+      <w:proofErr w:type="spellEnd"/>
+      <w:r>
+        <w:rPr>
+          <w:b/>
+          <w:bCs/>
+        </w:rPr>
+        <w:t xml:space="preserve"> 잡아서는 안 된다."</w:t>
+      </w:r>
+      <w:r>
+        <w:rPr>
+          <w:b/>
+          <w:bCs/>
+        </w:rPr>
+        <w:br/>
+      </w:r>
+      <w:r>
+        <w:rPr>
+          <w:rFonts w:hint="eastAsia"/>
+        </w:rPr>
+        <w:t>목적: 령의 기운의 악용에 대한 처벌</w:t>
+      </w:r>
+      <w:r>
+        <w:br/>
+      </w:r>
+      <w:r>
+        <w:rPr>
+          <w:rFonts w:hint="eastAsia"/>
+        </w:rPr>
+        <w:t>특징: 한마루에 소속되어 있던 자들이 떨어져 나온 곳. 도깨비와 계약. 사법기관.</w:t>
+      </w:r>
+      <w:r>
+        <w:br/>
+      </w:r>
+      <w:r>
+        <w:rPr>
+          <w:rFonts w:hint="eastAsia"/>
+        </w:rPr>
+        <w:t>대심관, 집행관, 심판관, 법무관, 감찰관 5명의 고위관직이 관리한다.</w:t>
+      </w:r>
+      <w:r>
+        <w:br/>
+      </w:r>
+      <w:r>
+        <w:rPr>
+          <w:rFonts w:hint="eastAsia"/>
+        </w:rPr>
+        <w:t xml:space="preserve">주요 역할: 령의 기운을 느낄 수 있는 감응자에 대한 </w:t>
+      </w:r>
+      <w:r>
+        <w:rPr>
+          <w:rFonts w:hint="eastAsia"/>
+        </w:rPr>
+        <w:t>법 집행</w:t>
+      </w:r>
+    </w:p>
+    <w:p>
+      <w:pPr>
+        <w:pStyle w:val="a6"/>
+        <w:numPr>
+          <w:ilvl w:val="0"/>
+          <w:numId w:val="8"/>
+        </w:numPr>
+        <w:rPr>
+          <w:rFonts w:hint="eastAsia"/>
+        </w:rPr>
+      </w:pPr>
+      <w:r>
+        <w:rPr>
+          <w:rFonts w:hint="eastAsia"/>
+          <w:b/>
+          <w:bCs/>
+        </w:rPr>
+        <w:t>해외 세력(교회 느낌</w:t>
+      </w:r>
+      <w:r>
+        <w:rPr>
+          <w:rFonts w:hint="eastAsia"/>
+          <w:b/>
+          <w:bCs/>
+        </w:rPr>
+        <w:t>, 이름 미정</w:t>
+      </w:r>
+      <w:r>
+        <w:rPr>
+          <w:rFonts w:hint="eastAsia"/>
+          <w:b/>
+          <w:bCs/>
+        </w:rPr>
+        <w:t>)</w:t>
+      </w:r>
+      <w:r>
+        <w:rPr>
+          <w:b/>
+          <w:bCs/>
+        </w:rPr>
+        <w:br/>
+      </w:r>
+      <w:r>
+        <w:rPr>
+          <w:b/>
+          <w:bCs/>
+        </w:rPr>
+        <w:t>"령은 인간의 영혼이 타락한 것이며, 이를 정화해야 한다."</w:t>
+      </w:r>
+      <w:r>
+        <w:rPr>
+          <w:b/>
+          <w:bCs/>
+        </w:rPr>
+        <w:br/>
+      </w:r>
+      <w:r>
+        <w:rPr>
+          <w:rFonts w:hint="eastAsia"/>
+        </w:rPr>
+        <w:t>목적:</w:t>
+      </w:r>
+      <w:r>
+        <w:rPr>
+          <w:rFonts w:hint="eastAsia"/>
+        </w:rPr>
+        <w:t xml:space="preserve"> 령의 기운을 </w:t>
+      </w:r>
+      <w:proofErr w:type="spellStart"/>
+      <w:r>
+        <w:rPr>
+          <w:rFonts w:hint="eastAsia"/>
+        </w:rPr>
+        <w:t>퇴마</w:t>
+      </w:r>
+      <w:proofErr w:type="spellEnd"/>
+      <w:r>
+        <w:rPr>
+          <w:rFonts w:hint="eastAsia"/>
+        </w:rPr>
+        <w:t>(해원X)</w:t>
+      </w:r>
+      <w:r>
+        <w:br/>
+      </w:r>
+      <w:r>
+        <w:rPr>
+          <w:rFonts w:hint="eastAsia"/>
+        </w:rPr>
+        <w:t xml:space="preserve">특징: 해외 </w:t>
+      </w:r>
+      <w:r>
+        <w:rPr>
+          <w:rFonts w:hint="eastAsia"/>
+        </w:rPr>
+        <w:t>세</w:t>
+      </w:r>
+      <w:r>
+        <w:rPr>
+          <w:rFonts w:hint="eastAsia"/>
+        </w:rPr>
+        <w:t>력. 령의 기운은 이미 악한 기운이므로, 구원해야 한다.</w:t>
+      </w:r>
+    </w:p>
+    <w:p>
+      <w:pPr>
+        <w:pStyle w:val="3"/>
+        <w:rPr>
+          <w:b/>
+          <w:bCs/>
+        </w:rPr>
+      </w:pPr>
+      <w:bookmarkStart w:id="40" w:name="_Toc238982980"/>
+      <w:r>
+        <w:rPr>
+          <w:rFonts w:hint="eastAsia"/>
+          <w:b/>
+          <w:bCs/>
+        </w:rPr>
+        <w:t>메인 스토리</w:t>
+      </w:r>
+      <w:r>
+        <w:rPr>
+          <w:rFonts w:hint="eastAsia"/>
+          <w:b/>
+          <w:bCs/>
+        </w:rPr>
+        <w:t>(시놉시스)</w:t>
+      </w:r>
+      <w:bookmarkEnd w:id="40"/>
+    </w:p>
+    <w:p>
+      <w:r>
+        <w:t>2026년 어느 날, 이준혁은 운전 중 갑작스러운 교통사고를 당한다.</w:t>
+      </w:r>
+    </w:p>
+    <w:p>
+      <w:r>
         <w:lastRenderedPageBreak/>
-        <w:t>정체불명의 남자</w:t>
-      </w:r>
-    </w:p>
-    <w:p>
-      <w:pPr>
-        <w:pStyle w:val="3"/>
-        <w:rPr>
-          <w:b/>
-          <w:bCs/>
-        </w:rPr>
-      </w:pPr>
-      <w:bookmarkStart w:id="39" w:name="_Toc238982979"/>
-      <w:r>
-        <w:rPr>
-          <w:rFonts w:hint="eastAsia"/>
-          <w:b/>
-          <w:bCs/>
-        </w:rPr>
-        <w:t>세력</w:t>
-      </w:r>
-      <w:bookmarkEnd w:id="39"/>
-    </w:p>
-    <w:p>
-      <w:pPr>
-        <w:rPr>
-          <w:rFonts w:hint="eastAsia"/>
-        </w:rPr>
-      </w:pPr>
-      <w:proofErr w:type="spellStart"/>
-      <w:r>
-        <w:rPr>
-          <w:rFonts w:hint="eastAsia"/>
-          <w:b/>
-          <w:bCs/>
-        </w:rPr>
-        <w:t>한마루</w:t>
-      </w:r>
-      <w:proofErr w:type="spellEnd"/>
-      <w:r>
-        <w:rPr>
-          <w:b/>
-          <w:bCs/>
-        </w:rPr>
-        <w:br/>
-      </w:r>
-      <w:r>
-        <w:rPr>
-          <w:rFonts w:hint="eastAsia"/>
-        </w:rPr>
-        <w:t>목적: 령의 기운 관리</w:t>
-      </w:r>
-      <w:r>
-        <w:br/>
-      </w:r>
-      <w:r>
-        <w:rPr>
-          <w:rFonts w:hint="eastAsia"/>
-        </w:rPr>
-        <w:t>특징: 비밀 조직, 귀신과 관련된 사건 처리, 구성원은 서로 정체를 숨김.</w:t>
-      </w:r>
-      <w:r>
-        <w:br/>
-      </w:r>
-      <w:r>
-        <w:rPr>
-          <w:rFonts w:hint="eastAsia"/>
-        </w:rPr>
-        <w:t>주요 역할: 령의 기운 관리, 귀신 문제 해결, 해원</w:t>
-      </w:r>
-    </w:p>
-    <w:p>
-      <w:pPr>
-        <w:rPr>
-          <w:rFonts w:hint="eastAsia"/>
-          <w:b/>
-          <w:bCs/>
-        </w:rPr>
-      </w:pPr>
-      <w:r>
-        <w:rPr>
-          <w:b/>
-          <w:bCs/>
-        </w:rPr>
-        <w:t>탐(貪)</w:t>
-      </w:r>
-      <w:r>
-        <w:rPr>
-          <w:b/>
-          <w:bCs/>
-        </w:rPr>
-        <w:br/>
-      </w:r>
-      <w:r>
-        <w:rPr>
-          <w:rFonts w:hint="eastAsia"/>
-        </w:rPr>
-        <w:t>목적: 령의 기운을 탐함</w:t>
-      </w:r>
-      <w:r>
-        <w:br/>
-      </w:r>
-      <w:r>
-        <w:rPr>
-          <w:rFonts w:hint="eastAsia"/>
-        </w:rPr>
-        <w:t>특징: 한마루와 적대, 령의 기운을 이용, 사건의 배후</w:t>
-      </w:r>
-    </w:p>
-    <w:p>
-      <w:pPr>
-        <w:rPr>
-          <w:b/>
-          <w:bCs/>
-        </w:rPr>
-      </w:pPr>
-      <w:r>
-        <w:rPr>
-          <w:rFonts w:hint="eastAsia"/>
-          <w:b/>
-          <w:bCs/>
-        </w:rPr>
-        <w:t>요괴(중립):</w:t>
-      </w:r>
-      <w:r>
-        <w:rPr>
-          <w:rFonts w:hint="eastAsia"/>
-          <w:b/>
-          <w:bCs/>
-        </w:rPr>
-        <w:t xml:space="preserve"> 여러 요괴들이 있음. 각각의 성격과 특징이 있음. *추가예정</w:t>
-      </w:r>
-    </w:p>
-    <w:p>
-      <w:pPr>
-        <w:pStyle w:val="3"/>
-        <w:rPr>
-          <w:rFonts w:hint="eastAsia"/>
-          <w:b/>
-          <w:bCs/>
-        </w:rPr>
-      </w:pPr>
-      <w:bookmarkStart w:id="40" w:name="_Toc238982980"/>
-      <w:r>
-        <w:rPr>
-          <w:rFonts w:hint="eastAsia"/>
-          <w:b/>
-          <w:bCs/>
-        </w:rPr>
-        <w:t>메인 스토리</w:t>
-      </w:r>
-      <w:r>
-        <w:rPr>
-          <w:rFonts w:hint="eastAsia"/>
-          <w:b/>
-          <w:bCs/>
-        </w:rPr>
-        <w:t>(시놉시스)</w:t>
-      </w:r>
-      <w:bookmarkEnd w:id="40"/>
-    </w:p>
-    <w:p>
-      <w:r>
-        <w:t>2026년 어느 날, 이준혁은 운전 중 갑작스러운 교통사고를 당한다.</w:t>
-      </w:r>
-    </w:p>
-    <w:p>
-      <w:r>
         <w:t xml:space="preserve">운 좋게 목숨을 건졌지만, 사고로 인해 사랑하는 여자친구를 잃게 된다. 모든 것을 잃었다고 생각하던 그는 얼마 지나지 않아 그 사고가 단순한 사고가 아닌, </w:t>
       </w:r>
       <w:proofErr w:type="spellStart"/>
@@ -9943,205 +11378,197 @@
     </w:p>
     <w:p>
       <w:r>
-        <w:t>령의 세계를 느낄 수 있게 된 남자 이준혁과, 그것을 느낄 수는 없지만 누구보다 능숙하</w:t>
-      </w:r>
-      <w:r>
+        <w:t xml:space="preserve">령의 세계를 느낄 수 있게 된 남자 이준혁과, 그것을 느낄 수는 없지만 누구보다 능숙하게 귀신을 </w:t>
+      </w:r>
+      <w:proofErr w:type="spellStart"/>
+      <w:r>
+        <w:t>해원하는</w:t>
+      </w:r>
+      <w:proofErr w:type="spellEnd"/>
+      <w:r>
+        <w:t xml:space="preserve"> 소녀 </w:t>
+      </w:r>
+      <w:proofErr w:type="spellStart"/>
+      <w:r>
+        <w:t>한여울</w:t>
+      </w:r>
+      <w:proofErr w:type="spellEnd"/>
+      <w:r>
+        <w:t>.</w:t>
+      </w:r>
+    </w:p>
+    <w:p>
+      <w:r>
+        <w:t>여자친구의 죽음에 숨겨진 진실을 찾기 위해, 두 사람은 함께 저승과 인간의 세계 사이에 숨겨진 비밀을 마주하기 시작한다.</w:t>
+      </w:r>
+    </w:p>
+    <w:p>
+      <w:r>
+        <w:t>그들의 첫 번째 이야기가 시작된다.</w:t>
+      </w:r>
+    </w:p>
+    <w:p>
+      <w:pPr>
+        <w:pStyle w:val="3"/>
+        <w:rPr>
+          <w:b/>
+          <w:bCs/>
+        </w:rPr>
+      </w:pPr>
+      <w:bookmarkStart w:id="41" w:name="_Toc238982981"/>
+      <w:r>
+        <w:rPr>
+          <w:rFonts w:hint="eastAsia"/>
+          <w:b/>
+          <w:bCs/>
+        </w:rPr>
+        <w:t>에피소드/퀘스트</w:t>
+      </w:r>
+      <w:bookmarkEnd w:id="41"/>
+    </w:p>
+    <w:p>
+      <w:pPr>
+        <w:rPr>
+          <w:b/>
+          <w:bCs/>
+          <w:color w:val="0C3512" w:themeColor="accent3" w:themeShade="80"/>
+        </w:rPr>
+      </w:pPr>
+      <w:r>
+        <w:rPr>
+          <w:rFonts w:hint="eastAsia"/>
+          <w:b/>
+          <w:bCs/>
+          <w:color w:val="0C3512" w:themeColor="accent3" w:themeShade="80"/>
+        </w:rPr>
+        <w:t>전체적인 스토리는 메시지를 전달하는 느낌으로 가도 좋을 것 같다.</w:t>
+      </w:r>
+      <w:r>
+        <w:rPr>
+          <w:b/>
+          <w:bCs/>
+          <w:color w:val="0C3512" w:themeColor="accent3" w:themeShade="80"/>
+        </w:rPr>
+        <w:br/>
+      </w:r>
+      <w:r>
+        <w:rPr>
+          <w:rFonts w:hint="eastAsia"/>
+          <w:b/>
+          <w:bCs/>
+          <w:color w:val="0C3512" w:themeColor="accent3" w:themeShade="80"/>
+        </w:rPr>
+        <w:t>그래서 생각한 것이 어린 왕자인데, 초반 스토리 부분을 어린 왕자와 같은 결을 타도록 만들어 보고 좋은 것 같으면 그대로 진행.</w:t>
+      </w:r>
+      <w:r>
+        <w:rPr>
+          <w:b/>
+          <w:bCs/>
+          <w:color w:val="0C3512" w:themeColor="accent3" w:themeShade="80"/>
+        </w:rPr>
+        <w:br/>
+      </w:r>
+      <w:r>
+        <w:rPr>
+          <w:rFonts w:hint="eastAsia"/>
+          <w:b/>
+          <w:bCs/>
+          <w:color w:val="0C3512" w:themeColor="accent3" w:themeShade="80"/>
+        </w:rPr>
+        <w:t>에피소드의 소제목은 게임에서 등장하지 않을 예정. 어린 왕자와 같은 결을 타는 것으로 어디 부분인지 읽는 사람이 이해하도록 표기하는 것.</w:t>
+      </w:r>
+      <w:r>
+        <w:rPr>
+          <w:b/>
+          <w:bCs/>
+          <w:color w:val="0C3512" w:themeColor="accent3" w:themeShade="80"/>
+        </w:rPr>
+        <w:br/>
+      </w:r>
+      <w:r>
+        <w:rPr>
+          <w:rFonts w:hint="eastAsia"/>
+          <w:b/>
+          <w:bCs/>
+          <w:color w:val="0C3512" w:themeColor="accent3" w:themeShade="80"/>
+        </w:rPr>
+        <w:t>전달하려는 메시지는 어린 왕자에서 다음과 같다.</w:t>
+      </w:r>
+      <w:r>
+        <w:rPr>
+          <w:b/>
+          <w:bCs/>
+          <w:color w:val="0C3512" w:themeColor="accent3" w:themeShade="80"/>
+        </w:rPr>
+        <w:br/>
+      </w:r>
+      <w:r>
+        <w:rPr>
+          <w:rFonts w:hint="eastAsia"/>
+          <w:b/>
+          <w:bCs/>
+          <w:color w:val="0C3512" w:themeColor="accent3" w:themeShade="80"/>
+        </w:rPr>
+        <w:t xml:space="preserve">1. </w:t>
+      </w:r>
+      <w:r>
+        <w:rPr>
+          <w:b/>
+          <w:bCs/>
+          <w:color w:val="0C3512" w:themeColor="accent3" w:themeShade="80"/>
+        </w:rPr>
+        <w:t>진정으로 중요한 것은 겉으로 보이는 것이 아니라 마음으로 바라봐야 한다</w:t>
+      </w:r>
+      <w:r>
+        <w:rPr>
+          <w:rFonts w:hint="eastAsia"/>
+          <w:b/>
+          <w:bCs/>
+          <w:color w:val="0C3512" w:themeColor="accent3" w:themeShade="80"/>
+        </w:rPr>
+        <w:t>.</w:t>
+      </w:r>
+      <w:r>
+        <w:rPr>
+          <w:b/>
+          <w:bCs/>
+          <w:color w:val="0C3512" w:themeColor="accent3" w:themeShade="80"/>
+        </w:rPr>
+        <w:br/>
+      </w:r>
+      <w:r>
+        <w:rPr>
+          <w:rFonts w:hint="eastAsia"/>
+          <w:b/>
+          <w:bCs/>
+          <w:color w:val="0C3512" w:themeColor="accent3" w:themeShade="80"/>
+        </w:rPr>
+        <w:t xml:space="preserve">2. </w:t>
+      </w:r>
+      <w:r>
+        <w:rPr>
+          <w:b/>
+          <w:bCs/>
+          <w:color w:val="0C3512" w:themeColor="accent3" w:themeShade="80"/>
+        </w:rPr>
+        <w:t>소중한 관계에는 책임이 따른다.</w:t>
+      </w:r>
+      <w:r>
+        <w:rPr>
+          <w:b/>
+          <w:bCs/>
+          <w:color w:val="0C3512" w:themeColor="accent3" w:themeShade="80"/>
+        </w:rPr>
+        <w:br/>
+      </w:r>
+      <w:r>
+        <w:rPr>
+          <w:rFonts w:hint="eastAsia"/>
+          <w:b/>
+          <w:bCs/>
+          <w:color w:val="0C3512" w:themeColor="accent3" w:themeShade="80"/>
+        </w:rPr>
         <w:lastRenderedPageBreak/>
-        <w:t xml:space="preserve">게 귀신을 </w:t>
-      </w:r>
-      <w:proofErr w:type="spellStart"/>
-      <w:r>
-        <w:t>해원하는</w:t>
-      </w:r>
-      <w:proofErr w:type="spellEnd"/>
-      <w:r>
-        <w:t xml:space="preserve"> 소녀 </w:t>
-      </w:r>
-      <w:proofErr w:type="spellStart"/>
-      <w:r>
-        <w:t>한여울</w:t>
-      </w:r>
-      <w:proofErr w:type="spellEnd"/>
-      <w:r>
-        <w:t>.</w:t>
-      </w:r>
-    </w:p>
-    <w:p>
-      <w:r>
-        <w:t>여자친구의 죽음에 숨겨진 진실을 찾기 위해, 두 사람은 함께 저승과 인간의 세계 사이에 숨겨진 비밀을 마주하기 시작한다.</w:t>
-      </w:r>
-    </w:p>
-    <w:p>
-      <w:pPr>
-        <w:rPr>
-          <w:rFonts w:hint="eastAsia"/>
-        </w:rPr>
-      </w:pPr>
-      <w:r>
-        <w:t>그들의 첫 번째 이야기가 시작된다.</w:t>
-      </w:r>
-    </w:p>
-    <w:p>
-      <w:pPr>
-        <w:pStyle w:val="3"/>
-        <w:rPr>
-          <w:b/>
-          <w:bCs/>
-        </w:rPr>
-      </w:pPr>
-      <w:bookmarkStart w:id="41" w:name="_Toc238982981"/>
-      <w:r>
-        <w:rPr>
-          <w:rFonts w:hint="eastAsia"/>
-          <w:b/>
-          <w:bCs/>
-        </w:rPr>
-        <w:t>에피소드/퀘스트</w:t>
-      </w:r>
-      <w:bookmarkEnd w:id="41"/>
-    </w:p>
-    <w:p>
-      <w:pPr>
-        <w:rPr>
-          <w:b/>
-          <w:bCs/>
-          <w:color w:val="0C3512" w:themeColor="accent3" w:themeShade="80"/>
-        </w:rPr>
-      </w:pPr>
-      <w:r>
-        <w:rPr>
-          <w:rFonts w:hint="eastAsia"/>
-          <w:b/>
-          <w:bCs/>
-          <w:color w:val="0C3512" w:themeColor="accent3" w:themeShade="80"/>
-        </w:rPr>
-        <w:t>전체적인 스토리는 메시지를 전달하는 느낌으로 가도 좋을 것 같다.</w:t>
-      </w:r>
-      <w:r>
-        <w:rPr>
-          <w:b/>
-          <w:bCs/>
-          <w:color w:val="0C3512" w:themeColor="accent3" w:themeShade="80"/>
-        </w:rPr>
-        <w:br/>
-      </w:r>
-      <w:r>
-        <w:rPr>
-          <w:rFonts w:hint="eastAsia"/>
-          <w:b/>
-          <w:bCs/>
-          <w:color w:val="0C3512" w:themeColor="accent3" w:themeShade="80"/>
-        </w:rPr>
-        <w:t>그래서 생각한 것이 어린 왕자인데, 초반 스토리 부분을 어린 왕자와 같은 결을 타도록 만들어 보고 좋은 것 같으면 그대로 진행.</w:t>
-      </w:r>
-      <w:r>
-        <w:rPr>
-          <w:b/>
-          <w:bCs/>
-          <w:color w:val="0C3512" w:themeColor="accent3" w:themeShade="80"/>
-        </w:rPr>
-        <w:br/>
-      </w:r>
-      <w:r>
-        <w:rPr>
-          <w:rFonts w:hint="eastAsia"/>
-          <w:b/>
-          <w:bCs/>
-          <w:color w:val="0C3512" w:themeColor="accent3" w:themeShade="80"/>
-        </w:rPr>
-        <w:t>에피소드의 소제목은 게임에서 등장하지 않을 예정. 어린 왕자와 같은 결을 타는 것으로 어디 부분인지 읽는 사람이 이해하도록 표기하는 것.</w:t>
-      </w:r>
-      <w:r>
-        <w:rPr>
-          <w:b/>
-          <w:bCs/>
-          <w:color w:val="0C3512" w:themeColor="accent3" w:themeShade="80"/>
-        </w:rPr>
-        <w:br/>
-      </w:r>
-      <w:r>
-        <w:rPr>
-          <w:rFonts w:hint="eastAsia"/>
-          <w:b/>
-          <w:bCs/>
-          <w:color w:val="0C3512" w:themeColor="accent3" w:themeShade="80"/>
-        </w:rPr>
-        <w:t>전달하려는 메시지는 어린 왕자에서 다음과 같다.</w:t>
-      </w:r>
-      <w:r>
-        <w:rPr>
-          <w:b/>
-          <w:bCs/>
-          <w:color w:val="0C3512" w:themeColor="accent3" w:themeShade="80"/>
-        </w:rPr>
-        <w:br/>
-      </w:r>
-      <w:r>
-        <w:rPr>
-          <w:rFonts w:hint="eastAsia"/>
-          <w:b/>
-          <w:bCs/>
-          <w:color w:val="0C3512" w:themeColor="accent3" w:themeShade="80"/>
-        </w:rPr>
-        <w:t xml:space="preserve">1. </w:t>
-      </w:r>
-      <w:r>
-        <w:rPr>
-          <w:b/>
-          <w:bCs/>
-          <w:color w:val="0C3512" w:themeColor="accent3" w:themeShade="80"/>
-        </w:rPr>
-        <w:t>진정으로 중요한 것은 겉으로 보이는 것이 아니라 마음으로 바라봐야 한다</w:t>
-      </w:r>
-      <w:r>
-        <w:rPr>
-          <w:rFonts w:hint="eastAsia"/>
-          <w:b/>
-          <w:bCs/>
-          <w:color w:val="0C3512" w:themeColor="accent3" w:themeShade="80"/>
-        </w:rPr>
-        <w:t>.</w:t>
-      </w:r>
-      <w:r>
-        <w:rPr>
-          <w:b/>
-          <w:bCs/>
-          <w:color w:val="0C3512" w:themeColor="accent3" w:themeShade="80"/>
-        </w:rPr>
-        <w:br/>
-      </w:r>
-      <w:r>
-        <w:rPr>
-          <w:rFonts w:hint="eastAsia"/>
-          <w:b/>
-          <w:bCs/>
-          <w:color w:val="0C3512" w:themeColor="accent3" w:themeShade="80"/>
-        </w:rPr>
-        <w:t xml:space="preserve">2. </w:t>
-      </w:r>
-      <w:r>
-        <w:rPr>
-          <w:b/>
-          <w:bCs/>
-          <w:color w:val="0C3512" w:themeColor="accent3" w:themeShade="80"/>
-        </w:rPr>
-        <w:t>소중한 관계에는 책임이 따른다.</w:t>
-      </w:r>
-      <w:r>
-        <w:rPr>
-          <w:b/>
-          <w:bCs/>
-          <w:color w:val="0C3512" w:themeColor="accent3" w:themeShade="80"/>
-        </w:rPr>
-        <w:br/>
-      </w:r>
-      <w:r>
-        <w:rPr>
-          <w:rFonts w:hint="eastAsia"/>
-          <w:b/>
-          <w:bCs/>
-          <w:color w:val="0C3512" w:themeColor="accent3" w:themeShade="80"/>
-        </w:rPr>
         <w:t xml:space="preserve">3. </w:t>
       </w:r>
       <w:r>
@@ -10220,7 +11647,6 @@
         <w:autoSpaceDE/>
         <w:autoSpaceDN/>
         <w:rPr>
-          <w:rFonts w:hint="eastAsia"/>
           <w:b/>
           <w:bCs/>
           <w:color w:val="0C3512" w:themeColor="accent3" w:themeShade="80"/>
@@ -10251,11 +11677,6 @@
       </w:r>
     </w:p>
     <w:p>
-      <w:pPr>
-        <w:rPr>
-          <w:rFonts w:hint="eastAsia"/>
-        </w:rPr>
-      </w:pPr>
       <w:r>
         <w:rPr>
           <w:rFonts w:hint="eastAsia"/>
@@ -10312,11 +11733,6 @@
       </w:r>
     </w:p>
     <w:p>
-      <w:pPr>
-        <w:rPr>
-          <w:rFonts w:hint="eastAsia"/>
-        </w:rPr>
-      </w:pPr>
       <w:r>
         <w:rPr>
           <w:rFonts w:hint="eastAsia"/>
@@ -10331,174 +11747,171 @@
     </w:p>
     <w:p>
       <w:r>
-        <w:t>이준혁은 그 말을 믿어야 할지 고민하지만, 여자친구의 죽음에 숨겨진 진실을 알 수 있</w:t>
-      </w:r>
-      <w:r>
+        <w:t>이준혁은 그 말을 믿어야 할지 고민하지만, 여자친구의 죽음에 숨겨진 진실을 알 수 있다는 생각에 다시 움직이기 시작한다.</w:t>
+      </w:r>
+    </w:p>
+    <w:p>
+      <w:r>
+        <w:t>그렇게 ‘천도’</w:t>
+      </w:r>
+      <w:proofErr w:type="spellStart"/>
+      <w:r>
+        <w:t>에</w:t>
+      </w:r>
+      <w:proofErr w:type="spellEnd"/>
+      <w:r>
+        <w:t xml:space="preserve"> 도착한 이준혁은 신당의 문을 두드린다.</w:t>
+      </w:r>
+    </w:p>
+    <w:p>
+      <w:r>
+        <w:t>“들어오세요.”</w:t>
+      </w:r>
+    </w:p>
+    <w:p>
+      <w:r>
+        <w:t>문을 열자, 그곳에는 갓을 쓴 무당 한 명이 서 있었다. 얼굴조차 제대로 보이지 않는 신비로운 모습이었다.</w:t>
+      </w:r>
+    </w:p>
+    <w:p>
+      <w:r>
+        <w:t>“무슨 일로 찾아오셨죠?”</w:t>
+      </w:r>
+    </w:p>
+    <w:p>
+      <w:r>
+        <w:t>“이곳에 오라는 말을 들었습니다.”</w:t>
+      </w:r>
+    </w:p>
+    <w:p>
+      <w:r>
+        <w:t xml:space="preserve">이준혁이 </w:t>
+      </w:r>
+      <w:proofErr w:type="spellStart"/>
+      <w:r>
+        <w:t>건네받은</w:t>
+      </w:r>
+      <w:proofErr w:type="spellEnd"/>
+      <w:r>
+        <w:t xml:space="preserve"> 쪽지를 보여주자, 무당은 순간 몸을 움찔하며 그의 얼굴을 바라본다.</w:t>
+      </w:r>
+    </w:p>
+    <w:p>
+      <w:r>
+        <w:t>그리고 갓 사이로 드러난 그녀의 얼굴은, 무당이라고 하기에는 지나치게 어려 보였다.</w:t>
+      </w:r>
+    </w:p>
+    <w:p>
+      <w:r>
+        <w:t>잠시 후 그녀는 놀란 듯 외친다.</w:t>
+      </w:r>
+    </w:p>
+    <w:p>
+      <w:r>
+        <w:t>“신... 신탁이다!”</w:t>
+      </w:r>
+    </w:p>
+    <w:p>
+      <w:r>
+        <w:rPr>
+          <w:rFonts w:hint="eastAsia"/>
+        </w:rPr>
         <w:lastRenderedPageBreak/>
-        <w:t>다는 생각에 다시 움직이기 시작한다.</w:t>
-      </w:r>
-    </w:p>
-    <w:p>
-      <w:r>
-        <w:t>그렇게 ‘천도’</w:t>
+        <w:t xml:space="preserve">그렇게 이준혁은 </w:t>
       </w:r>
       <w:proofErr w:type="spellStart"/>
       <w:r>
-        <w:t>에</w:t>
+        <w:rPr>
+          <w:rFonts w:hint="eastAsia"/>
+        </w:rPr>
+        <w:t>한여울이라는</w:t>
       </w:r>
       <w:proofErr w:type="spellEnd"/>
       <w:r>
-        <w:t xml:space="preserve"> 도착한 이준혁은 신당의 문을 두드린다.</w:t>
-      </w:r>
-    </w:p>
-    <w:p>
-      <w:r>
-        <w:t>“들어오세요.”</w:t>
-      </w:r>
-    </w:p>
-    <w:p>
-      <w:r>
-        <w:t>문을 열자, 그곳에는 갓을 쓴 무당 한 명이 서 있었다. 얼굴조차 제대로 보이지 않는 신비로운 모습이었다.</w:t>
-      </w:r>
-    </w:p>
-    <w:p>
-      <w:r>
-        <w:t>“무슨 일로 찾아오셨죠?”</w:t>
-      </w:r>
-    </w:p>
-    <w:p>
-      <w:r>
-        <w:t>“이곳에 오라는 말을 들었습니다.”</w:t>
-      </w:r>
-    </w:p>
-    <w:p>
-      <w:r>
-        <w:t xml:space="preserve">이준혁이 </w:t>
+        <w:rPr>
+          <w:rFonts w:hint="eastAsia"/>
+        </w:rPr>
+        <w:t xml:space="preserve"> 무당 소녀와 만나게 된다.</w:t>
+      </w:r>
+    </w:p>
+    <w:p>
+      <w:r>
+        <w:t>‘</w:t>
       </w:r>
       <w:proofErr w:type="spellStart"/>
       <w:r>
-        <w:t>건네받은</w:t>
+        <w:rPr>
+          <w:rFonts w:hint="eastAsia"/>
+        </w:rPr>
+        <w:t>한마루</w:t>
       </w:r>
       <w:proofErr w:type="spellEnd"/>
       <w:r>
-        <w:t xml:space="preserve"> 쪽지를 보여주자, 무당은 순간 몸을 움찔하며 그의 얼굴을 바라본다.</w:t>
-      </w:r>
-    </w:p>
-    <w:p>
-      <w:r>
-        <w:t>그리고 갓 사이로 드러난 그녀의 얼굴은, 무당이라고 하기에는 지나치게 어려 보였다.</w:t>
-      </w:r>
-    </w:p>
-    <w:p>
-      <w:r>
-        <w:t>잠시 후 그녀는 놀란 듯 외친다.</w:t>
-      </w:r>
-    </w:p>
-    <w:p>
-      <w:r>
-        <w:t>“신... 신탁이다!”</w:t>
-      </w:r>
-    </w:p>
-    <w:p>
-      <w:r>
-        <w:rPr>
-          <w:rFonts w:hint="eastAsia"/>
-        </w:rPr>
-        <w:t xml:space="preserve">그렇게 이준혁은 </w:t>
+        <w:t>’</w:t>
+      </w:r>
+      <w:r>
+        <w:rPr>
+          <w:rFonts w:hint="eastAsia"/>
+        </w:rPr>
+        <w:t>라는 귀신과 관련된 곳에서 일하는 그녀는 핸드폰 메시지로 오는 신탁에 의해서 움직이고, 이준혁이 온다는 것 또한 신탁에 의해서 알게 되었다고 한다.</w:t>
+      </w:r>
+    </w:p>
+    <w:p>
+      <w:r>
+        <w:rPr>
+          <w:rFonts w:hint="eastAsia"/>
+        </w:rPr>
+        <w:t>그리고 그녀는 이준혁의 여자친구에 대해서 잘 알았다.</w:t>
+      </w:r>
+    </w:p>
+    <w:p>
+      <w:r>
+        <w:rPr>
+          <w:rFonts w:hint="eastAsia"/>
+        </w:rPr>
+        <w:t>그의 여자친구도 한마루에서 무당 비슷한 일을 했고, 굉장히 유명했다고 한다.</w:t>
+      </w:r>
+    </w:p>
+    <w:p>
+      <w:r>
+        <w:rPr>
+          <w:rFonts w:hint="eastAsia"/>
+        </w:rPr>
+        <w:t xml:space="preserve">한마루는 자신의 신분을 숨겨야 하는 곳이지만, 사고 당일 사고 현장에서 엄청난 령의 기운이 쏟아져 나왔고, 그녀가 </w:t>
       </w:r>
       <w:proofErr w:type="spellStart"/>
       <w:r>
         <w:rPr>
           <w:rFonts w:hint="eastAsia"/>
         </w:rPr>
-        <w:t>한여울이라는</w:t>
+        <w:t>한마루</w:t>
       </w:r>
       <w:proofErr w:type="spellEnd"/>
       <w:r>
         <w:rPr>
           <w:rFonts w:hint="eastAsia"/>
         </w:rPr>
-        <w:t xml:space="preserve"> 무당 소녀와 만나게 된다.</w:t>
-      </w:r>
-    </w:p>
-    <w:p>
-      <w:r>
-        <w:t>‘</w:t>
-      </w:r>
+        <w:t xml:space="preserve"> 소속이라는 것을 눈치챘다고 했다.</w:t>
+      </w:r>
+    </w:p>
+    <w:p>
+      <w:r>
+        <w:rPr>
+          <w:rFonts w:hint="eastAsia"/>
+        </w:rPr>
+        <w:t>이준혁은 궁금한 것이 굉장히 많았지만, 그 때 핸드폰 알림이 울렸다.</w:t>
+      </w:r>
+    </w:p>
+    <w:p>
       <w:proofErr w:type="spellStart"/>
       <w:r>
         <w:rPr>
           <w:rFonts w:hint="eastAsia"/>
         </w:rPr>
-        <w:t>한마루</w:t>
+        <w:t>한여울의</w:t>
       </w:r>
       <w:proofErr w:type="spellEnd"/>
       <w:r>
-        <w:t>’</w:t>
-      </w:r>
-      <w:r>
-        <w:rPr>
-          <w:rFonts w:hint="eastAsia"/>
-        </w:rPr>
-        <w:t>라는 귀신과 관련된 곳에서 일하는 그녀는 핸드폰 메시지로 오는 신탁에 의해서 움직이고, 이준혁이 온다는 것 또한 신탁에 의해서 알게 되었다고 한다.</w:t>
-      </w:r>
-    </w:p>
-    <w:p>
-      <w:r>
-        <w:rPr>
-          <w:rFonts w:hint="eastAsia"/>
-        </w:rPr>
-        <w:t>그리고 그녀는 이준혁의 여자친구에 대해서 잘 알았다.</w:t>
-      </w:r>
-    </w:p>
-    <w:p>
-      <w:r>
-        <w:rPr>
-          <w:rFonts w:hint="eastAsia"/>
-        </w:rPr>
-        <w:t>그의 여자친구도 한마루에서 무당 비슷한 일을 했고, 굉장히 유명했다고 한다.</w:t>
-      </w:r>
-    </w:p>
-    <w:p>
-      <w:r>
-        <w:rPr>
-          <w:rFonts w:hint="eastAsia"/>
-        </w:rPr>
-        <w:t xml:space="preserve">한마루는 자신의 신분을 숨겨야 하는 곳이지만, 사고 당일 사고 현장에서 엄청난 령의 기운이 쏟아져 나왔고, 그녀가 </w:t>
-      </w:r>
-      <w:proofErr w:type="spellStart"/>
-      <w:r>
-        <w:rPr>
-          <w:rFonts w:hint="eastAsia"/>
-        </w:rPr>
-        <w:t>한마루</w:t>
-      </w:r>
-      <w:proofErr w:type="spellEnd"/>
-      <w:r>
-        <w:rPr>
-          <w:rFonts w:hint="eastAsia"/>
-        </w:rPr>
-        <w:t xml:space="preserve"> 소속이라는 것을 눈치챘다고 했다.</w:t>
-      </w:r>
-    </w:p>
-    <w:p>
-      <w:r>
-        <w:rPr>
-          <w:rFonts w:hint="eastAsia"/>
-        </w:rPr>
-        <w:t>이준혁은 궁금한 것이 굉장히 많았지만, 그 때 핸드폰 알림이 울렸다.</w:t>
-      </w:r>
-    </w:p>
-    <w:p>
-      <w:proofErr w:type="spellStart"/>
-      <w:r>
-        <w:rPr>
-          <w:rFonts w:hint="eastAsia"/>
-        </w:rPr>
-        <w:t>한여울의</w:t>
-      </w:r>
-      <w:proofErr w:type="spellEnd"/>
-      <w:r>
         <w:rPr>
           <w:rFonts w:hint="eastAsia"/>
         </w:rPr>
@@ -10529,11 +11942,6 @@
       </w:r>
     </w:p>
     <w:p>
-      <w:pPr>
-        <w:rPr>
-          <w:rFonts w:hint="eastAsia"/>
-        </w:rPr>
-      </w:pPr>
       <w:r>
         <w:rPr>
           <w:rFonts w:hint="eastAsia"/>
@@ -10550,11 +11958,6 @@
       </w:r>
     </w:p>
     <w:p>
-      <w:pPr>
-        <w:rPr>
-          <w:rFonts w:hint="eastAsia"/>
-        </w:rPr>
-      </w:pPr>
       <w:r>
         <w:rPr>
           <w:rFonts w:hint="eastAsia"/>
@@ -10568,7 +11971,6 @@
           <w:b/>
           <w:bCs/>
         </w:rPr>
-        <w:lastRenderedPageBreak/>
         <w:t>프롤로그 초반</w:t>
       </w:r>
     </w:p>
@@ -10687,15 +12089,11 @@
         </w:numPr>
       </w:pPr>
       <w:r>
+        <w:lastRenderedPageBreak/>
         <w:t xml:space="preserve">여자친구는 한마루에서 무엇을 했는가? </w:t>
       </w:r>
     </w:p>
     <w:p>
-      <w:pPr>
-        <w:rPr>
-          <w:rFonts w:hint="eastAsia"/>
-        </w:rPr>
-      </w:pPr>
       <w:r>
         <w:t>↓ 세계관 이해</w:t>
       </w:r>
@@ -10707,7 +12105,6 @@
         <w:autoSpaceDE/>
         <w:autoSpaceDN/>
         <w:rPr>
-          <w:rFonts w:hint="eastAsia"/>
           <w:b/>
           <w:bCs/>
         </w:rPr>
@@ -13386,6 +14783,119 @@
     </w:lvl>
   </w:abstractNum>
   <w:abstractNum w:abstractNumId="1" w15:restartNumberingAfterBreak="0">
+    <w:nsid w:val="02F825B9"/>
+    <w:multiLevelType w:val="hybridMultilevel"/>
+    <w:tmpl w:val="3A9AA058"/>
+    <w:lvl w:ilvl="0" w:tplc="DDB282C4">
+      <w:numFmt w:val="bullet"/>
+      <w:lvlText w:val="-"/>
+      <w:lvlJc w:val="left"/>
+      <w:pPr>
+        <w:ind w:left="800" w:hanging="360"/>
+      </w:pPr>
+      <w:rPr>
+        <w:rFonts w:ascii="맑은 고딕" w:eastAsia="맑은 고딕" w:hAnsi="맑은 고딕" w:cstheme="minorBidi" w:hint="eastAsia"/>
+        <w:b/>
+      </w:rPr>
+    </w:lvl>
+    <w:lvl w:ilvl="1" w:tplc="04090003" w:tentative="1">
+      <w:start w:val="1"/>
+      <w:numFmt w:val="bullet"/>
+      <w:lvlText w:val=""/>
+      <w:lvlJc w:val="left"/>
+      <w:pPr>
+        <w:ind w:left="1320" w:hanging="440"/>
+      </w:pPr>
+      <w:rPr>
+        <w:rFonts w:ascii="Wingdings" w:hAnsi="Wingdings" w:hint="default"/>
+      </w:rPr>
+    </w:lvl>
+    <w:lvl w:ilvl="2" w:tplc="04090005" w:tentative="1">
+      <w:start w:val="1"/>
+      <w:numFmt w:val="bullet"/>
+      <w:lvlText w:val=""/>
+      <w:lvlJc w:val="left"/>
+      <w:pPr>
+        <w:ind w:left="1760" w:hanging="440"/>
+      </w:pPr>
+      <w:rPr>
+        <w:rFonts w:ascii="Wingdings" w:hAnsi="Wingdings" w:hint="default"/>
+      </w:rPr>
+    </w:lvl>
+    <w:lvl w:ilvl="3" w:tplc="04090001" w:tentative="1">
+      <w:start w:val="1"/>
+      <w:numFmt w:val="bullet"/>
+      <w:lvlText w:val=""/>
+      <w:lvlJc w:val="left"/>
+      <w:pPr>
+        <w:ind w:left="2200" w:hanging="440"/>
+      </w:pPr>
+      <w:rPr>
+        <w:rFonts w:ascii="Wingdings" w:hAnsi="Wingdings" w:hint="default"/>
+      </w:rPr>
+    </w:lvl>
+    <w:lvl w:ilvl="4" w:tplc="04090003" w:tentative="1">
+      <w:start w:val="1"/>
+      <w:numFmt w:val="bullet"/>
+      <w:lvlText w:val=""/>
+      <w:lvlJc w:val="left"/>
+      <w:pPr>
+        <w:ind w:left="2640" w:hanging="440"/>
+      </w:pPr>
+      <w:rPr>
+        <w:rFonts w:ascii="Wingdings" w:hAnsi="Wingdings" w:hint="default"/>
+      </w:rPr>
+    </w:lvl>
+    <w:lvl w:ilvl="5" w:tplc="04090005" w:tentative="1">
+      <w:start w:val="1"/>
+      <w:numFmt w:val="bullet"/>
+      <w:lvlText w:val=""/>
+      <w:lvlJc w:val="left"/>
+      <w:pPr>
+        <w:ind w:left="3080" w:hanging="440"/>
+      </w:pPr>
+      <w:rPr>
+        <w:rFonts w:ascii="Wingdings" w:hAnsi="Wingdings" w:hint="default"/>
+      </w:rPr>
+    </w:lvl>
+    <w:lvl w:ilvl="6" w:tplc="04090001" w:tentative="1">
+      <w:start w:val="1"/>
+      <w:numFmt w:val="bullet"/>
+      <w:lvlText w:val=""/>
+      <w:lvlJc w:val="left"/>
+      <w:pPr>
+        <w:ind w:left="3520" w:hanging="440"/>
+      </w:pPr>
+      <w:rPr>
+        <w:rFonts w:ascii="Wingdings" w:hAnsi="Wingdings" w:hint="default"/>
+      </w:rPr>
+    </w:lvl>
+    <w:lvl w:ilvl="7" w:tplc="04090003" w:tentative="1">
+      <w:start w:val="1"/>
+      <w:numFmt w:val="bullet"/>
+      <w:lvlText w:val=""/>
+      <w:lvlJc w:val="left"/>
+      <w:pPr>
+        <w:ind w:left="3960" w:hanging="440"/>
+      </w:pPr>
+      <w:rPr>
+        <w:rFonts w:ascii="Wingdings" w:hAnsi="Wingdings" w:hint="default"/>
+      </w:rPr>
+    </w:lvl>
+    <w:lvl w:ilvl="8" w:tplc="04090005" w:tentative="1">
+      <w:start w:val="1"/>
+      <w:numFmt w:val="bullet"/>
+      <w:lvlText w:val=""/>
+      <w:lvlJc w:val="left"/>
+      <w:pPr>
+        <w:ind w:left="4400" w:hanging="440"/>
+      </w:pPr>
+      <w:rPr>
+        <w:rFonts w:ascii="Wingdings" w:hAnsi="Wingdings" w:hint="default"/>
+      </w:rPr>
+    </w:lvl>
+  </w:abstractNum>
+  <w:abstractNum w:abstractNumId="2" w15:restartNumberingAfterBreak="0">
     <w:nsid w:val="25670745"/>
     <w:multiLevelType w:val="multilevel"/>
     <w:tmpl w:val="10943DB6"/>
@@ -13534,7 +15044,7 @@
       </w:rPr>
     </w:lvl>
   </w:abstractNum>
-  <w:abstractNum w:abstractNumId="2" w15:restartNumberingAfterBreak="0">
+  <w:abstractNum w:abstractNumId="3" w15:restartNumberingAfterBreak="0">
     <w:nsid w:val="2E9423A8"/>
     <w:multiLevelType w:val="hybridMultilevel"/>
     <w:tmpl w:val="07E66082"/>
@@ -13623,7 +15133,7 @@
       </w:pPr>
     </w:lvl>
   </w:abstractNum>
-  <w:abstractNum w:abstractNumId="3" w15:restartNumberingAfterBreak="0">
+  <w:abstractNum w:abstractNumId="4" w15:restartNumberingAfterBreak="0">
     <w:nsid w:val="473B5F0B"/>
     <w:multiLevelType w:val="hybridMultilevel"/>
     <w:tmpl w:val="9662A7C6"/>
@@ -13712,7 +15222,7 @@
       </w:pPr>
     </w:lvl>
   </w:abstractNum>
-  <w:abstractNum w:abstractNumId="4" w15:restartNumberingAfterBreak="0">
+  <w:abstractNum w:abstractNumId="5" w15:restartNumberingAfterBreak="0">
     <w:nsid w:val="4A404FB2"/>
     <w:multiLevelType w:val="multilevel"/>
     <w:tmpl w:val="4880CE98"/>
@@ -13861,7 +15371,119 @@
       </w:rPr>
     </w:lvl>
   </w:abstractNum>
-  <w:abstractNum w:abstractNumId="5" w15:restartNumberingAfterBreak="0">
+  <w:abstractNum w:abstractNumId="6" w15:restartNumberingAfterBreak="0">
+    <w:nsid w:val="4B1E1344"/>
+    <w:multiLevelType w:val="hybridMultilevel"/>
+    <w:tmpl w:val="B27CD3D0"/>
+    <w:lvl w:ilvl="0" w:tplc="BBCAA8D0">
+      <w:numFmt w:val="bullet"/>
+      <w:lvlText w:val="-"/>
+      <w:lvlJc w:val="left"/>
+      <w:pPr>
+        <w:ind w:left="800" w:hanging="360"/>
+      </w:pPr>
+      <w:rPr>
+        <w:rFonts w:ascii="맑은 고딕" w:eastAsia="맑은 고딕" w:hAnsi="맑은 고딕" w:cstheme="minorBidi" w:hint="eastAsia"/>
+      </w:rPr>
+    </w:lvl>
+    <w:lvl w:ilvl="1" w:tplc="04090003">
+      <w:start w:val="1"/>
+      <w:numFmt w:val="bullet"/>
+      <w:lvlText w:val=""/>
+      <w:lvlJc w:val="left"/>
+      <w:pPr>
+        <w:ind w:left="1320" w:hanging="440"/>
+      </w:pPr>
+      <w:rPr>
+        <w:rFonts w:ascii="Wingdings" w:hAnsi="Wingdings" w:hint="default"/>
+      </w:rPr>
+    </w:lvl>
+    <w:lvl w:ilvl="2" w:tplc="04090005" w:tentative="1">
+      <w:start w:val="1"/>
+      <w:numFmt w:val="bullet"/>
+      <w:lvlText w:val=""/>
+      <w:lvlJc w:val="left"/>
+      <w:pPr>
+        <w:ind w:left="1760" w:hanging="440"/>
+      </w:pPr>
+      <w:rPr>
+        <w:rFonts w:ascii="Wingdings" w:hAnsi="Wingdings" w:hint="default"/>
+      </w:rPr>
+    </w:lvl>
+    <w:lvl w:ilvl="3" w:tplc="04090001" w:tentative="1">
+      <w:start w:val="1"/>
+      <w:numFmt w:val="bullet"/>
+      <w:lvlText w:val=""/>
+      <w:lvlJc w:val="left"/>
+      <w:pPr>
+        <w:ind w:left="2200" w:hanging="440"/>
+      </w:pPr>
+      <w:rPr>
+        <w:rFonts w:ascii="Wingdings" w:hAnsi="Wingdings" w:hint="default"/>
+      </w:rPr>
+    </w:lvl>
+    <w:lvl w:ilvl="4" w:tplc="04090003" w:tentative="1">
+      <w:start w:val="1"/>
+      <w:numFmt w:val="bullet"/>
+      <w:lvlText w:val=""/>
+      <w:lvlJc w:val="left"/>
+      <w:pPr>
+        <w:ind w:left="2640" w:hanging="440"/>
+      </w:pPr>
+      <w:rPr>
+        <w:rFonts w:ascii="Wingdings" w:hAnsi="Wingdings" w:hint="default"/>
+      </w:rPr>
+    </w:lvl>
+    <w:lvl w:ilvl="5" w:tplc="04090005" w:tentative="1">
+      <w:start w:val="1"/>
+      <w:numFmt w:val="bullet"/>
+      <w:lvlText w:val=""/>
+      <w:lvlJc w:val="left"/>
+      <w:pPr>
+        <w:ind w:left="3080" w:hanging="440"/>
+      </w:pPr>
+      <w:rPr>
+        <w:rFonts w:ascii="Wingdings" w:hAnsi="Wingdings" w:hint="default"/>
+      </w:rPr>
+    </w:lvl>
+    <w:lvl w:ilvl="6" w:tplc="04090001" w:tentative="1">
+      <w:start w:val="1"/>
+      <w:numFmt w:val="bullet"/>
+      <w:lvlText w:val=""/>
+      <w:lvlJc w:val="left"/>
+      <w:pPr>
+        <w:ind w:left="3520" w:hanging="440"/>
+      </w:pPr>
+      <w:rPr>
+        <w:rFonts w:ascii="Wingdings" w:hAnsi="Wingdings" w:hint="default"/>
+      </w:rPr>
+    </w:lvl>
+    <w:lvl w:ilvl="7" w:tplc="04090003" w:tentative="1">
+      <w:start w:val="1"/>
+      <w:numFmt w:val="bullet"/>
+      <w:lvlText w:val=""/>
+      <w:lvlJc w:val="left"/>
+      <w:pPr>
+        <w:ind w:left="3960" w:hanging="440"/>
+      </w:pPr>
+      <w:rPr>
+        <w:rFonts w:ascii="Wingdings" w:hAnsi="Wingdings" w:hint="default"/>
+      </w:rPr>
+    </w:lvl>
+    <w:lvl w:ilvl="8" w:tplc="04090005" w:tentative="1">
+      <w:start w:val="1"/>
+      <w:numFmt w:val="bullet"/>
+      <w:lvlText w:val=""/>
+      <w:lvlJc w:val="left"/>
+      <w:pPr>
+        <w:ind w:left="4400" w:hanging="440"/>
+      </w:pPr>
+      <w:rPr>
+        <w:rFonts w:ascii="Wingdings" w:hAnsi="Wingdings" w:hint="default"/>
+      </w:rPr>
+    </w:lvl>
+  </w:abstractNum>
+  <w:abstractNum w:abstractNumId="7" w15:restartNumberingAfterBreak="0">
     <w:nsid w:val="517C3DC0"/>
     <w:multiLevelType w:val="hybridMultilevel"/>
     <w:tmpl w:val="8BEE8E30"/>
@@ -13950,7 +15572,7 @@
       </w:pPr>
     </w:lvl>
   </w:abstractNum>
-  <w:abstractNum w:abstractNumId="6" w15:restartNumberingAfterBreak="0">
+  <w:abstractNum w:abstractNumId="8" w15:restartNumberingAfterBreak="0">
     <w:nsid w:val="65F35BDE"/>
     <w:multiLevelType w:val="multilevel"/>
     <w:tmpl w:val="25D4790A"/>
@@ -14100,25 +15722,31 @@
     </w:lvl>
   </w:abstractNum>
   <w:num w:numId="1" w16cid:durableId="1313943689">
+    <w:abstractNumId w:val="4"/>
+  </w:num>
+  <w:num w:numId="2" w16cid:durableId="1917935501">
     <w:abstractNumId w:val="3"/>
   </w:num>
-  <w:num w:numId="2" w16cid:durableId="1917935501">
-    <w:abstractNumId w:val="2"/>
-  </w:num>
   <w:num w:numId="3" w16cid:durableId="525169673">
-    <w:abstractNumId w:val="5"/>
+    <w:abstractNumId w:val="7"/>
   </w:num>
   <w:num w:numId="4" w16cid:durableId="1714496077">
     <w:abstractNumId w:val="0"/>
   </w:num>
   <w:num w:numId="5" w16cid:durableId="667755349">
-    <w:abstractNumId w:val="4"/>
+    <w:abstractNumId w:val="5"/>
   </w:num>
   <w:num w:numId="6" w16cid:durableId="85657580">
-    <w:abstractNumId w:val="6"/>
+    <w:abstractNumId w:val="8"/>
   </w:num>
   <w:num w:numId="7" w16cid:durableId="1977831753">
+    <w:abstractNumId w:val="2"/>
+  </w:num>
+  <w:num w:numId="8" w16cid:durableId="113521763">
     <w:abstractNumId w:val="1"/>
+  </w:num>
+  <w:num w:numId="9" w16cid:durableId="382601778">
+    <w:abstractNumId w:val="6"/>
   </w:num>
 </w:numbering>
 </file>
@@ -14523,7 +16151,7 @@
   <w:style w:type="paragraph" w:default="1" w:styleId="a">
     <w:name w:val="Normal"/>
     <w:qFormat/>
-    <w:rsid w:val="00E85DCC"/>
+    <w:rsid w:val="005B5E13"/>
     <w:pPr>
       <w:widowControl w:val="0"/>
       <w:wordWrap w:val="0"/>

--- a/게임 기획서.docx
+++ b/게임 기획서.docx
@@ -94,7 +94,6 @@
             </w:rPr>
             <w:t xml:space="preserve">, </w:t>
           </w:r>
-          <w:proofErr w:type="spellStart"/>
           <w:r>
             <w:rPr>
               <w:rFonts w:hint="eastAsia"/>
@@ -111,17 +110,7 @@
               <w:szCs w:val="22"/>
               <w:lang w:val="ko-KR"/>
             </w:rPr>
-            <w:t>미정</w:t>
-          </w:r>
-          <w:proofErr w:type="spellEnd"/>
-          <w:r>
-            <w:rPr>
-              <w:rFonts w:hint="eastAsia"/>
-              <w:sz w:val="22"/>
-              <w:szCs w:val="22"/>
-              <w:lang w:val="ko-KR"/>
-            </w:rPr>
-            <w:t>)</w:t>
+            <w:t>미정)</w:t>
           </w:r>
         </w:p>
         <w:p>
@@ -3619,7 +3608,6 @@
         </w:rPr>
       </w:pPr>
       <w:bookmarkStart w:id="1" w:name="_Toc238982941"/>
-      <w:proofErr w:type="spellStart"/>
       <w:r>
         <w:rPr>
           <w:rFonts w:hint="eastAsia"/>
@@ -3628,7 +3616,6 @@
         </w:rPr>
         <w:t>게임명</w:t>
       </w:r>
-      <w:proofErr w:type="spellEnd"/>
       <w:r>
         <w:rPr>
           <w:rFonts w:hint="eastAsia"/>
@@ -3718,7 +3705,6 @@
       <w:bookmarkEnd w:id="3"/>
     </w:p>
     <w:p>
-      <w:proofErr w:type="gramStart"/>
       <w:r>
         <w:rPr>
           <w:rFonts w:hint="eastAsia"/>
@@ -3737,7 +3723,6 @@
         </w:rPr>
         <w:t>/</w:t>
       </w:r>
-      <w:proofErr w:type="gramEnd"/>
       <w:r>
         <w:rPr>
           <w:rFonts w:hint="eastAsia"/>
@@ -4061,7 +4046,6 @@
     <w:p>
       <w:pPr>
         <w:rPr>
-          <w:rFonts w:hint="eastAsia"/>
           <w:b/>
           <w:bCs/>
         </w:rPr>
@@ -4132,25 +4116,7 @@
           <w:b/>
           <w:bCs/>
         </w:rPr>
-        <w:t xml:space="preserve">귀신이 보이면 </w:t>
-      </w:r>
-      <w:proofErr w:type="gramStart"/>
-      <w:r>
-        <w:rPr>
-          <w:rFonts w:hint="eastAsia"/>
-          <w:b/>
-          <w:bCs/>
-        </w:rPr>
-        <w:t>안되지만</w:t>
-      </w:r>
-      <w:proofErr w:type="gramEnd"/>
-      <w:r>
-        <w:rPr>
-          <w:rFonts w:hint="eastAsia"/>
-          <w:b/>
-          <w:bCs/>
-        </w:rPr>
-        <w:t xml:space="preserve"> 보이는 남자와 귀신이 보여야 하지만 보이지 않는 여자의 이야기</w:t>
+        <w:t>귀신이 보이면 안되지만 보이는 남자와 귀신이 보여야 하지만 보이지 않는 여자의 이야기</w:t>
       </w:r>
       <w:r>
         <w:rPr>
@@ -4184,19 +4150,9 @@
           <w:bCs/>
         </w:rPr>
         <w:lastRenderedPageBreak/>
-        <w:t xml:space="preserve">게임의 </w:t>
-      </w:r>
-      <w:proofErr w:type="spellStart"/>
-      <w:r>
-        <w:rPr>
-          <w:rFonts w:hint="eastAsia"/>
-          <w:b/>
-          <w:bCs/>
-        </w:rPr>
-        <w:t>차별점</w:t>
+        <w:t>게임의 차별점</w:t>
       </w:r>
       <w:bookmarkEnd w:id="9"/>
-      <w:proofErr w:type="spellEnd"/>
     </w:p>
     <w:p>
       <w:pPr>
@@ -4443,23 +4399,7 @@
         <w:t xml:space="preserve">3D/1인칭/멀티/공포/추리 게임으로, </w:t>
       </w:r>
       <w:r>
-        <w:t xml:space="preserve">각종 고스트 헌팅 도구로 귀신의 위치를 찾고, 여러 도구를 사용해 나오는 반응을 통해 그 귀신이 어떤 귀신(ex 데몬, </w:t>
-      </w:r>
-      <w:proofErr w:type="spellStart"/>
-      <w:r>
-        <w:t>폴터가이스트</w:t>
-      </w:r>
-      <w:proofErr w:type="spellEnd"/>
-      <w:r>
-        <w:t xml:space="preserve">, </w:t>
-      </w:r>
-      <w:proofErr w:type="spellStart"/>
-      <w:r>
-        <w:t>레버넌트</w:t>
-      </w:r>
-      <w:proofErr w:type="spellEnd"/>
-      <w:r>
-        <w:t>)인 지 맞추는 공포게임임.</w:t>
+        <w:t>각종 고스트 헌팅 도구로 귀신의 위치를 찾고, 여러 도구를 사용해 나오는 반응을 통해 그 귀신이 어떤 귀신(ex 데몬, 폴터가이스트, 레버넌트)인 지 맞추는 공포게임임.</w:t>
       </w:r>
       <w:r>
         <w:rPr>
@@ -4572,21 +4512,7 @@
         <w:rPr>
           <w:rFonts w:hint="eastAsia"/>
         </w:rPr>
-        <w:t xml:space="preserve">마치 </w:t>
-      </w:r>
-      <w:proofErr w:type="spellStart"/>
-      <w:r>
-        <w:rPr>
-          <w:rFonts w:hint="eastAsia"/>
-        </w:rPr>
-        <w:t>쯔꾸르</w:t>
-      </w:r>
-      <w:proofErr w:type="spellEnd"/>
-      <w:r>
-        <w:rPr>
-          <w:rFonts w:hint="eastAsia"/>
-        </w:rPr>
-        <w:t xml:space="preserve"> 게임, 비주얼 노벨 게임이라고 생각하면 </w:t>
+        <w:t xml:space="preserve">마치 쯔꾸르 게임, 비주얼 노벨 게임이라고 생각하면 </w:t>
       </w:r>
       <w:r>
         <w:rPr>
@@ -4598,21 +4524,7 @@
         <w:rPr>
           <w:rFonts w:hint="eastAsia"/>
         </w:rPr>
-        <w:t xml:space="preserve"> 그러나 2D가 아닌 </w:t>
-      </w:r>
-      <w:proofErr w:type="spellStart"/>
-      <w:r>
-        <w:rPr>
-          <w:rFonts w:hint="eastAsia"/>
-        </w:rPr>
-        <w:t>언리얼</w:t>
-      </w:r>
-      <w:proofErr w:type="spellEnd"/>
-      <w:r>
-        <w:rPr>
-          <w:rFonts w:hint="eastAsia"/>
-        </w:rPr>
-        <w:t xml:space="preserve"> 엔진을 이용해 </w:t>
+        <w:t xml:space="preserve"> 그러나 2D가 아닌 언리얼 엔진을 이용해 </w:t>
       </w:r>
       <w:r>
         <w:rPr>
@@ -4785,35 +4697,18 @@
       <w:bookmarkEnd w:id="13"/>
     </w:p>
     <w:p>
-      <w:proofErr w:type="spellStart"/>
-      <w:r>
-        <w:t>인게임</w:t>
-      </w:r>
-      <w:proofErr w:type="spellEnd"/>
-      <w:r>
-        <w:t xml:space="preserve"> 시작 시 </w:t>
-      </w:r>
-      <w:r>
-        <w:rPr>
-          <w:b/>
-          <w:bCs/>
-        </w:rPr>
-        <w:t xml:space="preserve">2개의 </w:t>
-      </w:r>
-      <w:proofErr w:type="spellStart"/>
-      <w:r>
-        <w:rPr>
-          <w:b/>
-          <w:bCs/>
-        </w:rPr>
-        <w:t>페이즈</w:t>
-      </w:r>
-      <w:r>
-        <w:t>를</w:t>
-      </w:r>
-      <w:proofErr w:type="spellEnd"/>
-      <w:r>
-        <w:t xml:space="preserve"> 가지고 있음. </w:t>
+      <w:r>
+        <w:t xml:space="preserve">인게임 시작 시 </w:t>
+      </w:r>
+      <w:r>
+        <w:rPr>
+          <w:b/>
+          <w:bCs/>
+        </w:rPr>
+        <w:t>2개의 페이즈</w:t>
+      </w:r>
+      <w:r>
+        <w:t xml:space="preserve">를 가지고 있음. </w:t>
       </w:r>
       <w:r>
         <w:rPr>
@@ -4822,19 +4717,8 @@
           <w:color w:val="002060"/>
           <w:u w:val="single"/>
         </w:rPr>
-        <w:t xml:space="preserve">귀신 </w:t>
-      </w:r>
-      <w:proofErr w:type="spellStart"/>
-      <w:r>
-        <w:rPr>
-          <w:b/>
-          <w:bCs/>
-          <w:color w:val="002060"/>
-          <w:u w:val="single"/>
-        </w:rPr>
-        <w:t>찾기페이즈</w:t>
-      </w:r>
-      <w:proofErr w:type="spellEnd"/>
+        <w:t>귀신 찾기페이즈</w:t>
+      </w:r>
       <w:r>
         <w:rPr>
           <w:b/>
@@ -4857,22 +4741,11 @@
           <w:color w:val="7030A0"/>
           <w:u w:val="single"/>
         </w:rPr>
-        <w:t xml:space="preserve">제령 </w:t>
-      </w:r>
-      <w:proofErr w:type="spellStart"/>
-      <w:r>
-        <w:rPr>
-          <w:b/>
-          <w:bCs/>
+        <w:t>제령 페이즈</w:t>
+      </w:r>
+      <w:r>
+        <w:rPr>
           <w:color w:val="7030A0"/>
-          <w:u w:val="single"/>
-        </w:rPr>
-        <w:t>페이즈</w:t>
-      </w:r>
-      <w:proofErr w:type="spellEnd"/>
-      <w:r>
-        <w:rPr>
-          <w:color w:val="7030A0"/>
         </w:rPr>
         <w:t xml:space="preserve"> </w:t>
       </w:r>
@@ -4886,7 +4759,7 @@
           <w:noProof/>
         </w:rPr>
         <w:drawing>
-          <wp:inline distT="0" distB="0" distL="0" distR="0" wp14:anchorId="54218B76" wp14:editId="06F26114">
+          <wp:inline distT="0" distB="0" distL="0" distR="0" wp14:anchorId="54218B76" wp14:editId="78A4EEBF">
             <wp:extent cx="4724516" cy="2657475"/>
             <wp:effectExtent l="0" t="0" r="0" b="0"/>
             <wp:docPr id="439570909" name="그림 11" descr="파스모포비아 Phasmophobia】 EMF측정기 완벽한 사용방법!! : 네이버 블로그"/>
@@ -4943,32 +4816,14 @@
           <w:color w:val="0A2F41" w:themeColor="accent1" w:themeShade="80"/>
           <w:u w:val="single"/>
         </w:rPr>
-        <w:t xml:space="preserve">귀신 찾기 </w:t>
-      </w:r>
-      <w:proofErr w:type="spellStart"/>
-      <w:r>
-        <w:rPr>
-          <w:b/>
-          <w:bCs/>
-          <w:color w:val="0A2F41" w:themeColor="accent1" w:themeShade="80"/>
-          <w:u w:val="single"/>
-        </w:rPr>
-        <w:t>페이즈</w:t>
-      </w:r>
-      <w:r>
-        <w:rPr>
-          <w:b/>
-          <w:bCs/>
-        </w:rPr>
-        <w:t>는</w:t>
-      </w:r>
-      <w:proofErr w:type="spellEnd"/>
-      <w:r>
-        <w:rPr>
-          <w:b/>
-          <w:bCs/>
-        </w:rPr>
-        <w:t xml:space="preserve"> 건물에서 방 하나하나 헌팅 도구를 이용해 탐색해서 귀신이 있을 것 같은 후보 위치에 부적을 놓아 귀신의 움직임을 막아야</w:t>
+        <w:t>귀신 찾기 페이즈</w:t>
+      </w:r>
+      <w:r>
+        <w:rPr>
+          <w:b/>
+          <w:bCs/>
+        </w:rPr>
+        <w:t>는 건물에서 방 하나하나 헌팅 도구를 이용해 탐색해서 귀신이 있을 것 같은 후보 위치에 부적을 놓아 귀신의 움직임을 막아야</w:t>
       </w:r>
       <w:r>
         <w:rPr>
@@ -5070,32 +4925,14 @@
           <w:color w:val="7030A0"/>
           <w:u w:val="single"/>
         </w:rPr>
-        <w:t xml:space="preserve">제령 </w:t>
-      </w:r>
-      <w:proofErr w:type="spellStart"/>
-      <w:r>
-        <w:rPr>
-          <w:b/>
-          <w:bCs/>
-          <w:color w:val="7030A0"/>
-          <w:u w:val="single"/>
-        </w:rPr>
-        <w:t>페이즈</w:t>
-      </w:r>
-      <w:r>
-        <w:rPr>
-          <w:b/>
-          <w:bCs/>
-        </w:rPr>
-        <w:t>는</w:t>
-      </w:r>
-      <w:proofErr w:type="spellEnd"/>
-      <w:r>
-        <w:rPr>
-          <w:b/>
-          <w:bCs/>
-        </w:rPr>
-        <w:t xml:space="preserve"> 제령을 하는 무당을 지켜야 함.</w:t>
+        <w:t>제령 페이즈</w:t>
+      </w:r>
+      <w:r>
+        <w:rPr>
+          <w:b/>
+          <w:bCs/>
+        </w:rPr>
+        <w:t>는 제령을 하는 무당을 지켜야 함.</w:t>
       </w:r>
       <w:r>
         <w:rPr>
@@ -5382,15 +5219,7 @@
         <w:t xml:space="preserve"> </w:t>
       </w:r>
       <w:r>
-        <w:t xml:space="preserve">(외부 미세 에너지 or 귀신의 </w:t>
-      </w:r>
-      <w:proofErr w:type="spellStart"/>
-      <w:r>
-        <w:t>블러핑</w:t>
-      </w:r>
-      <w:proofErr w:type="spellEnd"/>
-      <w:r>
-        <w:t>)</w:t>
+        <w:t>(외부 미세 에너지 or 귀신의 블러핑)</w:t>
       </w:r>
     </w:p>
     <w:p>
@@ -5422,15 +5251,7 @@
         <w:t xml:space="preserve"> </w:t>
       </w:r>
       <w:r>
-        <w:t xml:space="preserve">않다. 별도의 점프 </w:t>
-      </w:r>
-      <w:proofErr w:type="spellStart"/>
-      <w:r>
-        <w:t>스케어가</w:t>
-      </w:r>
-      <w:proofErr w:type="spellEnd"/>
-      <w:r>
-        <w:t xml:space="preserve"> 있을 수 있음.</w:t>
+        <w:t>않다. 별도의 점프 스케어가 있을 수 있음.</w:t>
       </w:r>
     </w:p>
     <w:p>
@@ -5441,7 +5262,6 @@
         </w:rPr>
         <w:t xml:space="preserve">3. </w:t>
       </w:r>
-      <w:proofErr w:type="spellStart"/>
       <w:r>
         <w:rPr>
           <w:rFonts w:hint="eastAsia"/>
@@ -5450,20 +5270,11 @@
         </w:rPr>
         <w:t>속박부</w:t>
       </w:r>
-      <w:proofErr w:type="spellEnd"/>
       <w:r>
         <w:t>:</w:t>
       </w:r>
       <w:r>
-        <w:t xml:space="preserve"> 부적을 설치했을 때, 그 방에 귀신이 있다면, 그 귀신은 방에서 빠져나올 수 없다. -&gt; 제령 </w:t>
-      </w:r>
-      <w:proofErr w:type="spellStart"/>
-      <w:r>
-        <w:t>페이즈로</w:t>
-      </w:r>
-      <w:proofErr w:type="spellEnd"/>
-      <w:r>
-        <w:t xml:space="preserve"> 넘어갈 수 있음.</w:t>
+        <w:t xml:space="preserve"> 부적을 설치했을 때, 그 방에 귀신이 있다면, 그 귀신은 방에서 빠져나올 수 없다. -&gt; 제령 페이즈로 넘어갈 수 있음.</w:t>
       </w:r>
     </w:p>
     <w:p>
@@ -5474,7 +5285,6 @@
         </w:rPr>
         <w:t xml:space="preserve">4. </w:t>
       </w:r>
-      <w:proofErr w:type="spellStart"/>
       <w:r>
         <w:rPr>
           <w:rFonts w:hint="eastAsia"/>
@@ -5483,7 +5293,6 @@
         </w:rPr>
         <w:t>금귀부</w:t>
       </w:r>
-      <w:proofErr w:type="spellEnd"/>
       <w:r>
         <w:t>:</w:t>
       </w:r>
@@ -5564,28 +5373,12 @@
     </w:p>
     <w:p>
       <w:r>
-        <w:t xml:space="preserve">2. 다른 방에 </w:t>
-      </w:r>
-      <w:proofErr w:type="spellStart"/>
-      <w:r>
-        <w:t>블러핑을</w:t>
-      </w:r>
-      <w:proofErr w:type="spellEnd"/>
-      <w:r>
-        <w:t xml:space="preserve"> 하며, EMF 탐지기에 혼동을 준다.</w:t>
-      </w:r>
-    </w:p>
-    <w:p>
-      <w:r>
-        <w:t xml:space="preserve">3. 플레이어를 향해 위협을 가한다. -&gt; 점프 </w:t>
-      </w:r>
-      <w:proofErr w:type="spellStart"/>
-      <w:r>
-        <w:t>스케어</w:t>
-      </w:r>
-      <w:proofErr w:type="spellEnd"/>
-      <w:r>
-        <w:t xml:space="preserve"> or 데미지</w:t>
+        <w:t>2. 다른 방에 블러핑을 하며, EMF 탐지기에 혼동을 준다.</w:t>
+      </w:r>
+    </w:p>
+    <w:p>
+      <w:r>
+        <w:t>3. 플레이어를 향해 위협을 가한다. -&gt; 점프 스케어 or 데미지</w:t>
       </w:r>
     </w:p>
     <w:p>
@@ -5650,35 +5443,7 @@
         <w:rPr>
           <w:rFonts w:hint="eastAsia"/>
         </w:rPr>
-        <w:t xml:space="preserve">마우스 </w:t>
-      </w:r>
-      <w:proofErr w:type="spellStart"/>
-      <w:r>
-        <w:rPr>
-          <w:rFonts w:hint="eastAsia"/>
-        </w:rPr>
-        <w:t>좌클릭</w:t>
-      </w:r>
-      <w:proofErr w:type="spellEnd"/>
-      <w:r>
-        <w:rPr>
-          <w:rFonts w:hint="eastAsia"/>
-        </w:rPr>
-        <w:t>/</w:t>
-      </w:r>
-      <w:proofErr w:type="spellStart"/>
-      <w:r>
-        <w:rPr>
-          <w:rFonts w:hint="eastAsia"/>
-        </w:rPr>
-        <w:t>우클릭</w:t>
-      </w:r>
-      <w:proofErr w:type="spellEnd"/>
-      <w:r>
-        <w:rPr>
-          <w:rFonts w:hint="eastAsia"/>
-        </w:rPr>
-        <w:t>: 상호작용 및 아이템 사용</w:t>
+        <w:t>마우스 좌클릭/우클릭: 상호작용 및 아이템 사용</w:t>
       </w:r>
     </w:p>
     <w:p>
@@ -5761,27 +5526,7 @@
           <w:bCs/>
           <w:color w:val="0070C0"/>
         </w:rPr>
-        <w:t xml:space="preserve">제령 </w:t>
-      </w:r>
-      <w:proofErr w:type="spellStart"/>
-      <w:r>
-        <w:rPr>
-          <w:rFonts w:hint="eastAsia"/>
-          <w:b/>
-          <w:bCs/>
-          <w:color w:val="0070C0"/>
-        </w:rPr>
-        <w:t>페이즈에</w:t>
-      </w:r>
-      <w:proofErr w:type="spellEnd"/>
-      <w:r>
-        <w:rPr>
-          <w:rFonts w:hint="eastAsia"/>
-          <w:b/>
-          <w:bCs/>
-          <w:color w:val="0070C0"/>
-        </w:rPr>
-        <w:t xml:space="preserve"> 들어선 후 무당이 제령에 성공할 때까지 무당을 지켜야 한다.</w:t>
+        <w:t>제령 페이즈에 들어선 후 무당이 제령에 성공할 때까지 무당을 지켜야 한다.</w:t>
       </w:r>
     </w:p>
     <w:p>
@@ -6329,23 +6074,13 @@
         </w:rPr>
       </w:pPr>
       <w:bookmarkStart w:id="32" w:name="_Toc238982972"/>
-      <w:proofErr w:type="spellStart"/>
-      <w:r>
-        <w:rPr>
-          <w:rFonts w:hint="eastAsia"/>
-          <w:b/>
-          <w:bCs/>
-        </w:rPr>
-        <w:t>인게임</w:t>
-      </w:r>
-      <w:proofErr w:type="spellEnd"/>
-      <w:r>
-        <w:rPr>
-          <w:rFonts w:hint="eastAsia"/>
-          <w:b/>
-          <w:bCs/>
-        </w:rPr>
-        <w:t xml:space="preserve"> HUD</w:t>
+      <w:r>
+        <w:rPr>
+          <w:rFonts w:hint="eastAsia"/>
+          <w:b/>
+          <w:bCs/>
+        </w:rPr>
+        <w:t>인게임 HUD</w:t>
       </w:r>
       <w:bookmarkEnd w:id="32"/>
     </w:p>
@@ -6402,19 +6137,9 @@
           <w:b/>
           <w:bCs/>
         </w:rPr>
-        <w:t xml:space="preserve">튜토리얼 및 </w:t>
-      </w:r>
-      <w:proofErr w:type="spellStart"/>
-      <w:r>
-        <w:rPr>
-          <w:rFonts w:hint="eastAsia"/>
-          <w:b/>
-          <w:bCs/>
-        </w:rPr>
-        <w:t>온보딩</w:t>
+        <w:t>튜토리얼 및 온보딩</w:t>
       </w:r>
       <w:bookmarkEnd w:id="35"/>
-      <w:proofErr w:type="spellEnd"/>
     </w:p>
     <w:p>
       <w:pPr>
@@ -6526,6 +6251,7 @@
     <w:p>
       <w:pPr>
         <w:rPr>
+          <w:rFonts w:hint="eastAsia"/>
           <w:b/>
           <w:bCs/>
           <w:color w:val="156082" w:themeColor="accent1"/>
@@ -6544,44 +6270,83 @@
         </w:rPr>
         <w:t xml:space="preserve">비밀 집단 </w:t>
       </w:r>
-      <w:proofErr w:type="spellStart"/>
-      <w:r>
-        <w:rPr>
-          <w:rFonts w:hint="eastAsia"/>
+      <w:r>
+        <w:rPr>
           <w:b/>
           <w:bCs/>
           <w:color w:val="156082" w:themeColor="accent1"/>
           <w:sz w:val="28"/>
           <w:szCs w:val="32"/>
         </w:rPr>
+        <w:t>‘</w:t>
+      </w:r>
+      <w:r>
+        <w:rPr>
+          <w:rFonts w:hint="eastAsia"/>
+          <w:b/>
+          <w:bCs/>
+          <w:color w:val="156082" w:themeColor="accent1"/>
+          <w:sz w:val="28"/>
+          <w:szCs w:val="32"/>
+        </w:rPr>
         <w:t>한마루</w:t>
       </w:r>
-      <w:proofErr w:type="spellEnd"/>
-    </w:p>
-    <w:p>
-      <w:pPr>
-        <w:rPr>
-          <w:b/>
-          <w:bCs/>
-        </w:rPr>
-      </w:pPr>
-      <w:proofErr w:type="spellStart"/>
-      <w:r>
-        <w:rPr>
-          <w:rFonts w:hint="eastAsia"/>
-          <w:b/>
-          <w:bCs/>
-        </w:rPr>
-        <w:t>한마루</w:t>
-      </w:r>
-      <w:proofErr w:type="spellEnd"/>
-      <w:r>
-        <w:rPr>
-          <w:rFonts w:hint="eastAsia"/>
-          <w:b/>
-          <w:bCs/>
-        </w:rPr>
-        <w:t>(가명)는 크게 두 개의 구조로 나뉜다.</w:t>
+      <w:r>
+        <w:rPr>
+          <w:b/>
+          <w:bCs/>
+          <w:color w:val="156082" w:themeColor="accent1"/>
+          <w:sz w:val="28"/>
+          <w:szCs w:val="32"/>
+        </w:rPr>
+        <w:t>’</w:t>
+      </w:r>
+    </w:p>
+    <w:p>
+      <w:pPr>
+        <w:rPr>
+          <w:rFonts w:hint="eastAsia"/>
+          <w:b/>
+          <w:bCs/>
+        </w:rPr>
+      </w:pPr>
+      <w:r>
+        <w:rPr>
+          <w:b/>
+          <w:bCs/>
+        </w:rPr>
+        <w:t>“</w:t>
+      </w:r>
+      <w:r>
+        <w:rPr>
+          <w:rFonts w:hint="eastAsia"/>
+          <w:b/>
+          <w:bCs/>
+        </w:rPr>
+        <w:t>귀신들의 억울함을 풀어주는 사람들</w:t>
+      </w:r>
+      <w:r>
+        <w:rPr>
+          <w:b/>
+          <w:bCs/>
+        </w:rPr>
+        <w:t>”</w:t>
+      </w:r>
+    </w:p>
+    <w:p>
+      <w:pPr>
+        <w:rPr>
+          <w:b/>
+          <w:bCs/>
+        </w:rPr>
+      </w:pPr>
+      <w:r>
+        <w:rPr>
+          <w:rFonts w:hint="eastAsia"/>
+          <w:b/>
+          <w:bCs/>
+        </w:rPr>
+        <w:t>한마루(가명)는 크게 두 개의 구조로 나뉜다.</w:t>
       </w:r>
     </w:p>
     <w:p>
@@ -6645,7 +6410,6 @@
                                 <w:bCs/>
                               </w:rPr>
                             </w:pPr>
-                            <w:proofErr w:type="spellStart"/>
                             <w:r>
                               <w:rPr>
                                 <w:rFonts w:hint="eastAsia"/>
@@ -6654,7 +6418,6 @@
                               </w:rPr>
                               <w:t>한마루</w:t>
                             </w:r>
-                            <w:proofErr w:type="spellEnd"/>
                           </w:p>
                           <w:p>
                             <w:pPr>
@@ -7025,7 +6788,6 @@
                                 <w:bCs/>
                               </w:rPr>
                             </w:pPr>
-                            <w:proofErr w:type="spellStart"/>
                             <w:r>
                               <w:rPr>
                                 <w:rFonts w:hint="eastAsia"/>
@@ -7034,7 +6796,6 @@
                               </w:rPr>
                               <w:t>차사</w:t>
                             </w:r>
-                            <w:proofErr w:type="spellEnd"/>
                           </w:p>
                         </w:txbxContent>
                       </wps:txbx>
@@ -7139,7 +6900,6 @@
                                 <w:bCs/>
                               </w:rPr>
                             </w:pPr>
-                            <w:proofErr w:type="spellStart"/>
                             <w:r>
                               <w:rPr>
                                 <w:rFonts w:hint="eastAsia"/>
@@ -7148,7 +6908,6 @@
                               </w:rPr>
                               <w:t>해원사</w:t>
                             </w:r>
-                            <w:proofErr w:type="spellEnd"/>
                           </w:p>
                         </w:txbxContent>
                       </wps:txbx>
@@ -7489,7 +7248,7 @@
                                     </pic:cNvPicPr>
                                   </pic:nvPicPr>
                                   <pic:blipFill>
-                                    <a:blip r:embed="rId19">
+                                    <a:blip r:embed="rId20">
                                       <a:extLst>
                                         <a:ext uri="{28A0092B-C50C-407E-A947-70E740481C1C}">
                                           <a14:useLocalDpi xmlns:a14="http://schemas.microsoft.com/office/drawing/2010/main" val="0"/>
@@ -7841,13 +7600,8 @@
       <w:r>
         <w:br/>
       </w:r>
-      <w:proofErr w:type="spellStart"/>
-      <w:r>
-        <w:t>현장직</w:t>
-      </w:r>
-      <w:proofErr w:type="spellEnd"/>
-      <w:r>
-        <w:t xml:space="preserve"> 등록 및 관리</w:t>
+      <w:r>
+        <w:t>현장직 등록 및 관리</w:t>
       </w:r>
       <w:r>
         <w:br/>
@@ -7999,24 +7753,15 @@
       <w:r>
         <w:br/>
       </w:r>
-      <w:proofErr w:type="spellStart"/>
-      <w:r>
-        <w:t>현장팀</w:t>
-      </w:r>
-      <w:proofErr w:type="spellEnd"/>
-      <w:r>
-        <w:t xml:space="preserve"> 구성</w:t>
+      <w:r>
+        <w:lastRenderedPageBreak/>
+        <w:t>현장팀 구성</w:t>
       </w:r>
       <w:r>
         <w:br/>
       </w:r>
-      <w:proofErr w:type="spellStart"/>
-      <w:r>
-        <w:t>현장팀</w:t>
-      </w:r>
-      <w:proofErr w:type="spellEnd"/>
-      <w:r>
-        <w:t xml:space="preserve"> 지원</w:t>
+      <w:r>
+        <w:t>현장팀 지원</w:t>
       </w:r>
     </w:p>
     <w:p>
@@ -8037,7 +7782,6 @@
           <w:b/>
           <w:bCs/>
         </w:rPr>
-        <w:lastRenderedPageBreak/>
         <w:t>외원</w:t>
       </w:r>
       <w:r>
@@ -8051,16 +7795,8 @@
         <w:rPr>
           <w:rFonts w:hint="eastAsia"/>
         </w:rPr>
-        <w:t xml:space="preserve">한마루의 </w:t>
-      </w:r>
-      <w:proofErr w:type="spellStart"/>
-      <w:r>
-        <w:rPr>
-          <w:rFonts w:hint="eastAsia"/>
-        </w:rPr>
-        <w:t>현장직</w:t>
-      </w:r>
-      <w:proofErr w:type="spellEnd"/>
+        <w:t>한마루의 현장직</w:t>
+      </w:r>
       <w:r>
         <w:br/>
       </w:r>
@@ -8083,23 +7819,13 @@
           <w:bCs/>
         </w:rPr>
       </w:pPr>
-      <w:proofErr w:type="spellStart"/>
-      <w:r>
-        <w:rPr>
-          <w:rFonts w:hint="eastAsia"/>
-          <w:b/>
-          <w:bCs/>
-        </w:rPr>
-        <w:t>해원사</w:t>
-      </w:r>
-      <w:proofErr w:type="spellEnd"/>
-      <w:r>
-        <w:rPr>
-          <w:rFonts w:hint="eastAsia"/>
-          <w:b/>
-          <w:bCs/>
-        </w:rPr>
-        <w:t>(해결)</w:t>
+      <w:r>
+        <w:rPr>
+          <w:rFonts w:hint="eastAsia"/>
+          <w:b/>
+          <w:bCs/>
+        </w:rPr>
+        <w:t>해원사(해결)</w:t>
       </w:r>
       <w:r>
         <w:rPr>
@@ -8131,27 +7857,14 @@
           <w:ilvl w:val="1"/>
           <w:numId w:val="9"/>
         </w:numPr>
-        <w:rPr>
-          <w:rFonts w:hint="eastAsia"/>
-        </w:rPr>
-      </w:pPr>
-      <w:proofErr w:type="spellStart"/>
-      <w:r>
-        <w:rPr>
-          <w:rFonts w:hint="eastAsia"/>
-          <w:b/>
-          <w:bCs/>
-        </w:rPr>
-        <w:t>차사</w:t>
-      </w:r>
-      <w:proofErr w:type="spellEnd"/>
-      <w:r>
-        <w:rPr>
-          <w:rFonts w:hint="eastAsia"/>
-          <w:b/>
-          <w:bCs/>
-        </w:rPr>
-        <w:t>(처리)</w:t>
+      </w:pPr>
+      <w:r>
+        <w:rPr>
+          <w:rFonts w:hint="eastAsia"/>
+          <w:b/>
+          <w:bCs/>
+        </w:rPr>
+        <w:t>차사(처리)</w:t>
       </w:r>
       <w:r>
         <w:rPr>
@@ -8174,9 +7887,6 @@
           <w:ilvl w:val="0"/>
           <w:numId w:val="9"/>
         </w:numPr>
-        <w:rPr>
-          <w:rFonts w:hint="eastAsia"/>
-        </w:rPr>
       </w:pPr>
       <w:r>
         <w:rPr>
@@ -8193,19 +7903,11 @@
         </w:rPr>
         <w:br/>
       </w:r>
-      <w:proofErr w:type="spellStart"/>
-      <w:r>
-        <w:rPr>
-          <w:rFonts w:hint="eastAsia"/>
-        </w:rPr>
-        <w:t>한마루</w:t>
-      </w:r>
-      <w:proofErr w:type="spellEnd"/>
-      <w:r>
-        <w:rPr>
-          <w:rFonts w:hint="eastAsia"/>
-        </w:rPr>
-        <w:t xml:space="preserve"> </w:t>
+      <w:r>
+        <w:rPr>
+          <w:rFonts w:hint="eastAsia"/>
+        </w:rPr>
+        <w:t xml:space="preserve">한마루 </w:t>
       </w:r>
       <w:r>
         <w:rPr>
@@ -8226,7 +7928,6 @@
         </w:rPr>
         <w:br/>
       </w:r>
-      <w:proofErr w:type="spellStart"/>
       <w:r>
         <w:rPr>
           <w:rFonts w:hint="eastAsia"/>
@@ -8239,19 +7940,11 @@
         </w:rPr>
         <w:t>주</w:t>
       </w:r>
-      <w:proofErr w:type="spellEnd"/>
-      <w:r>
-        <w:rPr>
-          <w:rFonts w:hint="eastAsia"/>
-        </w:rPr>
-        <w:t xml:space="preserve">, </w:t>
-      </w:r>
-      <w:proofErr w:type="spellStart"/>
-      <w:r>
-        <w:rPr>
-          <w:rFonts w:hint="eastAsia"/>
-        </w:rPr>
-        <w:t>외원</w:t>
+      <w:r>
+        <w:rPr>
+          <w:rFonts w:hint="eastAsia"/>
+        </w:rPr>
+        <w:t>, 외원</w:t>
       </w:r>
       <w:r>
         <w:rPr>
@@ -8259,7 +7952,6 @@
         </w:rPr>
         <w:t>주</w:t>
       </w:r>
-      <w:proofErr w:type="spellEnd"/>
       <w:r>
         <w:rPr>
           <w:b/>
@@ -8441,35 +8133,7 @@
         <w:rPr>
           <w:rFonts w:hint="eastAsia"/>
         </w:rPr>
-        <w:t>2인 1조가 기준이다. (</w:t>
-      </w:r>
-      <w:proofErr w:type="spellStart"/>
-      <w:r>
-        <w:rPr>
-          <w:rFonts w:hint="eastAsia"/>
-        </w:rPr>
-        <w:t>해원사</w:t>
-      </w:r>
-      <w:proofErr w:type="spellEnd"/>
-      <w:r>
-        <w:rPr>
-          <w:rFonts w:hint="eastAsia"/>
-        </w:rPr>
-        <w:t xml:space="preserve"> 1명, </w:t>
-      </w:r>
-      <w:proofErr w:type="spellStart"/>
-      <w:r>
-        <w:rPr>
-          <w:rFonts w:hint="eastAsia"/>
-        </w:rPr>
-        <w:t>차사</w:t>
-      </w:r>
-      <w:proofErr w:type="spellEnd"/>
-      <w:r>
-        <w:rPr>
-          <w:rFonts w:hint="eastAsia"/>
-        </w:rPr>
-        <w:t xml:space="preserve"> 1명)</w:t>
+        <w:t>2인 1조가 기준이다. (해원사 1명, 차사 1명)</w:t>
       </w:r>
       <w:r>
         <w:br/>
@@ -8488,27 +8152,14 @@
           <w:ilvl w:val="0"/>
           <w:numId w:val="9"/>
         </w:numPr>
-        <w:rPr>
-          <w:rFonts w:hint="eastAsia"/>
-        </w:rPr>
-      </w:pPr>
-      <w:proofErr w:type="spellStart"/>
-      <w:r>
-        <w:rPr>
-          <w:rFonts w:hint="eastAsia"/>
-          <w:b/>
-          <w:bCs/>
-        </w:rPr>
-        <w:t>십이간지</w:t>
-      </w:r>
-      <w:proofErr w:type="spellEnd"/>
-      <w:r>
-        <w:rPr>
-          <w:rFonts w:hint="eastAsia"/>
-          <w:b/>
-          <w:bCs/>
-        </w:rPr>
-        <w:t xml:space="preserve"> 가면의 의미</w:t>
+      </w:pPr>
+      <w:r>
+        <w:rPr>
+          <w:rFonts w:hint="eastAsia"/>
+          <w:b/>
+          <w:bCs/>
+        </w:rPr>
+        <w:t>십이간지 가면의 의미</w:t>
       </w:r>
       <w:r>
         <w:rPr>
@@ -8706,25 +8357,16 @@
           <w:b/>
           <w:bCs/>
         </w:rPr>
+        <w:lastRenderedPageBreak/>
         <w:t xml:space="preserve">뱀: </w:t>
       </w:r>
-      <w:proofErr w:type="spellStart"/>
-      <w:r>
-        <w:rPr>
-          <w:rFonts w:hint="eastAsia"/>
-          <w:b/>
-          <w:bCs/>
-        </w:rPr>
-        <w:t>한마루</w:t>
-      </w:r>
-      <w:proofErr w:type="spellEnd"/>
-      <w:r>
-        <w:rPr>
-          <w:rFonts w:hint="eastAsia"/>
-          <w:b/>
-          <w:bCs/>
-        </w:rPr>
-        <w:t xml:space="preserve"> 원</w:t>
+      <w:r>
+        <w:rPr>
+          <w:rFonts w:hint="eastAsia"/>
+          <w:b/>
+          <w:bCs/>
+        </w:rPr>
+        <w:t>한마루 원</w:t>
       </w:r>
       <w:r>
         <w:rPr>
@@ -8761,16 +8403,7 @@
           <w:b/>
           <w:bCs/>
         </w:rPr>
-        <w:t xml:space="preserve">: </w:t>
-      </w:r>
-      <w:proofErr w:type="spellStart"/>
-      <w:r>
-        <w:rPr>
-          <w:rFonts w:hint="eastAsia"/>
-          <w:b/>
-          <w:bCs/>
-        </w:rPr>
-        <w:t>특임</w:t>
+        <w:t>: 특임</w:t>
       </w:r>
       <w:r>
         <w:rPr>
@@ -8780,7 +8413,6 @@
         </w:rPr>
         <w:t>대</w:t>
       </w:r>
-      <w:proofErr w:type="spellEnd"/>
       <w:r>
         <w:rPr>
           <w:rFonts w:hint="eastAsia"/>
@@ -8808,7 +8440,6 @@
           <w:b/>
           <w:bCs/>
         </w:rPr>
-        <w:lastRenderedPageBreak/>
         <w:t>양</w:t>
       </w:r>
       <w:r>
@@ -8825,25 +8456,7 @@
           <w:b/>
           <w:bCs/>
         </w:rPr>
-        <w:t xml:space="preserve">(한마루에 대해서 알고 있으며, 교류가 있는 인물이지만 </w:t>
-      </w:r>
-      <w:proofErr w:type="spellStart"/>
-      <w:r>
-        <w:rPr>
-          <w:rFonts w:hint="eastAsia"/>
-          <w:b/>
-          <w:bCs/>
-        </w:rPr>
-        <w:t>한마루</w:t>
-      </w:r>
-      <w:proofErr w:type="spellEnd"/>
-      <w:r>
-        <w:rPr>
-          <w:rFonts w:hint="eastAsia"/>
-          <w:b/>
-          <w:bCs/>
-        </w:rPr>
-        <w:t xml:space="preserve"> 소속이 아님.)</w:t>
+        <w:t>(한마루에 대해서 알고 있으며, 교류가 있는 인물이지만 한마루 소속이 아님.)</w:t>
       </w:r>
     </w:p>
     <w:p>
@@ -8914,25 +8527,7 @@
           <w:b/>
           <w:bCs/>
         </w:rPr>
-        <w:t xml:space="preserve">: </w:t>
-      </w:r>
-      <w:proofErr w:type="spellStart"/>
-      <w:r>
-        <w:rPr>
-          <w:rFonts w:hint="eastAsia"/>
-          <w:b/>
-          <w:bCs/>
-        </w:rPr>
-        <w:t>한마루</w:t>
-      </w:r>
-      <w:proofErr w:type="spellEnd"/>
-      <w:r>
-        <w:rPr>
-          <w:rFonts w:hint="eastAsia"/>
-          <w:b/>
-          <w:bCs/>
-        </w:rPr>
-        <w:t xml:space="preserve"> </w:t>
+        <w:t xml:space="preserve">: 한마루 </w:t>
       </w:r>
       <w:r>
         <w:rPr>
@@ -8969,25 +8564,7 @@
           <w:b/>
           <w:bCs/>
         </w:rPr>
-        <w:t xml:space="preserve">: </w:t>
-      </w:r>
-      <w:proofErr w:type="spellStart"/>
-      <w:r>
-        <w:rPr>
-          <w:rFonts w:hint="eastAsia"/>
-          <w:b/>
-          <w:bCs/>
-        </w:rPr>
-        <w:t>한마루</w:t>
-      </w:r>
-      <w:proofErr w:type="spellEnd"/>
-      <w:r>
-        <w:rPr>
-          <w:rFonts w:hint="eastAsia"/>
-          <w:b/>
-          <w:bCs/>
-        </w:rPr>
-        <w:t xml:space="preserve"> 대장장이</w:t>
+        <w:t>: 한마루 대장장이</w:t>
       </w:r>
       <w:r>
         <w:rPr>
@@ -9054,16 +8631,31 @@
     <w:p>
       <w:pPr>
         <w:rPr>
-          <w:b/>
-          <w:bCs/>
-        </w:rPr>
-      </w:pPr>
+          <w:rFonts w:hint="eastAsia"/>
+          <w:b/>
+          <w:bCs/>
+        </w:rPr>
+      </w:pPr>
+      <w:r>
+        <w:rPr>
+          <w:b/>
+          <w:bCs/>
+        </w:rPr>
+        <w:t>“</w:t>
+      </w:r>
       <w:r>
         <w:rPr>
           <w:b/>
           <w:bCs/>
         </w:rPr>
         <w:t>령의 혼을 먹어 자신의 힘으로 삼는 집단</w:t>
+      </w:r>
+      <w:r>
+        <w:rPr>
+          <w:b/>
+          <w:bCs/>
+        </w:rPr>
+        <w:t>”</w:t>
       </w:r>
     </w:p>
     <w:p>
@@ -9073,11 +8665,7 @@
           <w:ilvl w:val="0"/>
           <w:numId w:val="8"/>
         </w:numPr>
-        <w:rPr>
-          <w:rFonts w:hint="eastAsia"/>
-        </w:rPr>
-      </w:pPr>
-      <w:proofErr w:type="spellStart"/>
+      </w:pPr>
       <w:r>
         <w:rPr>
           <w:b/>
@@ -9085,7 +8673,6 @@
         </w:rPr>
         <w:t>식혼</w:t>
       </w:r>
-      <w:proofErr w:type="spellEnd"/>
       <w:r>
         <w:rPr>
           <w:b/>
@@ -9109,28 +8696,21 @@
         <w:br/>
       </w:r>
       <w:r>
-        <w:t xml:space="preserve">탐은 </w:t>
-      </w:r>
-      <w:proofErr w:type="spellStart"/>
-      <w:r>
-        <w:t>식혼을</w:t>
-      </w:r>
-      <w:proofErr w:type="spellEnd"/>
-      <w:r>
-        <w:t xml:space="preserve"> 통해 이 중 정기를 흡수하고, 인간에게 해로운 사기는 </w:t>
-      </w:r>
-      <w:proofErr w:type="spellStart"/>
-      <w:r>
-        <w:t>뱉어낸다</w:t>
-      </w:r>
-      <w:proofErr w:type="spellEnd"/>
-      <w:r>
-        <w:t>.</w:t>
+        <w:rPr>
+          <w:rFonts w:hint="eastAsia"/>
+        </w:rPr>
+        <w:t>령의 기운을 흡수하면, 몸이 건강해지고, 수명이 늘어난다. 그리고 기분이 상쾌해진다. 너무 많은 식혼은 자신의 인간성을 버리게 된다.</w:t>
       </w:r>
       <w:r>
         <w:br/>
       </w:r>
       <w:r>
+        <w:t>탐은 식혼을 통해 이 중 정기를 흡수하고, 인간에게 해로운 사기는 뱉어낸다.</w:t>
+      </w:r>
+      <w:r>
+        <w:br/>
+      </w:r>
+      <w:r>
         <w:t>그러면 원래 령이 가지고 있던 균형이 깨져서,</w:t>
       </w:r>
       <w:r>
@@ -9146,19 +8726,17 @@
         <w:br/>
       </w:r>
       <w:r>
-        <w:t xml:space="preserve">결과적으로 탐이 </w:t>
-      </w:r>
-      <w:proofErr w:type="spellStart"/>
-      <w:r>
-        <w:t>식혼</w:t>
-      </w:r>
-      <w:r>
-        <w:rPr>
-          <w:rFonts w:hint="eastAsia"/>
-        </w:rPr>
-        <w:t>을</w:t>
-      </w:r>
-      <w:proofErr w:type="spellEnd"/>
+        <w:t>결과적으로 탐이 식혼</w:t>
+      </w:r>
+      <w:r>
+        <w:rPr>
+          <w:rFonts w:hint="eastAsia"/>
+        </w:rPr>
+        <w:t xml:space="preserve">을 </w:t>
+      </w:r>
+      <w:r>
+        <w:t>할</w:t>
+      </w:r>
       <w:r>
         <w:rPr>
           <w:rFonts w:hint="eastAsia"/>
@@ -9166,15 +8744,6 @@
         <w:t xml:space="preserve"> </w:t>
       </w:r>
       <w:r>
-        <w:t>할</w:t>
-      </w:r>
-      <w:r>
-        <w:rPr>
-          <w:rFonts w:hint="eastAsia"/>
-        </w:rPr>
-        <w:t xml:space="preserve"> </w:t>
-      </w:r>
-      <w:r>
         <w:t xml:space="preserve">수록 </w:t>
       </w:r>
       <w:r>
@@ -9192,6 +8761,15 @@
           <w:rFonts w:hint="eastAsia"/>
         </w:rPr>
         <w:t xml:space="preserve"> 된다.</w:t>
+      </w:r>
+      <w:r>
+        <w:br/>
+      </w:r>
+      <w:r>
+        <w:rPr>
+          <w:rFonts w:hint="eastAsia"/>
+        </w:rPr>
+        <w:t>사기를 뱉어내는 이유는 뱉어내지 않는다면, 귀신에게 빙의가 된다.</w:t>
       </w:r>
     </w:p>
     <w:p>
@@ -9213,15 +8791,7 @@
         <w:br/>
       </w:r>
       <w:r>
-        <w:t xml:space="preserve">감응자가 아닌 일반 인간도 탐에 들어갈 수 있고, </w:t>
-      </w:r>
-      <w:proofErr w:type="spellStart"/>
-      <w:r>
-        <w:t>식혼을</w:t>
-      </w:r>
-      <w:proofErr w:type="spellEnd"/>
-      <w:r>
-        <w:t xml:space="preserve"> 담당하거나 조직 운영을 담당할 수도 있</w:t>
+        <w:t>감응자가 아닌 일반 인간도 탐에 들어갈 수 있고, 식혼을 담당하거나 조직 운영을 담당할 수도 있</w:t>
       </w:r>
       <w:r>
         <w:rPr>
@@ -9236,21 +8806,7 @@
         <w:rPr>
           <w:rFonts w:hint="eastAsia"/>
         </w:rPr>
-        <w:t xml:space="preserve">이것은 감응자를 찾아내는 </w:t>
-      </w:r>
-      <w:proofErr w:type="spellStart"/>
-      <w:r>
-        <w:rPr>
-          <w:rFonts w:hint="eastAsia"/>
-        </w:rPr>
-        <w:t>척령대가</w:t>
-      </w:r>
-      <w:proofErr w:type="spellEnd"/>
-      <w:r>
-        <w:rPr>
-          <w:rFonts w:hint="eastAsia"/>
-        </w:rPr>
-        <w:t xml:space="preserve"> 등장하는 이유다.</w:t>
+        <w:t>이것은 감응자를 찾아내는 척령대가 등장하는 이유다.</w:t>
       </w:r>
     </w:p>
     <w:p>
@@ -9267,43 +8823,7 @@
           <w:b/>
           <w:bCs/>
         </w:rPr>
-        <w:t xml:space="preserve">그들이 </w:t>
-      </w:r>
-      <w:proofErr w:type="spellStart"/>
-      <w:r>
-        <w:rPr>
-          <w:rFonts w:hint="eastAsia"/>
-          <w:b/>
-          <w:bCs/>
-        </w:rPr>
-        <w:t>식혼을</w:t>
-      </w:r>
-      <w:proofErr w:type="spellEnd"/>
-      <w:r>
-        <w:rPr>
-          <w:rFonts w:hint="eastAsia"/>
-          <w:b/>
-          <w:bCs/>
-        </w:rPr>
-        <w:t xml:space="preserve"> 하는 이유는 다 </w:t>
-      </w:r>
-      <w:proofErr w:type="spellStart"/>
-      <w:r>
-        <w:rPr>
-          <w:rFonts w:hint="eastAsia"/>
-          <w:b/>
-          <w:bCs/>
-        </w:rPr>
-        <w:t>제각각이다</w:t>
-      </w:r>
-      <w:proofErr w:type="spellEnd"/>
-      <w:r>
-        <w:rPr>
-          <w:rFonts w:hint="eastAsia"/>
-          <w:b/>
-          <w:bCs/>
-        </w:rPr>
-        <w:t>.</w:t>
+        <w:t>그들이 식혼을 하는 이유는 다 제각각이다.</w:t>
       </w:r>
       <w:r>
         <w:br/>
@@ -9393,6 +8913,7 @@
           <w:b/>
           <w:bCs/>
         </w:rPr>
+        <w:lastRenderedPageBreak/>
         <w:t>령의 기운은 정기 + 사기로 나뉜다.</w:t>
       </w:r>
       <w:r>
@@ -9401,12 +8922,6 @@
           <w:bCs/>
         </w:rPr>
         <w:br/>
-      </w:r>
-      <w:r>
-        <w:rPr>
-          <w:b/>
-          <w:bCs/>
-        </w:rPr>
         <w:t>정기</w:t>
       </w:r>
       <w:r>
@@ -9429,6 +8944,7 @@
     <w:p>
       <w:pPr>
         <w:rPr>
+          <w:rFonts w:hint="eastAsia"/>
           <w:b/>
           <w:bCs/>
           <w:color w:val="156082" w:themeColor="accent1"/>
@@ -9436,7 +8952,6 @@
           <w:szCs w:val="32"/>
         </w:rPr>
       </w:pPr>
-      <w:proofErr w:type="spellStart"/>
       <w:r>
         <w:rPr>
           <w:rFonts w:hint="eastAsia"/>
@@ -9446,21 +8961,18 @@
           <w:sz w:val="28"/>
           <w:szCs w:val="32"/>
         </w:rPr>
-        <w:t>감응자</w:t>
-      </w:r>
-      <w:proofErr w:type="spellEnd"/>
-      <w:r>
-        <w:rPr>
-          <w:rFonts w:hint="eastAsia"/>
+        <w:t xml:space="preserve">감응자 사냥꾼 </w:t>
+      </w:r>
+      <w:r>
+        <w:rPr>
           <w:b/>
           <w:bCs/>
           <w:color w:val="156082" w:themeColor="accent1"/>
           <w:sz w:val="28"/>
           <w:szCs w:val="32"/>
         </w:rPr>
-        <w:t xml:space="preserve"> 사냥꾼 </w:t>
-      </w:r>
-      <w:proofErr w:type="spellStart"/>
+        <w:t>‘</w:t>
+      </w:r>
       <w:r>
         <w:rPr>
           <w:rFonts w:hint="eastAsia"/>
@@ -9472,11 +8984,29 @@
         </w:rPr>
         <w:t>척령대</w:t>
       </w:r>
-      <w:proofErr w:type="spellEnd"/>
-    </w:p>
-    <w:p>
-      <w:r>
-        <w:lastRenderedPageBreak/>
+      <w:r>
+        <w:rPr>
+          <w:b/>
+          <w:bCs/>
+          <w:color w:val="156082" w:themeColor="accent1"/>
+          <w:sz w:val="28"/>
+          <w:szCs w:val="32"/>
+        </w:rPr>
+        <w:t>’</w:t>
+      </w:r>
+    </w:p>
+    <w:p>
+      <w:pPr>
+        <w:rPr>
+          <w:b/>
+          <w:bCs/>
+        </w:rPr>
+      </w:pPr>
+      <w:r>
+        <w:rPr>
+          <w:b/>
+          <w:bCs/>
+        </w:rPr>
         <w:t>"령을 배척하는 사람들"</w:t>
       </w:r>
     </w:p>
@@ -9488,35 +9018,18 @@
           <w:numId w:val="8"/>
         </w:numPr>
       </w:pPr>
-      <w:proofErr w:type="spellStart"/>
-      <w:r>
-        <w:rPr>
-          <w:b/>
-          <w:bCs/>
-        </w:rPr>
-        <w:t>척령대의</w:t>
-      </w:r>
-      <w:proofErr w:type="spellEnd"/>
-      <w:r>
-        <w:rPr>
-          <w:b/>
-          <w:bCs/>
-        </w:rPr>
-        <w:t xml:space="preserve"> 기본 사상</w:t>
+      <w:r>
+        <w:rPr>
+          <w:b/>
+          <w:bCs/>
+        </w:rPr>
+        <w:t>척령대의 기본 사상</w:t>
       </w:r>
       <w:r>
         <w:br/>
       </w:r>
       <w:r>
-        <w:t xml:space="preserve">식혼으로 인한 피해를 막기 위해서는 </w:t>
-      </w:r>
-      <w:proofErr w:type="spellStart"/>
-      <w:r>
-        <w:t>탐만을</w:t>
-      </w:r>
-      <w:proofErr w:type="spellEnd"/>
-      <w:r>
-        <w:t xml:space="preserve"> 잡아서는 안 된다.</w:t>
+        <w:t>식혼으로 인한 피해를 막기 위해서는 탐만을 잡아서는 안 된다.</w:t>
       </w:r>
       <w:r>
         <w:br/>
@@ -9547,46 +9060,19 @@
         <w:br/>
       </w:r>
       <w:r>
-        <w:t xml:space="preserve">따라서 </w:t>
-      </w:r>
-      <w:proofErr w:type="spellStart"/>
-      <w:r>
-        <w:t>척령대는</w:t>
-      </w:r>
-      <w:proofErr w:type="spellEnd"/>
-      <w:r>
-        <w:t xml:space="preserve"> 감응자를 발견하면 무조건 죽이는 것이 아니라,</w:t>
+        <w:t>따라서 척령대는 감응자를 발견하면 무조건 죽이는 것이 아니라,</w:t>
       </w:r>
       <w:r>
         <w:br/>
       </w:r>
-      <w:proofErr w:type="spellStart"/>
-      <w:r>
-        <w:t>감응자</w:t>
-      </w:r>
-      <w:proofErr w:type="spellEnd"/>
-      <w:r>
-        <w:t xml:space="preserve"> 확인</w:t>
-      </w:r>
-      <w:r>
-        <w:rPr>
-          <w:rFonts w:hint="eastAsia"/>
-        </w:rPr>
-        <w:t xml:space="preserve"> -&gt; </w:t>
-      </w:r>
-      <w:proofErr w:type="spellStart"/>
-      <w:r>
-        <w:rPr>
-          <w:rFonts w:hint="eastAsia"/>
-        </w:rPr>
-        <w:t>식혼</w:t>
-      </w:r>
-      <w:proofErr w:type="spellEnd"/>
-      <w:r>
-        <w:rPr>
-          <w:rFonts w:hint="eastAsia"/>
-        </w:rPr>
-        <w:t xml:space="preserve"> 여부 조사 -&gt; 판결</w:t>
+      <w:r>
+        <w:t>감응자 확인</w:t>
+      </w:r>
+      <w:r>
+        <w:rPr>
+          <w:rFonts w:hint="eastAsia"/>
+        </w:rPr>
+        <w:t xml:space="preserve"> -&gt; 식혼 여부 조사 -&gt; 판결</w:t>
       </w:r>
     </w:p>
     <w:p>
@@ -9596,9 +9082,6 @@
           <w:ilvl w:val="0"/>
           <w:numId w:val="8"/>
         </w:numPr>
-        <w:rPr>
-          <w:rFonts w:hint="eastAsia"/>
-        </w:rPr>
       </w:pPr>
       <w:r>
         <w:rPr>
@@ -9660,13 +9143,8 @@
       <w:r>
         <w:br/>
       </w:r>
-      <w:proofErr w:type="spellStart"/>
-      <w:r>
-        <w:t>척령대의</w:t>
-      </w:r>
-      <w:proofErr w:type="spellEnd"/>
-      <w:r>
-        <w:t xml:space="preserve"> 고위직은 도깨비와 계약을 맺는다.</w:t>
+      <w:r>
+        <w:t>척령대의 고위직은 도깨비와 계약을 맺는다.</w:t>
       </w:r>
     </w:p>
     <w:p>
@@ -9690,25 +9168,7 @@
           <w:b/>
           <w:bCs/>
         </w:rPr>
-        <w:t>/감시와 보호관찰/</w:t>
-      </w:r>
-      <w:proofErr w:type="spellStart"/>
-      <w:r>
-        <w:rPr>
-          <w:rFonts w:hint="eastAsia"/>
-          <w:b/>
-          <w:bCs/>
-        </w:rPr>
-        <w:t>식혼</w:t>
-      </w:r>
-      <w:proofErr w:type="spellEnd"/>
-      <w:r>
-        <w:rPr>
-          <w:rFonts w:hint="eastAsia"/>
-          <w:b/>
-          <w:bCs/>
-        </w:rPr>
-        <w:t xml:space="preserve"> 확인</w:t>
+        <w:t>/감시와 보호관찰/식혼 확인</w:t>
       </w:r>
       <w:r>
         <w:rPr>
@@ -9720,8 +9180,12 @@
       <w:r>
         <w:rPr>
           <w:rFonts w:hint="eastAsia"/>
-          <w:b/>
-          <w:bCs/>
+        </w:rPr>
+        <w:t xml:space="preserve">위 </w:t>
+      </w:r>
+      <w:r>
+        <w:rPr>
+          <w:rFonts w:hint="eastAsia"/>
         </w:rPr>
         <w:t>3가지의 판결이 존재</w:t>
       </w:r>
@@ -9733,20 +9197,7 @@
         <w:br/>
       </w:r>
       <w:r>
-        <w:t xml:space="preserve">대량 </w:t>
-      </w:r>
-      <w:proofErr w:type="spellStart"/>
-      <w:proofErr w:type="gramStart"/>
-      <w:r>
-        <w:t>식혼</w:t>
-      </w:r>
-      <w:proofErr w:type="spellEnd"/>
-      <w:r>
-        <w:t xml:space="preserve"> /</w:t>
-      </w:r>
-      <w:proofErr w:type="gramEnd"/>
-      <w:r>
-        <w:t xml:space="preserve"> 악령화 유발</w:t>
+        <w:t>대량 식혼 / 악령화 유발</w:t>
       </w:r>
       <w:r>
         <w:rPr>
@@ -9768,23 +9219,7 @@
           <w:b/>
           <w:bCs/>
         </w:rPr>
-        <w:t>'</w:t>
-      </w:r>
-      <w:proofErr w:type="spellStart"/>
-      <w:r>
-        <w:rPr>
-          <w:b/>
-          <w:bCs/>
-        </w:rPr>
-        <w:t>식혼</w:t>
-      </w:r>
-      <w:proofErr w:type="spellEnd"/>
-      <w:r>
-        <w:rPr>
-          <w:b/>
-          <w:bCs/>
-        </w:rPr>
-        <w:t xml:space="preserve"> 판별 도구'</w:t>
+        <w:t>'식혼 판별 도구'</w:t>
       </w:r>
       <w:r>
         <w:br/>
@@ -9801,13 +9236,8 @@
       <w:r>
         <w:br/>
       </w:r>
-      <w:proofErr w:type="spellStart"/>
-      <w:r>
-        <w:t>식혼</w:t>
-      </w:r>
-      <w:proofErr w:type="spellEnd"/>
-      <w:r>
-        <w:t xml:space="preserve"> 경험이 있는 사람에게만 특정한 반응이 나타나는 </w:t>
+      <w:r>
+        <w:t xml:space="preserve">식혼 경험이 있는 사람에게만 특정한 반응이 나타나는 </w:t>
       </w:r>
       <w:r>
         <w:rPr>
@@ -9827,13 +9257,8 @@
         </w:rPr>
         <w:t xml:space="preserve">- </w:t>
       </w:r>
-      <w:proofErr w:type="spellStart"/>
-      <w:r>
-        <w:t>식혼</w:t>
-      </w:r>
-      <w:proofErr w:type="spellEnd"/>
-      <w:r>
-        <w:t xml:space="preserve"> 감별구는 거짓말을 하지 않는다.</w:t>
+      <w:r>
+        <w:t>식혼 감별구는 거짓말을 하지 않는다.</w:t>
       </w:r>
       <w:r>
         <w:br/>
@@ -9845,15 +9270,7 @@
         <w:t xml:space="preserve">- </w:t>
       </w:r>
       <w:r>
-        <w:t xml:space="preserve">무엇을 </w:t>
-      </w:r>
-      <w:proofErr w:type="spellStart"/>
-      <w:r>
-        <w:t>식혼했는지는</w:t>
-      </w:r>
-      <w:proofErr w:type="spellEnd"/>
-      <w:r>
-        <w:t xml:space="preserve"> 알려주지 않는다.</w:t>
+        <w:t>무엇을 식혼했는지는 알려주지 않는다.</w:t>
       </w:r>
       <w:r>
         <w:br/>
@@ -9879,7 +9296,6 @@
           <w:numId w:val="8"/>
         </w:numPr>
         <w:rPr>
-          <w:rFonts w:hint="eastAsia"/>
           <w:b/>
           <w:bCs/>
         </w:rPr>
@@ -9908,49 +9324,24 @@
       <w:r>
         <w:br/>
       </w:r>
-      <w:proofErr w:type="spellStart"/>
-      <w:r>
-        <w:rPr>
-          <w:rFonts w:hint="eastAsia"/>
-        </w:rPr>
-        <w:t>한마루</w:t>
-      </w:r>
-      <w:proofErr w:type="spellEnd"/>
-      <w:r>
-        <w:rPr>
-          <w:rFonts w:hint="eastAsia"/>
-        </w:rPr>
-        <w:t xml:space="preserve"> 소속 </w:t>
+      <w:r>
+        <w:rPr>
+          <w:rFonts w:hint="eastAsia"/>
+        </w:rPr>
+        <w:t xml:space="preserve">한마루 소속 </w:t>
       </w:r>
       <w:r>
         <w:t xml:space="preserve">사람이 </w:t>
       </w:r>
-      <w:proofErr w:type="spellStart"/>
-      <w:r>
-        <w:rPr>
-          <w:b/>
-          <w:bCs/>
-        </w:rPr>
-        <w:t>식혼을</w:t>
-      </w:r>
-      <w:proofErr w:type="spellEnd"/>
-      <w:r>
-        <w:rPr>
-          <w:b/>
-          <w:bCs/>
-        </w:rPr>
-        <w:t xml:space="preserve"> 하지 않았는데도</w:t>
-      </w:r>
-      <w:r>
-        <w:t xml:space="preserve">, </w:t>
-      </w:r>
-      <w:proofErr w:type="spellStart"/>
-      <w:r>
-        <w:t>척령대가</w:t>
-      </w:r>
-      <w:proofErr w:type="spellEnd"/>
-      <w:r>
-        <w:t xml:space="preserve"> 감응 능력 자체를 위험 요소로 판단해서 집행</w:t>
+      <w:r>
+        <w:rPr>
+          <w:b/>
+          <w:bCs/>
+        </w:rPr>
+        <w:t>식혼을 하지 않았는데도</w:t>
+      </w:r>
+      <w:r>
+        <w:t>, 척령대가 감응 능력 자체를 위험 요소로 판단해서 집행</w:t>
       </w:r>
       <w:r>
         <w:rPr>
@@ -9968,15 +9359,7 @@
         <w:br/>
       </w:r>
       <w:r>
-        <w:t xml:space="preserve">그리고 그 사건으로 인해 한마루와 </w:t>
-      </w:r>
-      <w:proofErr w:type="spellStart"/>
-      <w:r>
-        <w:t>척령대</w:t>
-      </w:r>
-      <w:proofErr w:type="spellEnd"/>
-      <w:r>
-        <w:t xml:space="preserve"> 사이에 큰 충돌이 발생</w:t>
+        <w:t>그리고 그 사건으로 인해 한마루와 척령대 사이에 큰 충돌이 발생</w:t>
       </w:r>
       <w:r>
         <w:rPr>
@@ -9995,23 +9378,7 @@
           <w:b/>
           <w:bCs/>
         </w:rPr>
-        <w:t xml:space="preserve">"한마루에 소속된 감응자는 </w:t>
-      </w:r>
-      <w:proofErr w:type="spellStart"/>
-      <w:r>
-        <w:rPr>
-          <w:b/>
-          <w:bCs/>
-        </w:rPr>
-        <w:t>척령대가</w:t>
-      </w:r>
-      <w:proofErr w:type="spellEnd"/>
-      <w:r>
-        <w:rPr>
-          <w:b/>
-          <w:bCs/>
-        </w:rPr>
-        <w:t xml:space="preserve"> 체포하거나 집행하지 않는다."</w:t>
+        <w:t>"한마루에 소속된 감응자는 척령대가 체포하거나 집행하지 않는다."</w:t>
       </w:r>
       <w:r>
         <w:rPr>
@@ -10025,23 +9392,8 @@
           <w:b/>
           <w:bCs/>
         </w:rPr>
-        <w:t xml:space="preserve">"한마루의 감응자가 </w:t>
-      </w:r>
-      <w:proofErr w:type="spellStart"/>
-      <w:r>
-        <w:rPr>
-          <w:b/>
-          <w:bCs/>
-        </w:rPr>
-        <w:t>식혼을</w:t>
-      </w:r>
-      <w:proofErr w:type="spellEnd"/>
-      <w:r>
-        <w:rPr>
-          <w:b/>
-          <w:bCs/>
-        </w:rPr>
-        <w:t xml:space="preserve"> 한 경우, 한마루가 직접 처분한다."</w:t>
+        <w:lastRenderedPageBreak/>
+        <w:t>"한마루의 감응자가 식혼을 한 경우, 한마루가 직접 처분한다."</w:t>
       </w:r>
       <w:r>
         <w:rPr>
@@ -10051,15 +9403,7 @@
         <w:br/>
       </w:r>
       <w:r>
-        <w:t xml:space="preserve">한마루가 내부적으로 </w:t>
-      </w:r>
-      <w:proofErr w:type="spellStart"/>
-      <w:r>
-        <w:t>식혼자를</w:t>
-      </w:r>
-      <w:proofErr w:type="spellEnd"/>
-      <w:r>
-        <w:t xml:space="preserve"> 처리할 의무</w:t>
+        <w:t>한마루가 내부적으로 식혼자를 처리할 의무</w:t>
       </w:r>
       <w:r>
         <w:rPr>
@@ -10088,64 +9432,14 @@
           <w:b/>
           <w:bCs/>
         </w:rPr>
-        <w:t xml:space="preserve">따라서 </w:t>
-      </w:r>
-      <w:proofErr w:type="spellStart"/>
-      <w:r>
-        <w:rPr>
-          <w:rFonts w:hint="eastAsia"/>
-          <w:b/>
-          <w:bCs/>
-        </w:rPr>
-        <w:t>척령대는</w:t>
-      </w:r>
-      <w:proofErr w:type="spellEnd"/>
-      <w:r>
-        <w:rPr>
-          <w:rFonts w:hint="eastAsia"/>
-          <w:b/>
-          <w:bCs/>
-        </w:rPr>
-        <w:t xml:space="preserve"> </w:t>
-      </w:r>
-      <w:r>
-        <w:rPr>
-          <w:b/>
-          <w:bCs/>
-        </w:rPr>
-        <w:t>"</w:t>
-      </w:r>
-      <w:proofErr w:type="spellStart"/>
-      <w:r>
-        <w:rPr>
-          <w:b/>
-          <w:bCs/>
-        </w:rPr>
-        <w:t>한마루</w:t>
-      </w:r>
-      <w:proofErr w:type="spellEnd"/>
-      <w:r>
-        <w:rPr>
-          <w:b/>
-          <w:bCs/>
-        </w:rPr>
-        <w:t xml:space="preserve"> 사람은 아무리 </w:t>
-      </w:r>
-      <w:proofErr w:type="spellStart"/>
-      <w:r>
-        <w:rPr>
-          <w:b/>
-          <w:bCs/>
-        </w:rPr>
-        <w:t>식혼해도</w:t>
-      </w:r>
-      <w:proofErr w:type="spellEnd"/>
-      <w:r>
-        <w:rPr>
-          <w:b/>
-          <w:bCs/>
-        </w:rPr>
-        <w:t xml:space="preserve"> 건드리지 않는다."</w:t>
+        <w:t xml:space="preserve">따라서 척령대는 </w:t>
+      </w:r>
+      <w:r>
+        <w:rPr>
+          <w:b/>
+          <w:bCs/>
+        </w:rPr>
+        <w:t>"한마루 사람은 아무리 식혼해도 건드리지 않는다."</w:t>
       </w:r>
     </w:p>
     <w:p>
@@ -10164,7 +9458,6 @@
           <w:b/>
           <w:bCs/>
         </w:rPr>
-        <w:lastRenderedPageBreak/>
         <w:t>주요 인물</w:t>
       </w:r>
       <w:bookmarkEnd w:id="38"/>
@@ -10225,7 +9518,7 @@
                     </pic:cNvPicPr>
                   </pic:nvPicPr>
                   <pic:blipFill>
-                    <a:blip r:embed="rId20" cstate="print">
+                    <a:blip r:embed="rId21" cstate="print">
                       <a:extLst>
                         <a:ext uri="{28A0092B-C50C-407E-A947-70E740481C1C}">
                           <a14:useLocalDpi xmlns:a14="http://schemas.microsoft.com/office/drawing/2010/main" val="0"/>
@@ -10345,21 +9638,7 @@
         <w:rPr>
           <w:rFonts w:hint="eastAsia"/>
         </w:rPr>
-        <w:t xml:space="preserve">여자친구가 벌어오는 돈으로 </w:t>
-      </w:r>
-      <w:proofErr w:type="spellStart"/>
-      <w:r>
-        <w:rPr>
-          <w:rFonts w:hint="eastAsia"/>
-        </w:rPr>
-        <w:t>어떻게든</w:t>
-      </w:r>
-      <w:proofErr w:type="spellEnd"/>
-      <w:r>
-        <w:rPr>
-          <w:rFonts w:hint="eastAsia"/>
-        </w:rPr>
-        <w:t xml:space="preserve"> 생계를 유지 중. 동거.</w:t>
+        <w:t>여자친구가 벌어오는 돈으로 어떻게든 생계를 유지 중. 동거.</w:t>
       </w:r>
       <w:r>
         <w:br/>
@@ -10368,21 +9647,7 @@
         <w:rPr>
           <w:rFonts w:hint="eastAsia"/>
         </w:rPr>
-        <w:t xml:space="preserve">글을 쓰지 않는 동안은 집안일을 하거나, 여자친구 픽업을 </w:t>
-      </w:r>
-      <w:proofErr w:type="spellStart"/>
-      <w:r>
-        <w:rPr>
-          <w:rFonts w:hint="eastAsia"/>
-        </w:rPr>
-        <w:t>해줌</w:t>
-      </w:r>
-      <w:proofErr w:type="spellEnd"/>
-      <w:r>
-        <w:rPr>
-          <w:rFonts w:hint="eastAsia"/>
-        </w:rPr>
-        <w:t>.</w:t>
+        <w:t>글을 쓰지 않는 동안은 집안일을 하거나, 여자친구 픽업을 해줌.</w:t>
       </w:r>
       <w:r>
         <w:br/>
@@ -10426,7 +9691,7 @@
                     </pic:cNvPicPr>
                   </pic:nvPicPr>
                   <pic:blipFill>
-                    <a:blip r:embed="rId21" cstate="print">
+                    <a:blip r:embed="rId22" cstate="print">
                       <a:extLst>
                         <a:ext uri="{28A0092B-C50C-407E-A947-70E740481C1C}">
                           <a14:useLocalDpi xmlns:a14="http://schemas.microsoft.com/office/drawing/2010/main" val="0"/>
@@ -10467,7 +9732,6 @@
         </w:rPr>
         <w:t xml:space="preserve">이름: </w:t>
       </w:r>
-      <w:proofErr w:type="spellStart"/>
       <w:r>
         <w:rPr>
           <w:rFonts w:hint="eastAsia"/>
@@ -10476,7 +9740,6 @@
         </w:rPr>
         <w:t>한여울</w:t>
       </w:r>
-      <w:proofErr w:type="spellEnd"/>
       <w:r>
         <w:rPr>
           <w:rFonts w:hint="eastAsia"/>
@@ -10491,18 +9754,8 @@
           <w:b/>
           <w:bCs/>
         </w:rPr>
-        <w:t xml:space="preserve"> 별칭: 닫힌 눈의 </w:t>
-      </w:r>
-      <w:proofErr w:type="spellStart"/>
-      <w:r>
-        <w:rPr>
-          <w:rFonts w:hint="eastAsia"/>
-          <w:b/>
-          <w:bCs/>
-        </w:rPr>
-        <w:t>해원사</w:t>
-      </w:r>
-      <w:proofErr w:type="spellEnd"/>
+        <w:t xml:space="preserve"> 별칭: 닫힌 눈의 해원사</w:t>
+      </w:r>
       <w:r>
         <w:br/>
       </w:r>
@@ -10510,21 +9763,7 @@
         <w:rPr>
           <w:rFonts w:hint="eastAsia"/>
         </w:rPr>
-        <w:t xml:space="preserve">어릴 적 부모에게 </w:t>
-      </w:r>
-      <w:proofErr w:type="spellStart"/>
-      <w:r>
-        <w:rPr>
-          <w:rFonts w:hint="eastAsia"/>
-        </w:rPr>
-        <w:t>버림당하고</w:t>
-      </w:r>
-      <w:proofErr w:type="spellEnd"/>
-      <w:r>
-        <w:rPr>
-          <w:rFonts w:hint="eastAsia"/>
-        </w:rPr>
-        <w:t xml:space="preserve">, 신당 </w:t>
+        <w:t xml:space="preserve">어릴 적 부모에게 버림당하고, 신당 </w:t>
       </w:r>
       <w:r>
         <w:t>‘</w:t>
@@ -10538,33 +9777,101 @@
       <w:r>
         <w:t>’</w:t>
       </w:r>
-      <w:proofErr w:type="spellStart"/>
-      <w:r>
-        <w:rPr>
-          <w:rFonts w:hint="eastAsia"/>
-        </w:rPr>
-        <w:t>에</w:t>
-      </w:r>
-      <w:proofErr w:type="spellEnd"/>
+      <w:r>
+        <w:rPr>
+          <w:rFonts w:hint="eastAsia"/>
+        </w:rPr>
+        <w:t>에 맡겨짐.</w:t>
+      </w:r>
+      <w:r>
+        <w:br/>
+      </w:r>
+      <w:r>
+        <w:rPr>
+          <w:rFonts w:hint="eastAsia"/>
+        </w:rPr>
+        <w:t>천도에서 해원에 대해 배우고, 해원사의 길을 걷게 됨.</w:t>
+      </w:r>
+      <w:r>
+        <w:br/>
+      </w:r>
+      <w:r>
+        <w:rPr>
+          <w:rFonts w:hint="eastAsia"/>
+        </w:rPr>
+        <w:t>엄청난 해원 실력을 가졌지만, 귀신을 보지 못하는 눈을 가짐.</w:t>
+      </w:r>
+      <w:r>
+        <w:br/>
+      </w:r>
+      <w:r>
+        <w:rPr>
+          <w:rFonts w:hint="eastAsia"/>
+        </w:rPr>
+        <w:t>천도에서 스승님과 함께 살았지만, 18살에 스승님은 하늘나라로 가게 됨.</w:t>
+      </w:r>
+      <w:r>
+        <w:br/>
+      </w:r>
+      <w:r>
+        <w:rPr>
+          <w:rFonts w:hint="eastAsia"/>
+        </w:rPr>
+        <w:lastRenderedPageBreak/>
+        <w:t>귀신을 보지 못하는 눈</w:t>
+      </w:r>
       <w:r>
         <w:rPr>
           <w:rFonts w:hint="eastAsia"/>
         </w:rPr>
         <w:t xml:space="preserve"> </w:t>
       </w:r>
-      <w:proofErr w:type="spellStart"/>
-      <w:r>
-        <w:rPr>
-          <w:rFonts w:hint="eastAsia"/>
-        </w:rPr>
-        <w:t>맡겨짐</w:t>
-      </w:r>
-      <w:proofErr w:type="spellEnd"/>
-      <w:r>
-        <w:rPr>
-          <w:rFonts w:hint="eastAsia"/>
-        </w:rPr>
-        <w:t>.</w:t>
+      <w:r>
+        <w:t>‘</w:t>
+      </w:r>
+      <w:r>
+        <w:rPr>
+          <w:rFonts w:hint="eastAsia"/>
+        </w:rPr>
+        <w:t>닫힌 눈의 해원사</w:t>
+      </w:r>
+      <w:r>
+        <w:t>’</w:t>
+      </w:r>
+      <w:r>
+        <w:rPr>
+          <w:rFonts w:hint="eastAsia"/>
+        </w:rPr>
+        <w:t>라는</w:t>
+      </w:r>
+      <w:r>
+        <w:rPr>
+          <w:rFonts w:hint="eastAsia"/>
+        </w:rPr>
+        <w:t xml:space="preserve"> 별호 때문에 한마루 내에서도 좋지 못한 명성을 가짐.</w:t>
+      </w:r>
+    </w:p>
+    <w:p>
+      <w:pPr>
+        <w:rPr>
+          <w:rFonts w:hint="eastAsia"/>
+        </w:rPr>
+      </w:pPr>
+      <w:r>
+        <w:rPr>
+          <w:rFonts w:hint="eastAsia"/>
+          <w:b/>
+          <w:bCs/>
+        </w:rPr>
+        <w:t>이름: OOO 나이: 미정 성별: 여성</w:t>
+      </w:r>
+      <w:r>
+        <w:rPr>
+          <w:rFonts w:hint="eastAsia"/>
+          <w:b/>
+          <w:bCs/>
+        </w:rPr>
+        <w:t xml:space="preserve"> 별칭: 눈토끼</w:t>
       </w:r>
       <w:r>
         <w:br/>
@@ -10573,7 +9880,13 @@
         <w:rPr>
           <w:rFonts w:hint="eastAsia"/>
         </w:rPr>
-        <w:t>천도에서 해원에 대해 배우고, 해원사의 길을 걷게 됨.</w:t>
+        <w:t>이준혁의 여자친구</w:t>
+      </w:r>
+      <w:r>
+        <w:rPr>
+          <w:rFonts w:hint="eastAsia"/>
+        </w:rPr>
+        <w:t>다.</w:t>
       </w:r>
       <w:r>
         <w:br/>
@@ -10582,7 +9895,22 @@
         <w:rPr>
           <w:rFonts w:hint="eastAsia"/>
         </w:rPr>
-        <w:t>엄청난 해원 실력을 가졌지만, 귀신을 보지 못하는 눈을 가짐.</w:t>
+        <w:t>생전 유망한 해원사로 차기 원주로 주목받던 인물이었다.</w:t>
+      </w:r>
+    </w:p>
+    <w:p>
+      <w:pPr>
+        <w:rPr>
+          <w:rFonts w:hint="eastAsia"/>
+        </w:rPr>
+      </w:pPr>
+      <w:r>
+        <w:rPr>
+          <w:rFonts w:hint="eastAsia"/>
+          <w:b/>
+          <w:bCs/>
+        </w:rPr>
+        <w:t>이름: OOO 나이: 미정 성별: 남성</w:t>
       </w:r>
       <w:r>
         <w:br/>
@@ -10591,7 +9919,37 @@
         <w:rPr>
           <w:rFonts w:hint="eastAsia"/>
         </w:rPr>
-        <w:t>천도에서 스승님과 함께 살았지만, 18살에 스승님은 하늘나라로 가게 됨.</w:t>
+        <w:t xml:space="preserve">이준혁이 교통사고 후 병원에 입원할 당시 만나게 된 </w:t>
+      </w:r>
+      <w:r>
+        <w:rPr>
+          <w:rFonts w:hint="eastAsia"/>
+        </w:rPr>
+        <w:t>정체불명의 남자</w:t>
+      </w:r>
+      <w:r>
+        <w:rPr>
+          <w:rFonts w:hint="eastAsia"/>
+        </w:rPr>
+        <w:t xml:space="preserve">다. </w:t>
+      </w:r>
+      <w:r>
+        <w:rPr>
+          <w:rFonts w:hint="eastAsia"/>
+        </w:rPr>
+        <w:t>(</w:t>
+      </w:r>
+      <w:r>
+        <w:rPr>
+          <w:rFonts w:hint="eastAsia"/>
+        </w:rPr>
+        <w:t xml:space="preserve"> 진짜 정체는 </w:t>
+      </w:r>
+      <w:r>
+        <w:rPr>
+          <w:rFonts w:hint="eastAsia"/>
+        </w:rPr>
+        <w:t>진사어사, 한마루의 최고권위자)</w:t>
       </w:r>
       <w:r>
         <w:br/>
@@ -10600,13 +9958,7 @@
         <w:rPr>
           <w:rFonts w:hint="eastAsia"/>
         </w:rPr>
-        <w:t>귀신을 보지 못하는 눈</w:t>
-      </w:r>
-      <w:r>
-        <w:rPr>
-          <w:rFonts w:hint="eastAsia"/>
-        </w:rPr>
-        <w:t xml:space="preserve"> </w:t>
+        <w:t xml:space="preserve">이준혁에게 신당 </w:t>
       </w:r>
       <w:r>
         <w:t>‘</w:t>
@@ -10615,16 +9967,8 @@
         <w:rPr>
           <w:rFonts w:hint="eastAsia"/>
         </w:rPr>
-        <w:t xml:space="preserve">닫힌 눈의 </w:t>
-      </w:r>
-      <w:proofErr w:type="spellStart"/>
-      <w:r>
-        <w:rPr>
-          <w:rFonts w:hint="eastAsia"/>
-        </w:rPr>
-        <w:t>해원사</w:t>
-      </w:r>
-      <w:proofErr w:type="spellEnd"/>
+        <w:t>천도</w:t>
+      </w:r>
       <w:r>
         <w:t>’</w:t>
       </w:r>
@@ -10632,168 +9976,31 @@
         <w:rPr>
           <w:rFonts w:hint="eastAsia"/>
         </w:rPr>
-        <w:t>라는</w:t>
-      </w:r>
-      <w:r>
-        <w:rPr>
-          <w:rFonts w:hint="eastAsia"/>
-        </w:rPr>
-        <w:t xml:space="preserve"> 별호 때문에 </w:t>
-      </w:r>
-      <w:proofErr w:type="spellStart"/>
-      <w:r>
-        <w:rPr>
-          <w:rFonts w:hint="eastAsia"/>
-        </w:rPr>
-        <w:t>한마루</w:t>
-      </w:r>
-      <w:proofErr w:type="spellEnd"/>
-      <w:r>
-        <w:rPr>
-          <w:rFonts w:hint="eastAsia"/>
-        </w:rPr>
-        <w:t xml:space="preserve"> 내에서도 좋지 못한 명성을 가짐.</w:t>
-      </w:r>
-    </w:p>
-    <w:p>
-      <w:r>
-        <w:rPr>
-          <w:rFonts w:hint="eastAsia"/>
-          <w:b/>
-          <w:bCs/>
-        </w:rPr>
-        <w:t>이름: OOO 나이: 미정 성별: 여성</w:t>
-      </w:r>
-      <w:r>
-        <w:rPr>
-          <w:rFonts w:hint="eastAsia"/>
-          <w:b/>
-          <w:bCs/>
-        </w:rPr>
-        <w:t xml:space="preserve"> 별칭: </w:t>
-      </w:r>
-      <w:proofErr w:type="spellStart"/>
-      <w:r>
-        <w:rPr>
-          <w:rFonts w:hint="eastAsia"/>
-          <w:b/>
-          <w:bCs/>
-        </w:rPr>
-        <w:t>눈토끼</w:t>
-      </w:r>
-      <w:proofErr w:type="spellEnd"/>
-      <w:r>
-        <w:br/>
-      </w:r>
-      <w:r>
-        <w:rPr>
-          <w:rFonts w:hint="eastAsia"/>
-        </w:rPr>
-        <w:lastRenderedPageBreak/>
-        <w:t>이준혁의 여자친구</w:t>
-      </w:r>
-    </w:p>
-    <w:p>
-      <w:pPr>
-        <w:rPr>
-          <w:rFonts w:hint="eastAsia"/>
-        </w:rPr>
-      </w:pPr>
-      <w:r>
-        <w:rPr>
-          <w:rFonts w:hint="eastAsia"/>
-          <w:b/>
-          <w:bCs/>
-        </w:rPr>
-        <w:t>이름: OOO 나이: 미정 성별: 남성</w:t>
-      </w:r>
-      <w:r>
-        <w:br/>
-      </w:r>
-      <w:r>
-        <w:rPr>
-          <w:rFonts w:hint="eastAsia"/>
-        </w:rPr>
-        <w:t>정체불명의 남자</w:t>
-      </w:r>
-      <w:r>
-        <w:rPr>
-          <w:rFonts w:hint="eastAsia"/>
-        </w:rPr>
-        <w:t>(진사어사, 한마루의 최고권위자)</w:t>
-      </w:r>
-    </w:p>
-    <w:p>
-      <w:pPr>
-        <w:rPr>
-          <w:b/>
-          <w:bCs/>
-        </w:rPr>
-      </w:pPr>
-      <w:r>
-        <w:rPr>
-          <w:rFonts w:hint="eastAsia"/>
-          <w:b/>
-          <w:bCs/>
-        </w:rPr>
-        <w:t>그 외</w:t>
-      </w:r>
-      <w:r>
-        <w:rPr>
-          <w:rFonts w:hint="eastAsia"/>
-          <w:b/>
-          <w:bCs/>
-        </w:rPr>
-        <w:t xml:space="preserve"> 인물들</w:t>
-      </w:r>
-    </w:p>
-    <w:p>
-      <w:pPr>
-        <w:rPr>
-          <w:rFonts w:hint="eastAsia"/>
-        </w:rPr>
-      </w:pPr>
-      <w:proofErr w:type="spellStart"/>
-      <w:r>
-        <w:rPr>
-          <w:rFonts w:hint="eastAsia"/>
-        </w:rPr>
-        <w:t>칠성잠룡</w:t>
-      </w:r>
-      <w:proofErr w:type="spellEnd"/>
-      <w:r>
-        <w:rPr>
-          <w:rFonts w:hint="eastAsia"/>
-        </w:rPr>
-        <w:t xml:space="preserve">: </w:t>
-      </w:r>
-      <w:proofErr w:type="spellStart"/>
-      <w:r>
-        <w:rPr>
-          <w:rFonts w:hint="eastAsia"/>
-        </w:rPr>
-        <w:t>한여울의</w:t>
-      </w:r>
-      <w:proofErr w:type="spellEnd"/>
-      <w:r>
-        <w:rPr>
-          <w:rFonts w:hint="eastAsia"/>
-        </w:rPr>
-        <w:t xml:space="preserve"> 스승님으로 62대 진사어사다. 잠들어 있기 때문에 세상이 유지되고 있다 라는 뜻으로 </w:t>
-      </w:r>
-      <w:proofErr w:type="spellStart"/>
-      <w:r>
-        <w:rPr>
-          <w:rFonts w:hint="eastAsia"/>
-        </w:rPr>
-        <w:t>칠성잠룡</w:t>
-      </w:r>
-      <w:proofErr w:type="spellEnd"/>
-      <w:r>
-        <w:rPr>
-          <w:rFonts w:hint="eastAsia"/>
-        </w:rPr>
-        <w:t>. 실제로 하나하나 각 행동마다 한마루에 막대한 영향력을 끼칠 수 있는 존재였다. 최초로 외원에서 뽑힌 진사어사다. 이전까지는 모두 내원에서 진사어사가 이어져왔다.</w:t>
+        <w:t>를 소개해 준 인물이다.</w:t>
+      </w:r>
+    </w:p>
+    <w:p>
+      <w:pPr>
+        <w:rPr>
+          <w:b/>
+          <w:bCs/>
+        </w:rPr>
+      </w:pPr>
+      <w:r>
+        <w:rPr>
+          <w:rFonts w:hint="eastAsia"/>
+          <w:b/>
+          <w:bCs/>
+        </w:rPr>
+        <w:t>그 외 인물들</w:t>
+      </w:r>
+    </w:p>
+    <w:p>
+      <w:r>
+        <w:rPr>
+          <w:rFonts w:hint="eastAsia"/>
+        </w:rPr>
+        <w:t>칠성잠룡: 한여울의 스승님으로 62대 진사어사다. 잠들어 있기 때문에 세상이 유지되고 있다 라는 뜻으로 칠성잠룡. 실제로 하나하나 각 행동마다 한마루에 막대한 영향력을 끼칠 수 있는 존재였다. 최초로 외원에서 뽑힌 진사어사다. 이전까지는 모두 내원에서 진사어사가 이어져왔다.</w:t>
       </w:r>
     </w:p>
     <w:p>
@@ -10823,7 +10030,6 @@
           <w:numId w:val="8"/>
         </w:numPr>
       </w:pPr>
-      <w:proofErr w:type="spellStart"/>
       <w:r>
         <w:rPr>
           <w:rFonts w:hint="eastAsia"/>
@@ -10832,19 +10038,12 @@
         </w:rPr>
         <w:t>한마루</w:t>
       </w:r>
-      <w:proofErr w:type="spellEnd"/>
       <w:r>
         <w:rPr>
           <w:b/>
           <w:bCs/>
         </w:rPr>
         <w:br/>
-      </w:r>
-      <w:r>
-        <w:rPr>
-          <w:b/>
-          <w:bCs/>
-        </w:rPr>
         <w:t>"령은 없애는 것이 아니라 보내야 한다."</w:t>
       </w:r>
       <w:r>
@@ -11018,7 +10217,6 @@
           <w:numId w:val="8"/>
         </w:numPr>
       </w:pPr>
-      <w:proofErr w:type="spellStart"/>
       <w:r>
         <w:rPr>
           <w:rFonts w:hint="eastAsia"/>
@@ -11027,36 +10225,13 @@
         </w:rPr>
         <w:t>척령대</w:t>
       </w:r>
-      <w:proofErr w:type="spellEnd"/>
       <w:r>
         <w:rPr>
           <w:b/>
           <w:bCs/>
         </w:rPr>
         <w:br/>
-      </w:r>
-      <w:r>
-        <w:rPr>
-          <w:b/>
-          <w:bCs/>
-        </w:rPr>
-        <w:t xml:space="preserve">"식혼으로 인한 피해를 막기 위해서는 </w:t>
-      </w:r>
-      <w:proofErr w:type="spellStart"/>
-      <w:r>
-        <w:rPr>
-          <w:b/>
-          <w:bCs/>
-        </w:rPr>
-        <w:t>탐만을</w:t>
-      </w:r>
-      <w:proofErr w:type="spellEnd"/>
-      <w:r>
-        <w:rPr>
-          <w:b/>
-          <w:bCs/>
-        </w:rPr>
-        <w:t xml:space="preserve"> 잡아서는 안 된다."</w:t>
+        <w:t>"식혼으로 인한 피해를 막기 위해서는 탐만을 잡아서는 안 된다."</w:t>
       </w:r>
       <w:r>
         <w:rPr>
@@ -11112,16 +10287,14 @@
           <w:ilvl w:val="0"/>
           <w:numId w:val="8"/>
         </w:numPr>
-        <w:rPr>
-          <w:rFonts w:hint="eastAsia"/>
-        </w:rPr>
-      </w:pPr>
-      <w:r>
-        <w:rPr>
-          <w:rFonts w:hint="eastAsia"/>
-          <w:b/>
-          <w:bCs/>
-        </w:rPr>
+      </w:pPr>
+      <w:r>
+        <w:rPr>
+          <w:rFonts w:hint="eastAsia"/>
+          <w:b/>
+          <w:bCs/>
+        </w:rPr>
+        <w:lastRenderedPageBreak/>
         <w:t>해외 세력(교회 느낌</w:t>
       </w:r>
       <w:r>
@@ -11146,12 +10319,6 @@
           <w:bCs/>
         </w:rPr>
         <w:br/>
-      </w:r>
-      <w:r>
-        <w:rPr>
-          <w:b/>
-          <w:bCs/>
-        </w:rPr>
         <w:t>"령은 인간의 영혼이 타락한 것이며, 이를 정화해야 한다."</w:t>
       </w:r>
       <w:r>
@@ -11171,21 +10338,7 @@
         <w:rPr>
           <w:rFonts w:hint="eastAsia"/>
         </w:rPr>
-        <w:t xml:space="preserve"> 령의 기운을 </w:t>
-      </w:r>
-      <w:proofErr w:type="spellStart"/>
-      <w:r>
-        <w:rPr>
-          <w:rFonts w:hint="eastAsia"/>
-        </w:rPr>
-        <w:t>퇴마</w:t>
-      </w:r>
-      <w:proofErr w:type="spellEnd"/>
-      <w:r>
-        <w:rPr>
-          <w:rFonts w:hint="eastAsia"/>
-        </w:rPr>
-        <w:t>(해원X)</w:t>
+        <w:t xml:space="preserve"> 령의 기운을 퇴마(해원X)</w:t>
       </w:r>
       <w:r>
         <w:br/>
@@ -11243,197 +10396,239 @@
     </w:p>
     <w:p>
       <w:r>
+        <w:t>운 좋게 목숨을 건졌지만, 사고로 인해 사랑하는 여자친구를 잃게 된다. 모든 것을 잃었다고 생각하던 그는 얼마 지나지 않아 그 사고가 단순한 사고가 아닌, 누군가에 의해 의도된 사건일 수도 있다는 사실을 알게 된다.</w:t>
+      </w:r>
+    </w:p>
+    <w:p>
+      <w:r>
+        <w:t>여자친구의 죽음에 숨겨진 진실을 찾기 위해 움직이기 시작한 이준혁.</w:t>
+      </w:r>
+    </w:p>
+    <w:p>
+      <w:r>
+        <w:t xml:space="preserve">그리고 그 과정에서 그는 세상에 존재하는 비밀의 집단, </w:t>
+      </w:r>
+      <w:r>
+        <w:rPr>
+          <w:b/>
+          <w:bCs/>
+        </w:rPr>
+        <w:t>‘한마루’​</w:t>
+      </w:r>
+      <w:r>
+        <w:t>의 존재를 알게 된다.</w:t>
+      </w:r>
+    </w:p>
+    <w:p>
+      <w:r>
+        <w:t xml:space="preserve">령의 기운을 관리하는 집단 </w:t>
+      </w:r>
+      <w:r>
+        <w:rPr>
+          <w:b/>
+          <w:bCs/>
+        </w:rPr>
+        <w:t>한마루</w:t>
+      </w:r>
+      <w:r>
+        <w:t>.</w:t>
+      </w:r>
+    </w:p>
+    <w:p>
+      <w:r>
+        <w:t xml:space="preserve">그리고 령의 기운을 탐하며 한마루를 적대하는 세력 </w:t>
+      </w:r>
+      <w:r>
+        <w:rPr>
+          <w:b/>
+          <w:bCs/>
+        </w:rPr>
+        <w:t>‘탐’</w:t>
+      </w:r>
+      <w:r>
+        <w:t>.</w:t>
+      </w:r>
+    </w:p>
+    <w:p>
+      <w:r>
+        <w:t>두 세력 사이에는 여자친구의 죽음과 관련된 비밀이 숨겨져 있었다.</w:t>
+      </w:r>
+    </w:p>
+    <w:p>
+      <w:r>
+        <w:t xml:space="preserve">진실을 찾는 과정에서 이준혁은 소녀 무당 </w:t>
+      </w:r>
+      <w:r>
+        <w:rPr>
+          <w:b/>
+          <w:bCs/>
+        </w:rPr>
+        <w:t>한여울</w:t>
+      </w:r>
+      <w:r>
+        <w:t>과 만나게 된다.</w:t>
+      </w:r>
+    </w:p>
+    <w:p>
+      <w:r>
+        <w:t>교통사고 이후 저승의 세계에 발을 들이게 된 이준혁은 령의 기운을 느낄 수 있게 되었지만, 이 세계에 대해서는 아무것도 알지 못한다.</w:t>
+      </w:r>
+    </w:p>
+    <w:p>
+      <w:r>
+        <w:t>반대로 한여울은 령의 기운을 직접 느낄 수 없는 해원사지만, 누구보다 뛰어난 해원의 실력을 지닌 소녀였다.</w:t>
+      </w:r>
+    </w:p>
+    <w:p>
+      <w:r>
+        <w:t>서로 다른 두 사람.</w:t>
+      </w:r>
+    </w:p>
+    <w:p>
+      <w:r>
+        <w:t>령의 세계를 느낄 수 있게 된 남자 이준혁과, 그것을 느낄 수는 없지만 누구보다 능숙하게 귀신을 해원하는 소녀 한여울.</w:t>
+      </w:r>
+    </w:p>
+    <w:p>
+      <w:r>
+        <w:t>여자친구의 죽음에 숨겨진 진실을 찾기 위해, 두 사람은 함께 저승과 인간의 세계 사이에 숨겨진 비밀을 마주하기 시작한다.</w:t>
+      </w:r>
+    </w:p>
+    <w:p>
+      <w:r>
+        <w:t>그들의 첫 번째 이야기가 시작된다.</w:t>
+      </w:r>
+    </w:p>
+    <w:p>
+      <w:pPr>
+        <w:pStyle w:val="3"/>
+        <w:rPr>
+          <w:b/>
+          <w:bCs/>
+        </w:rPr>
+      </w:pPr>
+      <w:bookmarkStart w:id="41" w:name="_Toc238982981"/>
+      <w:r>
+        <w:rPr>
+          <w:rFonts w:hint="eastAsia"/>
+          <w:b/>
+          <w:bCs/>
+        </w:rPr>
+        <w:t>에피소드/퀘스트</w:t>
+      </w:r>
+      <w:bookmarkEnd w:id="41"/>
+    </w:p>
+    <w:p>
+      <w:pPr>
+        <w:rPr>
+          <w:b/>
+          <w:bCs/>
+          <w:color w:val="0C3512" w:themeColor="accent3" w:themeShade="80"/>
+        </w:rPr>
+      </w:pPr>
+      <w:r>
+        <w:rPr>
+          <w:rFonts w:hint="eastAsia"/>
+          <w:b/>
+          <w:bCs/>
+          <w:color w:val="0C3512" w:themeColor="accent3" w:themeShade="80"/>
+        </w:rPr>
+        <w:t>전체적인 스토리는 메시지를 전달하는 느낌으로 가도 좋을 것 같다.</w:t>
+      </w:r>
+      <w:r>
+        <w:rPr>
+          <w:b/>
+          <w:bCs/>
+          <w:color w:val="0C3512" w:themeColor="accent3" w:themeShade="80"/>
+        </w:rPr>
+        <w:br/>
+      </w:r>
+      <w:r>
+        <w:rPr>
+          <w:rFonts w:hint="eastAsia"/>
+          <w:b/>
+          <w:bCs/>
+          <w:color w:val="0C3512" w:themeColor="accent3" w:themeShade="80"/>
+        </w:rPr>
         <w:lastRenderedPageBreak/>
-        <w:t xml:space="preserve">운 좋게 목숨을 건졌지만, 사고로 인해 사랑하는 여자친구를 잃게 된다. 모든 것을 잃었다고 생각하던 그는 얼마 지나지 않아 그 사고가 단순한 사고가 아닌, </w:t>
-      </w:r>
-      <w:proofErr w:type="spellStart"/>
-      <w:r>
-        <w:t>누군가에</w:t>
-      </w:r>
-      <w:proofErr w:type="spellEnd"/>
-      <w:r>
-        <w:t xml:space="preserve"> 의해 의도된 사건일 수도 있다는 사실을 알게 된다.</w:t>
-      </w:r>
-    </w:p>
-    <w:p>
-      <w:r>
-        <w:t>여자친구의 죽음에 숨겨진 진실을 찾기 위해 움직이기 시작한 이준혁.</w:t>
-      </w:r>
-    </w:p>
-    <w:p>
-      <w:r>
-        <w:t xml:space="preserve">그리고 그 과정에서 그는 세상에 존재하는 비밀의 집단, </w:t>
-      </w:r>
-      <w:r>
-        <w:rPr>
-          <w:b/>
-          <w:bCs/>
-        </w:rPr>
-        <w:t>‘</w:t>
-      </w:r>
-      <w:proofErr w:type="spellStart"/>
-      <w:r>
-        <w:rPr>
-          <w:b/>
-          <w:bCs/>
-        </w:rPr>
-        <w:t>한마루</w:t>
-      </w:r>
-      <w:proofErr w:type="spellEnd"/>
-      <w:proofErr w:type="gramStart"/>
-      <w:r>
-        <w:rPr>
-          <w:b/>
-          <w:bCs/>
-        </w:rPr>
-        <w:t>’​</w:t>
-      </w:r>
-      <w:r>
-        <w:t>의</w:t>
-      </w:r>
-      <w:proofErr w:type="gramEnd"/>
-      <w:r>
-        <w:t xml:space="preserve"> 존재를 알게 된다.</w:t>
-      </w:r>
-    </w:p>
-    <w:p>
-      <w:r>
-        <w:t xml:space="preserve">령의 기운을 관리하는 집단 </w:t>
-      </w:r>
-      <w:proofErr w:type="spellStart"/>
-      <w:r>
-        <w:rPr>
-          <w:b/>
-          <w:bCs/>
-        </w:rPr>
-        <w:t>한마루</w:t>
-      </w:r>
-      <w:proofErr w:type="spellEnd"/>
-      <w:r>
+        <w:t>그래서 생각한 것이 어린 왕자인데, 초반 스토리 부분을 어린 왕자와 같은 결을 타도록 만들어 보고 좋은 것 같으면 그대로 진행.</w:t>
+      </w:r>
+      <w:r>
+        <w:rPr>
+          <w:b/>
+          <w:bCs/>
+          <w:color w:val="0C3512" w:themeColor="accent3" w:themeShade="80"/>
+        </w:rPr>
+        <w:br/>
+      </w:r>
+      <w:r>
+        <w:rPr>
+          <w:rFonts w:hint="eastAsia"/>
+          <w:b/>
+          <w:bCs/>
+          <w:color w:val="0C3512" w:themeColor="accent3" w:themeShade="80"/>
+        </w:rPr>
+        <w:t>에피소드의 소제목은 게임에서 등장하지 않을 예정. 어린 왕자와 같은 결을 타는 것으로 어디 부분인지 읽는 사람이 이해하도록 표기하는 것.</w:t>
+      </w:r>
+      <w:r>
+        <w:rPr>
+          <w:b/>
+          <w:bCs/>
+          <w:color w:val="0C3512" w:themeColor="accent3" w:themeShade="80"/>
+        </w:rPr>
+        <w:br/>
+      </w:r>
+      <w:r>
+        <w:rPr>
+          <w:rFonts w:hint="eastAsia"/>
+          <w:b/>
+          <w:bCs/>
+          <w:color w:val="0C3512" w:themeColor="accent3" w:themeShade="80"/>
+        </w:rPr>
+        <w:t>전달하려는 메시지는 어린 왕자에서 다음과 같다.</w:t>
+      </w:r>
+      <w:r>
+        <w:rPr>
+          <w:b/>
+          <w:bCs/>
+          <w:color w:val="0C3512" w:themeColor="accent3" w:themeShade="80"/>
+        </w:rPr>
+        <w:br/>
+      </w:r>
+      <w:r>
+        <w:rPr>
+          <w:rFonts w:hint="eastAsia"/>
+          <w:b/>
+          <w:bCs/>
+          <w:color w:val="0C3512" w:themeColor="accent3" w:themeShade="80"/>
+        </w:rPr>
+        <w:t xml:space="preserve">1. </w:t>
+      </w:r>
+      <w:r>
+        <w:rPr>
+          <w:b/>
+          <w:bCs/>
+          <w:color w:val="0C3512" w:themeColor="accent3" w:themeShade="80"/>
+        </w:rPr>
+        <w:t>진정으로 중요한 것은 겉으로 보이는 것이 아니라 마음으로 바라봐야 한다</w:t>
+      </w:r>
+      <w:r>
+        <w:rPr>
+          <w:rFonts w:hint="eastAsia"/>
+          <w:b/>
+          <w:bCs/>
+          <w:color w:val="0C3512" w:themeColor="accent3" w:themeShade="80"/>
+        </w:rPr>
         <w:t>.</w:t>
       </w:r>
-    </w:p>
-    <w:p>
-      <w:r>
-        <w:t xml:space="preserve">그리고 령의 기운을 탐하며 한마루를 적대하는 세력 </w:t>
-      </w:r>
-      <w:r>
-        <w:rPr>
-          <w:b/>
-          <w:bCs/>
-        </w:rPr>
-        <w:t>‘탐’</w:t>
-      </w:r>
-      <w:r>
-        <w:t>.</w:t>
-      </w:r>
-    </w:p>
-    <w:p>
-      <w:r>
-        <w:t>두 세력 사이에는 여자친구의 죽음과 관련된 비밀이 숨겨져 있었다.</w:t>
-      </w:r>
-    </w:p>
-    <w:p>
-      <w:r>
-        <w:t xml:space="preserve">진실을 찾는 과정에서 이준혁은 소녀 무당 </w:t>
-      </w:r>
-      <w:proofErr w:type="spellStart"/>
-      <w:r>
-        <w:rPr>
-          <w:b/>
-          <w:bCs/>
-        </w:rPr>
-        <w:t>한여울</w:t>
-      </w:r>
-      <w:r>
-        <w:t>과</w:t>
-      </w:r>
-      <w:proofErr w:type="spellEnd"/>
-      <w:r>
-        <w:t xml:space="preserve"> 만나게 된다.</w:t>
-      </w:r>
-    </w:p>
-    <w:p>
-      <w:r>
-        <w:t>교통사고 이후 저승의 세계에 발을 들이게 된 이준혁은 령의 기운을 느낄 수 있게 되었지만, 이 세계에 대해서는 아무것도 알지 못한다.</w:t>
-      </w:r>
-    </w:p>
-    <w:p>
-      <w:r>
-        <w:t xml:space="preserve">반대로 </w:t>
-      </w:r>
-      <w:proofErr w:type="spellStart"/>
-      <w:r>
-        <w:t>한여울은</w:t>
-      </w:r>
-      <w:proofErr w:type="spellEnd"/>
-      <w:r>
-        <w:t xml:space="preserve"> 령의 기운을 직접 느낄 수 없는 해원사지만, 누구보다 뛰어난 해원의 실력을 지닌 소녀였다.</w:t>
-      </w:r>
-    </w:p>
-    <w:p>
-      <w:r>
-        <w:t>서로 다른 두 사람.</w:t>
-      </w:r>
-    </w:p>
-    <w:p>
-      <w:r>
-        <w:t xml:space="preserve">령의 세계를 느낄 수 있게 된 남자 이준혁과, 그것을 느낄 수는 없지만 누구보다 능숙하게 귀신을 </w:t>
-      </w:r>
-      <w:proofErr w:type="spellStart"/>
-      <w:r>
-        <w:t>해원하는</w:t>
-      </w:r>
-      <w:proofErr w:type="spellEnd"/>
-      <w:r>
-        <w:t xml:space="preserve"> 소녀 </w:t>
-      </w:r>
-      <w:proofErr w:type="spellStart"/>
-      <w:r>
-        <w:t>한여울</w:t>
-      </w:r>
-      <w:proofErr w:type="spellEnd"/>
-      <w:r>
-        <w:t>.</w:t>
-      </w:r>
-    </w:p>
-    <w:p>
-      <w:r>
-        <w:t>여자친구의 죽음에 숨겨진 진실을 찾기 위해, 두 사람은 함께 저승과 인간의 세계 사이에 숨겨진 비밀을 마주하기 시작한다.</w:t>
-      </w:r>
-    </w:p>
-    <w:p>
-      <w:r>
-        <w:t>그들의 첫 번째 이야기가 시작된다.</w:t>
-      </w:r>
-    </w:p>
-    <w:p>
-      <w:pPr>
-        <w:pStyle w:val="3"/>
-        <w:rPr>
-          <w:b/>
-          <w:bCs/>
-        </w:rPr>
-      </w:pPr>
-      <w:bookmarkStart w:id="41" w:name="_Toc238982981"/>
-      <w:r>
-        <w:rPr>
-          <w:rFonts w:hint="eastAsia"/>
-          <w:b/>
-          <w:bCs/>
-        </w:rPr>
-        <w:t>에피소드/퀘스트</w:t>
-      </w:r>
-      <w:bookmarkEnd w:id="41"/>
-    </w:p>
-    <w:p>
-      <w:pPr>
+      <w:r>
         <w:rPr>
           <w:b/>
           <w:bCs/>
           <w:color w:val="0C3512" w:themeColor="accent3" w:themeShade="80"/>
         </w:rPr>
-      </w:pPr>
+        <w:br/>
+      </w:r>
       <w:r>
         <w:rPr>
           <w:rFonts w:hint="eastAsia"/>
@@ -11441,7 +10636,7 @@
           <w:bCs/>
           <w:color w:val="0C3512" w:themeColor="accent3" w:themeShade="80"/>
         </w:rPr>
-        <w:t>전체적인 스토리는 메시지를 전달하는 느낌으로 가도 좋을 것 같다.</w:t>
+        <w:t xml:space="preserve">2. </w:t>
       </w:r>
       <w:r>
         <w:rPr>
@@ -11449,6 +10644,14 @@
           <w:bCs/>
           <w:color w:val="0C3512" w:themeColor="accent3" w:themeShade="80"/>
         </w:rPr>
+        <w:t>소중한 관계에는 책임이 따른다.</w:t>
+      </w:r>
+      <w:r>
+        <w:rPr>
+          <w:b/>
+          <w:bCs/>
+          <w:color w:val="0C3512" w:themeColor="accent3" w:themeShade="80"/>
+        </w:rPr>
         <w:br/>
       </w:r>
       <w:r>
@@ -11458,117 +10661,6 @@
           <w:bCs/>
           <w:color w:val="0C3512" w:themeColor="accent3" w:themeShade="80"/>
         </w:rPr>
-        <w:t>그래서 생각한 것이 어린 왕자인데, 초반 스토리 부분을 어린 왕자와 같은 결을 타도록 만들어 보고 좋은 것 같으면 그대로 진행.</w:t>
-      </w:r>
-      <w:r>
-        <w:rPr>
-          <w:b/>
-          <w:bCs/>
-          <w:color w:val="0C3512" w:themeColor="accent3" w:themeShade="80"/>
-        </w:rPr>
-        <w:br/>
-      </w:r>
-      <w:r>
-        <w:rPr>
-          <w:rFonts w:hint="eastAsia"/>
-          <w:b/>
-          <w:bCs/>
-          <w:color w:val="0C3512" w:themeColor="accent3" w:themeShade="80"/>
-        </w:rPr>
-        <w:t>에피소드의 소제목은 게임에서 등장하지 않을 예정. 어린 왕자와 같은 결을 타는 것으로 어디 부분인지 읽는 사람이 이해하도록 표기하는 것.</w:t>
-      </w:r>
-      <w:r>
-        <w:rPr>
-          <w:b/>
-          <w:bCs/>
-          <w:color w:val="0C3512" w:themeColor="accent3" w:themeShade="80"/>
-        </w:rPr>
-        <w:br/>
-      </w:r>
-      <w:r>
-        <w:rPr>
-          <w:rFonts w:hint="eastAsia"/>
-          <w:b/>
-          <w:bCs/>
-          <w:color w:val="0C3512" w:themeColor="accent3" w:themeShade="80"/>
-        </w:rPr>
-        <w:t>전달하려는 메시지는 어린 왕자에서 다음과 같다.</w:t>
-      </w:r>
-      <w:r>
-        <w:rPr>
-          <w:b/>
-          <w:bCs/>
-          <w:color w:val="0C3512" w:themeColor="accent3" w:themeShade="80"/>
-        </w:rPr>
-        <w:br/>
-      </w:r>
-      <w:r>
-        <w:rPr>
-          <w:rFonts w:hint="eastAsia"/>
-          <w:b/>
-          <w:bCs/>
-          <w:color w:val="0C3512" w:themeColor="accent3" w:themeShade="80"/>
-        </w:rPr>
-        <w:t xml:space="preserve">1. </w:t>
-      </w:r>
-      <w:r>
-        <w:rPr>
-          <w:b/>
-          <w:bCs/>
-          <w:color w:val="0C3512" w:themeColor="accent3" w:themeShade="80"/>
-        </w:rPr>
-        <w:t>진정으로 중요한 것은 겉으로 보이는 것이 아니라 마음으로 바라봐야 한다</w:t>
-      </w:r>
-      <w:r>
-        <w:rPr>
-          <w:rFonts w:hint="eastAsia"/>
-          <w:b/>
-          <w:bCs/>
-          <w:color w:val="0C3512" w:themeColor="accent3" w:themeShade="80"/>
-        </w:rPr>
-        <w:t>.</w:t>
-      </w:r>
-      <w:r>
-        <w:rPr>
-          <w:b/>
-          <w:bCs/>
-          <w:color w:val="0C3512" w:themeColor="accent3" w:themeShade="80"/>
-        </w:rPr>
-        <w:br/>
-      </w:r>
-      <w:r>
-        <w:rPr>
-          <w:rFonts w:hint="eastAsia"/>
-          <w:b/>
-          <w:bCs/>
-          <w:color w:val="0C3512" w:themeColor="accent3" w:themeShade="80"/>
-        </w:rPr>
-        <w:t xml:space="preserve">2. </w:t>
-      </w:r>
-      <w:r>
-        <w:rPr>
-          <w:b/>
-          <w:bCs/>
-          <w:color w:val="0C3512" w:themeColor="accent3" w:themeShade="80"/>
-        </w:rPr>
-        <w:t>소중한 관계에는 책임이 따른다.</w:t>
-      </w:r>
-      <w:r>
-        <w:rPr>
-          <w:b/>
-          <w:bCs/>
-          <w:color w:val="0C3512" w:themeColor="accent3" w:themeShade="80"/>
-        </w:rPr>
-        <w:br/>
-      </w:r>
-      <w:r>
-        <w:rPr>
-          <w:rFonts w:hint="eastAsia"/>
-          <w:b/>
-          <w:bCs/>
-          <w:color w:val="0C3512" w:themeColor="accent3" w:themeShade="80"/>
-        </w:rPr>
-        <w:lastRenderedPageBreak/>
         <w:t xml:space="preserve">3. </w:t>
       </w:r>
       <w:r>
@@ -11752,15 +10844,7 @@
     </w:p>
     <w:p>
       <w:r>
-        <w:t>그렇게 ‘천도’</w:t>
-      </w:r>
-      <w:proofErr w:type="spellStart"/>
-      <w:r>
-        <w:t>에</w:t>
-      </w:r>
-      <w:proofErr w:type="spellEnd"/>
-      <w:r>
-        <w:t xml:space="preserve"> 도착한 이준혁은 신당의 문을 두드린다.</w:t>
+        <w:t>그렇게 ‘천도’에 도착한 이준혁은 신당의 문을 두드린다.</w:t>
       </w:r>
     </w:p>
     <w:p>
@@ -11780,20 +10864,13 @@
     </w:p>
     <w:p>
       <w:r>
+        <w:lastRenderedPageBreak/>
         <w:t>“이곳에 오라는 말을 들었습니다.”</w:t>
       </w:r>
     </w:p>
     <w:p>
       <w:r>
-        <w:t xml:space="preserve">이준혁이 </w:t>
-      </w:r>
-      <w:proofErr w:type="spellStart"/>
-      <w:r>
-        <w:t>건네받은</w:t>
-      </w:r>
-      <w:proofErr w:type="spellEnd"/>
-      <w:r>
-        <w:t xml:space="preserve"> 쪽지를 보여주자, 무당은 순간 몸을 움찔하며 그의 얼굴을 바라본다.</w:t>
+        <w:t>이준혁이 건네받은 쪽지를 보여주자, 무당은 순간 몸을 움찔하며 그의 얼굴을 바라본다.</w:t>
       </w:r>
     </w:p>
     <w:p>
@@ -11816,36 +10893,19 @@
         <w:rPr>
           <w:rFonts w:hint="eastAsia"/>
         </w:rPr>
-        <w:lastRenderedPageBreak/>
-        <w:t xml:space="preserve">그렇게 이준혁은 </w:t>
-      </w:r>
-      <w:proofErr w:type="spellStart"/>
-      <w:r>
-        <w:rPr>
-          <w:rFonts w:hint="eastAsia"/>
-        </w:rPr>
-        <w:t>한여울이라는</w:t>
-      </w:r>
-      <w:proofErr w:type="spellEnd"/>
-      <w:r>
-        <w:rPr>
-          <w:rFonts w:hint="eastAsia"/>
-        </w:rPr>
-        <w:t xml:space="preserve"> 무당 소녀와 만나게 된다.</w:t>
+        <w:t>그렇게 이준혁은 한여울이라는 무당 소녀와 만나게 된다.</w:t>
       </w:r>
     </w:p>
     <w:p>
       <w:r>
         <w:t>‘</w:t>
       </w:r>
-      <w:proofErr w:type="spellStart"/>
       <w:r>
         <w:rPr>
           <w:rFonts w:hint="eastAsia"/>
         </w:rPr>
         <w:t>한마루</w:t>
       </w:r>
-      <w:proofErr w:type="spellEnd"/>
       <w:r>
         <w:t>’</w:t>
       </w:r>
@@ -11877,21 +10937,7 @@
         <w:rPr>
           <w:rFonts w:hint="eastAsia"/>
         </w:rPr>
-        <w:t xml:space="preserve">한마루는 자신의 신분을 숨겨야 하는 곳이지만, 사고 당일 사고 현장에서 엄청난 령의 기운이 쏟아져 나왔고, 그녀가 </w:t>
-      </w:r>
-      <w:proofErr w:type="spellStart"/>
-      <w:r>
-        <w:rPr>
-          <w:rFonts w:hint="eastAsia"/>
-        </w:rPr>
-        <w:t>한마루</w:t>
-      </w:r>
-      <w:proofErr w:type="spellEnd"/>
-      <w:r>
-        <w:rPr>
-          <w:rFonts w:hint="eastAsia"/>
-        </w:rPr>
-        <w:t xml:space="preserve"> 소속이라는 것을 눈치챘다고 했다.</w:t>
+        <w:t>한마루는 자신의 신분을 숨겨야 하는 곳이지만, 사고 당일 사고 현장에서 엄청난 령의 기운이 쏟아져 나왔고, 그녀가 한마루 소속이라는 것을 눈치챘다고 했다.</w:t>
       </w:r>
     </w:p>
     <w:p>
@@ -11903,19 +10949,11 @@
       </w:r>
     </w:p>
     <w:p>
-      <w:proofErr w:type="spellStart"/>
-      <w:r>
-        <w:rPr>
-          <w:rFonts w:hint="eastAsia"/>
-        </w:rPr>
-        <w:t>한여울의</w:t>
-      </w:r>
-      <w:proofErr w:type="spellEnd"/>
-      <w:r>
-        <w:rPr>
-          <w:rFonts w:hint="eastAsia"/>
-        </w:rPr>
-        <w:t xml:space="preserve"> 핸드폰 메시지로 신탁이 내려왔다.</w:t>
+      <w:r>
+        <w:rPr>
+          <w:rFonts w:hint="eastAsia"/>
+        </w:rPr>
+        <w:t>한여울의 핸드폰 메시지로 신탁이 내려왔다.</w:t>
       </w:r>
     </w:p>
     <w:p>
@@ -12014,13 +11052,8 @@
           <w:numId w:val="6"/>
         </w:numPr>
       </w:pPr>
-      <w:proofErr w:type="spellStart"/>
-      <w:r>
-        <w:t>한여울</w:t>
-      </w:r>
-      <w:proofErr w:type="spellEnd"/>
-      <w:r>
-        <w:t xml:space="preserve"> 등장 </w:t>
+      <w:r>
+        <w:t xml:space="preserve">한여울 등장 </w:t>
       </w:r>
     </w:p>
     <w:p>
@@ -12036,6 +11069,7 @@
     </w:p>
     <w:p>
       <w:r>
+        <w:lastRenderedPageBreak/>
         <w:t>↓ 플레이어의 궁금증 생성</w:t>
       </w:r>
     </w:p>
@@ -12089,7 +11123,6 @@
         </w:numPr>
       </w:pPr>
       <w:r>
-        <w:lastRenderedPageBreak/>
         <w:t xml:space="preserve">여자친구는 한마루에서 무엇을 했는가? </w:t>
       </w:r>
     </w:p>
@@ -12274,7 +11307,6 @@
       </w:r>
     </w:p>
     <w:p>
-      <w:proofErr w:type="spellStart"/>
       <w:r>
         <w:rPr>
           <w:rFonts w:hint="eastAsia"/>
@@ -12283,7 +11315,6 @@
         </w:rPr>
         <w:t>차사</w:t>
       </w:r>
-      <w:proofErr w:type="spellEnd"/>
       <w:r>
         <w:rPr>
           <w:rFonts w:hint="eastAsia"/>
@@ -12389,59 +11420,12 @@
           <w:bCs/>
         </w:rPr>
       </w:pPr>
-      <w:proofErr w:type="spellStart"/>
-      <w:r>
-        <w:rPr>
-          <w:b/>
-          <w:bCs/>
-        </w:rPr>
-        <w:t>Phasmophobia</w:t>
-      </w:r>
-      <w:proofErr w:type="spellEnd"/>
-      <w:r>
-        <w:rPr>
-          <w:b/>
-          <w:bCs/>
-        </w:rPr>
-        <w:t xml:space="preserve"> </w:t>
-      </w:r>
-    </w:p>
-    <w:p>
-      <w:pPr>
-        <w:pStyle w:val="a6"/>
-        <w:numPr>
-          <w:ilvl w:val="0"/>
-          <w:numId w:val="4"/>
-        </w:numPr>
-        <w:rPr>
-          <w:b/>
-          <w:bCs/>
-        </w:rPr>
-      </w:pPr>
-      <w:hyperlink r:id="rId22" w:history="1">
-        <w:r>
-          <w:rPr>
-            <w:rStyle w:val="aa"/>
-            <w:b/>
-            <w:bCs/>
-          </w:rPr>
-          <w:t>나무위키</w:t>
-        </w:r>
-      </w:hyperlink>
-    </w:p>
-    <w:p>
-      <w:pPr>
-        <w:rPr>
-          <w:b/>
-          <w:bCs/>
-        </w:rPr>
-      </w:pPr>
-      <w:r>
-        <w:rPr>
-          <w:b/>
-          <w:bCs/>
-        </w:rPr>
-        <w:t>암행어사</w:t>
+      <w:r>
+        <w:rPr>
+          <w:b/>
+          <w:bCs/>
+        </w:rPr>
+        <w:t xml:space="preserve">Phasmophobia </w:t>
       </w:r>
     </w:p>
     <w:p>
@@ -12474,39 +11458,12 @@
           <w:bCs/>
         </w:rPr>
       </w:pPr>
-      <w:proofErr w:type="spellStart"/>
-      <w:r>
-        <w:rPr>
-          <w:rFonts w:hint="eastAsia"/>
-          <w:b/>
-          <w:bCs/>
-        </w:rPr>
-        <w:t>십이</w:t>
-      </w:r>
-      <w:r>
-        <w:rPr>
-          <w:rFonts w:hint="eastAsia"/>
-          <w:b/>
-          <w:bCs/>
-        </w:rPr>
-        <w:t>간</w:t>
-      </w:r>
-      <w:r>
-        <w:rPr>
-          <w:rFonts w:hint="eastAsia"/>
-          <w:b/>
-          <w:bCs/>
-        </w:rPr>
-        <w:t>지</w:t>
-      </w:r>
-      <w:proofErr w:type="spellEnd"/>
-      <w:r>
-        <w:rPr>
-          <w:rFonts w:hint="eastAsia"/>
-          <w:b/>
-          <w:bCs/>
-        </w:rPr>
-        <w:t xml:space="preserve"> </w:t>
+      <w:r>
+        <w:rPr>
+          <w:b/>
+          <w:bCs/>
+        </w:rPr>
+        <w:t>암행어사</w:t>
       </w:r>
     </w:p>
     <w:p>
@@ -12537,6 +11494,69 @@
         <w:rPr>
           <w:b/>
           <w:bCs/>
+        </w:rPr>
+      </w:pPr>
+      <w:r>
+        <w:rPr>
+          <w:rFonts w:hint="eastAsia"/>
+          <w:b/>
+          <w:bCs/>
+        </w:rPr>
+        <w:t>십이</w:t>
+      </w:r>
+      <w:r>
+        <w:rPr>
+          <w:rFonts w:hint="eastAsia"/>
+          <w:b/>
+          <w:bCs/>
+        </w:rPr>
+        <w:t>간</w:t>
+      </w:r>
+      <w:r>
+        <w:rPr>
+          <w:rFonts w:hint="eastAsia"/>
+          <w:b/>
+          <w:bCs/>
+        </w:rPr>
+        <w:t>지</w:t>
+      </w:r>
+      <w:r>
+        <w:rPr>
+          <w:rFonts w:hint="eastAsia"/>
+          <w:b/>
+          <w:bCs/>
+        </w:rPr>
+        <w:t xml:space="preserve"> </w:t>
+      </w:r>
+    </w:p>
+    <w:p>
+      <w:pPr>
+        <w:pStyle w:val="a6"/>
+        <w:numPr>
+          <w:ilvl w:val="0"/>
+          <w:numId w:val="4"/>
+        </w:numPr>
+        <w:rPr>
+          <w:b/>
+          <w:bCs/>
+        </w:rPr>
+      </w:pPr>
+      <w:hyperlink r:id="rId25" w:history="1">
+        <w:r>
+          <w:rPr>
+            <w:rStyle w:val="aa"/>
+            <w:b/>
+            <w:bCs/>
+          </w:rPr>
+          <w:t>나무위키</w:t>
+        </w:r>
+      </w:hyperlink>
+    </w:p>
+    <w:p>
+      <w:pPr>
+        <w:rPr>
+          <w:b/>
+          <w:bCs/>
           <w:sz w:val="20"/>
           <w:szCs w:val="21"/>
         </w:rPr>
@@ -12878,7 +11898,7 @@
     </w:p>
     <w:p/>
     <w:p>
-      <w:hyperlink r:id="rId25" w:history="1">
+      <w:hyperlink r:id="rId26" w:history="1">
         <w:r>
           <w:rPr>
             <w:rStyle w:val="aa"/>
@@ -12937,39 +11957,7 @@
           <w:sz w:val="16"/>
           <w:szCs w:val="18"/>
         </w:rPr>
-        <w:t xml:space="preserve">내가 여섯 살이었을 때, 『자연에 관한 진짜 </w:t>
-      </w:r>
-      <w:proofErr w:type="spellStart"/>
-      <w:r>
-        <w:rPr>
-          <w:sz w:val="16"/>
-          <w:szCs w:val="18"/>
-        </w:rPr>
-        <w:t>이야기』라는</w:t>
-      </w:r>
-      <w:proofErr w:type="spellEnd"/>
-      <w:r>
-        <w:rPr>
-          <w:sz w:val="16"/>
-          <w:szCs w:val="18"/>
-        </w:rPr>
-        <w:t xml:space="preserve"> 원시림에 관한 책에서 아주 멋진 그림을 본 적이 있다. 그것은 </w:t>
-      </w:r>
-      <w:proofErr w:type="spellStart"/>
-      <w:r>
-        <w:rPr>
-          <w:sz w:val="16"/>
-          <w:szCs w:val="18"/>
-        </w:rPr>
-        <w:t>보아뱀이</w:t>
-      </w:r>
-      <w:proofErr w:type="spellEnd"/>
-      <w:r>
-        <w:rPr>
-          <w:sz w:val="16"/>
-          <w:szCs w:val="18"/>
-        </w:rPr>
-        <w:t xml:space="preserve"> 어떤 동물을 삼키고 있는 모습이었다.</w:t>
+        <w:t>내가 여섯 살이었을 때, 『자연에 관한 진짜 이야기』라는 원시림에 관한 책에서 아주 멋진 그림을 본 적이 있다. 그것은 보아뱀이 어떤 동물을 삼키고 있는 모습이었다.</w:t>
       </w:r>
     </w:p>
     <w:p>
@@ -12999,23 +11987,7 @@
           <w:sz w:val="16"/>
           <w:szCs w:val="18"/>
         </w:rPr>
-        <w:t>“</w:t>
-      </w:r>
-      <w:proofErr w:type="spellStart"/>
-      <w:r>
-        <w:rPr>
-          <w:sz w:val="16"/>
-          <w:szCs w:val="18"/>
-        </w:rPr>
-        <w:t>보아뱀은</w:t>
-      </w:r>
-      <w:proofErr w:type="spellEnd"/>
-      <w:r>
-        <w:rPr>
-          <w:sz w:val="16"/>
-          <w:szCs w:val="18"/>
-        </w:rPr>
-        <w:t xml:space="preserve"> 먹이를 씹지 않고 통째로 삼킨다. 그리고 나면 움직일 수 없게 되어, 소화에 필요한 6개월 동안 잠을 잔다.”</w:t>
+        <w:t>“보아뱀은 먹이를 씹지 않고 통째로 삼킨다. 그리고 나면 움직일 수 없게 되어, 소화에 필요한 6개월 동안 잠을 잔다.”</w:t>
       </w:r>
     </w:p>
     <w:p>
@@ -13115,79 +12087,29 @@
           <w:sz w:val="16"/>
           <w:szCs w:val="18"/>
         </w:rPr>
-        <w:t xml:space="preserve">코끼리를 삼키고 소화시키고 있는 </w:t>
-      </w:r>
-      <w:proofErr w:type="spellStart"/>
-      <w:r>
-        <w:rPr>
-          <w:b/>
-          <w:bCs/>
-          <w:sz w:val="16"/>
-          <w:szCs w:val="18"/>
-        </w:rPr>
-        <w:t>보아뱀</w:t>
-      </w:r>
-      <w:r>
-        <w:rPr>
-          <w:sz w:val="16"/>
-          <w:szCs w:val="18"/>
-        </w:rPr>
-        <w:t>을</w:t>
-      </w:r>
-      <w:proofErr w:type="spellEnd"/>
-      <w:r>
-        <w:rPr>
-          <w:sz w:val="16"/>
-          <w:szCs w:val="18"/>
-        </w:rPr>
-        <w:t xml:space="preserve"> 그린 것이었다.</w:t>
-      </w:r>
-    </w:p>
-    <w:p>
-      <w:pPr>
-        <w:rPr>
-          <w:sz w:val="16"/>
-          <w:szCs w:val="18"/>
-        </w:rPr>
-      </w:pPr>
-      <w:r>
-        <w:rPr>
-          <w:sz w:val="16"/>
-          <w:szCs w:val="18"/>
-        </w:rPr>
-        <w:t xml:space="preserve">어른들이 그걸 이해하지 못하자, 나는 </w:t>
-      </w:r>
-      <w:proofErr w:type="spellStart"/>
-      <w:r>
-        <w:rPr>
-          <w:sz w:val="16"/>
-          <w:szCs w:val="18"/>
-        </w:rPr>
-        <w:t>보아뱀의</w:t>
-      </w:r>
-      <w:proofErr w:type="spellEnd"/>
-      <w:r>
-        <w:rPr>
-          <w:sz w:val="16"/>
-          <w:szCs w:val="18"/>
-        </w:rPr>
-        <w:t xml:space="preserve"> 속을 그린 그림을 하나 더 그렸다. 그래야 어른들이 좀 더 분명하게 이해할 수 있을 것 같았다. 어른들은 언제나 설명을 </w:t>
-      </w:r>
-      <w:proofErr w:type="spellStart"/>
-      <w:r>
-        <w:rPr>
-          <w:sz w:val="16"/>
-          <w:szCs w:val="18"/>
-        </w:rPr>
-        <w:t>해줘야만</w:t>
-      </w:r>
-      <w:proofErr w:type="spellEnd"/>
-      <w:r>
-        <w:rPr>
-          <w:sz w:val="16"/>
-          <w:szCs w:val="18"/>
-        </w:rPr>
-        <w:t xml:space="preserve"> 이해한다.</w:t>
+        <w:t>코끼리를 삼키고 소화시키고 있는 보아뱀</w:t>
+      </w:r>
+      <w:r>
+        <w:rPr>
+          <w:sz w:val="16"/>
+          <w:szCs w:val="18"/>
+        </w:rPr>
+        <w:t>을 그린 것이었다.</w:t>
+      </w:r>
+    </w:p>
+    <w:p>
+      <w:pPr>
+        <w:rPr>
+          <w:sz w:val="16"/>
+          <w:szCs w:val="18"/>
+        </w:rPr>
+      </w:pPr>
+      <w:r>
+        <w:rPr>
+          <w:sz w:val="16"/>
+          <w:szCs w:val="18"/>
+        </w:rPr>
+        <w:t>어른들이 그걸 이해하지 못하자, 나는 보아뱀의 속을 그린 그림을 하나 더 그렸다. 그래야 어른들이 좀 더 분명하게 이해할 수 있을 것 같았다. 어른들은 언제나 설명을 해줘야만 이해한다.</w:t>
       </w:r>
     </w:p>
     <w:p>
@@ -13233,23 +12155,7 @@
           <w:sz w:val="16"/>
           <w:szCs w:val="18"/>
         </w:rPr>
-        <w:t xml:space="preserve">그런데 어른들은 이번에도 내게 </w:t>
-      </w:r>
-      <w:proofErr w:type="spellStart"/>
-      <w:r>
-        <w:rPr>
-          <w:sz w:val="16"/>
-          <w:szCs w:val="18"/>
-        </w:rPr>
-        <w:t>보아뱀</w:t>
-      </w:r>
-      <w:proofErr w:type="spellEnd"/>
-      <w:r>
-        <w:rPr>
-          <w:sz w:val="16"/>
-          <w:szCs w:val="18"/>
-        </w:rPr>
-        <w:t xml:space="preserve"> 그림은 안팎 어느 쪽이든 그만 그리고, 대신 지리, 역사, 산수, 문법을 공부하라고 충고했다.</w:t>
+        <w:t>그런데 어른들은 이번에도 내게 보아뱀 그림은 안팎 어느 쪽이든 그만 그리고, 대신 지리, 역사, 산수, 문법을 공부하라고 충고했다.</w:t>
       </w:r>
     </w:p>
     <w:p>
@@ -13392,54 +12298,22 @@
           <w:sz w:val="16"/>
           <w:szCs w:val="18"/>
         </w:rPr>
-        <w:t xml:space="preserve">“그건 </w:t>
-      </w:r>
-      <w:proofErr w:type="spellStart"/>
-      <w:r>
-        <w:rPr>
-          <w:sz w:val="16"/>
-          <w:szCs w:val="18"/>
-        </w:rPr>
-        <w:t>모자잖아</w:t>
-      </w:r>
-      <w:proofErr w:type="spellEnd"/>
-      <w:r>
-        <w:rPr>
-          <w:sz w:val="16"/>
-          <w:szCs w:val="18"/>
-        </w:rPr>
-        <w:t>.”</w:t>
-      </w:r>
-    </w:p>
-    <w:p>
-      <w:pPr>
-        <w:rPr>
-          <w:sz w:val="16"/>
-          <w:szCs w:val="18"/>
-        </w:rPr>
-      </w:pPr>
-      <w:r>
-        <w:rPr>
-          <w:sz w:val="16"/>
-          <w:szCs w:val="18"/>
-        </w:rPr>
-        <w:t xml:space="preserve">그러면 나는 그 사람에게 더 이상 </w:t>
-      </w:r>
-      <w:proofErr w:type="spellStart"/>
-      <w:r>
-        <w:rPr>
-          <w:sz w:val="16"/>
-          <w:szCs w:val="18"/>
-        </w:rPr>
-        <w:t>보아뱀이나</w:t>
-      </w:r>
-      <w:proofErr w:type="spellEnd"/>
-      <w:r>
-        <w:rPr>
-          <w:sz w:val="16"/>
-          <w:szCs w:val="18"/>
-        </w:rPr>
-        <w:t xml:space="preserve"> 원시림이나 별에 대해서 이야기하지 않았다.</w:t>
+        <w:t>“그건 모자잖아.”</w:t>
+      </w:r>
+    </w:p>
+    <w:p>
+      <w:pPr>
+        <w:rPr>
+          <w:sz w:val="16"/>
+          <w:szCs w:val="18"/>
+        </w:rPr>
+      </w:pPr>
+      <w:r>
+        <w:rPr>
+          <w:sz w:val="16"/>
+          <w:szCs w:val="18"/>
+        </w:rPr>
+        <w:t>그러면 나는 그 사람에게 더 이상 보아뱀이나 원시림이나 별에 대해서 이야기하지 않았다.</w:t>
       </w:r>
     </w:p>
     <w:p>
@@ -13602,23 +12476,7 @@
           <w:sz w:val="16"/>
           <w:szCs w:val="18"/>
         </w:rPr>
-        <w:t xml:space="preserve">그런데 그런 내가 다음 날 아침, 이상하고 작은 목소리에 잠에서 깨어났을 때 얼마나 </w:t>
-      </w:r>
-      <w:proofErr w:type="spellStart"/>
-      <w:r>
-        <w:rPr>
-          <w:sz w:val="16"/>
-          <w:szCs w:val="18"/>
-        </w:rPr>
-        <w:t>놀랐을지</w:t>
-      </w:r>
-      <w:proofErr w:type="spellEnd"/>
-      <w:r>
-        <w:rPr>
-          <w:sz w:val="16"/>
-          <w:szCs w:val="18"/>
-        </w:rPr>
-        <w:t xml:space="preserve"> 상상해 보라.</w:t>
+        <w:t>그런데 그런 내가 다음 날 아침, 이상하고 작은 목소리에 잠에서 깨어났을 때 얼마나 놀랐을지 상상해 보라.</w:t>
       </w:r>
     </w:p>
     <w:p>
@@ -13754,23 +12612,7 @@
           <w:sz w:val="16"/>
           <w:szCs w:val="18"/>
         </w:rPr>
-        <w:t xml:space="preserve">어른들이 내가 여섯 살 때 화가가 되는 꿈을 꺾어 버렸고, 그 뒤로 나는 </w:t>
-      </w:r>
-      <w:proofErr w:type="spellStart"/>
-      <w:r>
-        <w:rPr>
-          <w:sz w:val="16"/>
-          <w:szCs w:val="18"/>
-        </w:rPr>
-        <w:t>보아뱀을</w:t>
-      </w:r>
-      <w:proofErr w:type="spellEnd"/>
-      <w:r>
-        <w:rPr>
-          <w:sz w:val="16"/>
-          <w:szCs w:val="18"/>
-        </w:rPr>
-        <w:t xml:space="preserve"> 겉에서 그린 그림과 속에서 그린 그림 말고는 아무것도 제대로 그리는 법을 배우지 못했으니까.</w:t>
+        <w:t>어른들이 내가 여섯 살 때 화가가 되는 꿈을 꺾어 버렸고, 그 뒤로 나는 보아뱀을 겉에서 그린 그림과 속에서 그린 그림 말고는 아무것도 제대로 그리는 법을 배우지 못했으니까.</w:t>
       </w:r>
     </w:p>
     <w:p>
@@ -13935,23 +12777,7 @@
           <w:sz w:val="16"/>
           <w:szCs w:val="18"/>
         </w:rPr>
-        <w:t xml:space="preserve">사람이 사는 </w:t>
-      </w:r>
-      <w:proofErr w:type="spellStart"/>
-      <w:r>
-        <w:rPr>
-          <w:sz w:val="16"/>
-          <w:szCs w:val="18"/>
-        </w:rPr>
-        <w:t>곳이라고는</w:t>
-      </w:r>
-      <w:proofErr w:type="spellEnd"/>
-      <w:r>
-        <w:rPr>
-          <w:sz w:val="16"/>
-          <w:szCs w:val="18"/>
-        </w:rPr>
-        <w:t xml:space="preserve"> 아무것도 없는 곳에서 죽을지도 모르는 상황이었지만, 나는 종이 한 장과 만년필을 꺼냈다.</w:t>
+        <w:t>사람이 사는 곳이라고는 아무것도 없는 곳에서 죽을지도 모르는 상황이었지만, 나는 종이 한 장과 만년필을 꺼냈다.</w:t>
       </w:r>
     </w:p>
     <w:p>
@@ -14056,23 +12882,7 @@
           <w:sz w:val="16"/>
           <w:szCs w:val="18"/>
         </w:rPr>
-        <w:t xml:space="preserve">그래서 나는 예전에 그렸던 두 그림 중 하나를 그려 주었다. 바로 </w:t>
-      </w:r>
-      <w:proofErr w:type="spellStart"/>
-      <w:r>
-        <w:rPr>
-          <w:sz w:val="16"/>
-          <w:szCs w:val="18"/>
-        </w:rPr>
-        <w:t>보아뱀을</w:t>
-      </w:r>
-      <w:proofErr w:type="spellEnd"/>
-      <w:r>
-        <w:rPr>
-          <w:sz w:val="16"/>
-          <w:szCs w:val="18"/>
-        </w:rPr>
-        <w:t xml:space="preserve"> 겉에서 본 그림이었다.</w:t>
+        <w:t>그래서 나는 예전에 그렸던 두 그림 중 하나를 그려 주었다. 바로 보아뱀을 겉에서 본 그림이었다.</w:t>
       </w:r>
     </w:p>
     <w:p>
@@ -14102,39 +12912,7 @@
           <w:sz w:val="16"/>
           <w:szCs w:val="18"/>
         </w:rPr>
-        <w:t xml:space="preserve">“아니, 아니, 아니야! </w:t>
-      </w:r>
-      <w:proofErr w:type="spellStart"/>
-      <w:r>
-        <w:rPr>
-          <w:sz w:val="16"/>
-          <w:szCs w:val="18"/>
-        </w:rPr>
-        <w:t>보아뱀</w:t>
-      </w:r>
-      <w:proofErr w:type="spellEnd"/>
-      <w:r>
-        <w:rPr>
-          <w:sz w:val="16"/>
-          <w:szCs w:val="18"/>
-        </w:rPr>
-        <w:t xml:space="preserve"> 속에 들어 있는 코끼리는 싫어. </w:t>
-      </w:r>
-      <w:proofErr w:type="spellStart"/>
-      <w:r>
-        <w:rPr>
-          <w:sz w:val="16"/>
-          <w:szCs w:val="18"/>
-        </w:rPr>
-        <w:t>보아뱀은</w:t>
-      </w:r>
-      <w:proofErr w:type="spellEnd"/>
-      <w:r>
-        <w:rPr>
-          <w:sz w:val="16"/>
-          <w:szCs w:val="18"/>
-        </w:rPr>
-        <w:t xml:space="preserve"> 아주 위험한 동물이고 코끼리는 너무 크고 무거워. 내가 사는 곳은 모든 게 아주 작아. 내가 필요한 건 양이야. 양 한 마리 그려 줘.”</w:t>
+        <w:t>“아니, 아니, 아니야! 보아뱀 속에 들어 있는 코끼리는 싫어. 보아뱀은 아주 위험한 동물이고 코끼리는 너무 크고 무거워. 내가 사는 곳은 모든 게 아주 작아. 내가 필요한 건 양이야. 양 한 마리 그려 줘.”</w:t>
       </w:r>
     </w:p>
     <w:p>
@@ -14479,7 +13257,7 @@
       </w:pPr>
     </w:p>
     <w:sectPr>
-      <w:footerReference w:type="default" r:id="rId26"/>
+      <w:footerReference w:type="default" r:id="rId27"/>
       <w:pgSz w:w="11906" w:h="16838"/>
       <w:pgMar w:top="1701" w:right="1440" w:bottom="1440" w:left="1440" w:header="851" w:footer="992" w:gutter="0"/>
       <w:cols w:space="425"/>
@@ -16357,6 +15135,7 @@
   <w:style w:type="character" w:default="1" w:styleId="a0">
     <w:name w:val="Default Paragraph Font"/>
     <w:uiPriority w:val="1"/>
+    <w:semiHidden/>
     <w:unhideWhenUsed/>
   </w:style>
   <w:style w:type="table" w:default="1" w:styleId="a1">
